--- a/Chandler Constitutional Law Vault/Article/packet-2026-05-30/01-Article.docx
+++ b/Chandler Constitutional Law Vault/Article/packet-2026-05-30/01-Article.docx
@@ -48,7 +48,7 @@
         <w:pStyle w:val="FirstParagraph"/>
       </w:pPr>
       <w:r>
-        <w:t xml:space="preserve">Law professors accumulate course-specific knowledge that rarely leaves the filing cabinet: syllabi, class notes, hypotheticals, case annotations, doctrinal explanations, and hard-won judgment about where students stumble. This article argues that generative AI, combined with structured source materials, Obsidian-style markdown notes, build-time linking to verified legal sources, and iterative expert review, can convert that dispersed archive into a navigable, cross-linked course knowledge system that students can browse. The contribution is the method, not the artifact. A constitutional-law knowledge system, built from one professor’s Con Law I materials and published as a reviewed static website, serves as the case study that makes the method concrete. The pipeline runs from source files to typed markdown notes to a deployed site, governed by per-phase rubrics, a running lessons file, and a forced-finding verification pass adapted from the iterative loops now common in software. The system is a reviewed static site, not a chatbot or conversational tutor; professorial judgment remains in the loop at every stage, and the design keeps that judgment reusable, inspectable, and publishable. The article reports cost and labor honestly and declines to claim learning gains: it measures how the system was built and what it cost, not whether students performed better, a question it marks for separate study. It also bounds its own generality, treating constitutional law as one well-suited base case rather than proof that every doctrinal course will transfer cleanly. The method is offered as replicable by faculty whose courses carry similar archives.</w:t>
+        <w:t xml:space="preserve">Law professors accumulate course-specific knowledge that rarely leaves the filing cabinet: syllabi, class notes, hypotheticals, case annotations, doctrinal explanations, and hard-won judgment about where students stumble. This article argues that generative AI, combined with structured source materials, Obsidian-style markdown notes, build-time linking to verified legal sources, and iterative expert review, can convert that dispersed archive into a navigable, cross-linked course knowledge system that students can browse. The contribution is the method, not the artifact. A constitutional-law knowledge system, built from one professor’s Con Law I materials and published as a review-ready static website, serves as the case study that makes the method concrete. The pipeline runs from source files to typed markdown notes to a deployed site, governed by per-phase rubrics, a running lessons file, and a forced-finding verification pass adapted from the iterative loops now common in software. The architecture is a review-ready static site, not a chatbot or conversational tutor; professorial judgment is the designed gatekeeper at every stage, and the published snapshot is offered as review-ready rather than as individually professor-approved, a posture that keeps that judgment reusable, inspectable, and publishable. The article reports cost and labor honestly and declines to claim learning gains: it measures how the system was built and what it cost, not whether students performed better, a question it marks for separate study. It also bounds its own generality, treating constitutional law as one well-suited base case rather than proof that every doctrinal course will transfer cleanly. The method is offered as replicable by faculty whose courses carry similar archives.</w:t>
       </w:r>
     </w:p>
     <w:p>
@@ -126,7 +126,7 @@
         <w:pStyle w:val="BodyText"/>
       </w:pPr>
       <w:r>
-        <w:t xml:space="preserve">The article is not the announcement of an AI teaching assistant, and it is not a chatbot placed in front of students. The case study is a reviewed static website, not a conversational agent, and that architectural choice carries the article’s later argument about risk.</w:t>
+        <w:t xml:space="preserve">The article is not the announcement of an AI teaching assistant, and it is not a chatbot placed in front of students. The case study is a review-ready static website, not a conversational agent, and that architectural choice carries the article’s later argument about risk.</w:t>
       </w:r>
       <w:r>
         <w:rPr>
@@ -484,7 +484,7 @@
         <w:t xml:space="preserve"> </w:t>
       </w:r>
       <w:r>
-        <w:t xml:space="preserve">What carries over from that meta-review is its evidentiary standard, which this article meets by disclaiming learning-outcomes gains and cataloguing risks in Section XII; what does not carry over is the chatbot-tutor and adaptive-system intervention setting it surveys, because the case study here is a reviewed static publication that places no model in front of the student.</w:t>
+        <w:t xml:space="preserve">What carries over from that meta-review is its evidentiary standard, which this article meets by disclaiming learning-outcomes gains and cataloguing risks in Section XII; what does not carry over is the chatbot-tutor and adaptive-system intervention setting it surveys, because the case study here is a review-ready static publication that places no model in front of the student.</w:t>
       </w:r>
     </w:p>
     <w:bookmarkEnd w:id="40"/>
@@ -526,7 +526,7 @@
         <w:t xml:space="preserve"> </w:t>
       </w:r>
       <w:r>
-        <w:t xml:space="preserve">The form is a real precedent; what is new is applying it to a doctrinal course under source verification and professorial review rather than to a writer’s private notes. The third family comprises the alternatives the article distinguishes elsewhere: the runtime AI tutor (Section X), the open casebook (Section XIII), and the autonomous build loop (Section VII). Across all three the distinguishing commitments hold constant. Accuracy is a property of a reviewed static artifact rather than of a model answering at the moment of the query; the judgment preserved is one identified professor’s rather than a commercial or crowd aggregate; and the navigational graph grows from a personal teaching archive rather than from a casebook’s linear sequence or a machine-reasoning legal ontology. Section III walks the deployed instance where those three commitments (accuracy, single-professor judgment, and the personal teaching archive) take physical form.</w:t>
+        <w:t xml:space="preserve">The form is a real precedent; what is new is applying it to a doctrinal course under source verification and professorial review rather than to a writer’s private notes. The third family comprises the alternatives the article distinguishes elsewhere: the runtime AI tutor (Section X), the open casebook (Section XIII), and the autonomous build loop (Section VII). Across all three the distinguishing commitments hold constant. Accuracy is a property of a review-ready static artifact rather than of a model answering at the moment of the query; the judgment preserved is one identified professor’s rather than a commercial or crowd aggregate; and the navigational graph grows from a personal teaching archive rather than from a casebook’s linear sequence or a machine-reasoning legal ontology. Section III walks the deployed instance where those three commitments (accuracy, single-professor judgment, and the personal teaching archive) take physical form.</w:t>
       </w:r>
     </w:p>
     <w:bookmarkEnd w:id="43"/>
@@ -759,7 +759,7 @@
         <w:t xml:space="preserve"> </w:t>
       </w:r>
       <w:r>
-        <w:t xml:space="preserve">modern limit cases; a Hypothetical Applications block and a How-to-Spot-on-an-Exam framework close the doctrinal scaffolding; and a four-paragraph Critique surveys the progressive, originalist, institutional, and synthesis readings. Every test is attributed, every case in the arc is linkable, every paragraph is exam-relevant.</w:t>
+        <w:t xml:space="preserve">modern limit cases; a Hypothetical Applications block and a How-to-Spot-on-an-Exam framework close the doctrinal scaffolding; and a four-paragraph Critique surveys the progressive, originalist, institutional, and synthesis readings. Every test is attributed, every case in the arc is linkable, every paragraph is exam-relevant. The Overview, Governing Rule block, and Key Cases table are the minimum surfaces that establish Topic-page utility; the comparison matrix, Hypothetical Applications block, How-to-Spot framework, and four-paragraph Critique are extensions the maintenance rotation builds out over multiple iterations as Section VII describes.</w:t>
       </w:r>
     </w:p>
     <w:bookmarkEnd w:id="53"/>
@@ -1231,7 +1231,20 @@
         <w:t xml:space="preserve"> </w:t>
       </w:r>
       <w:r>
-        <w:t xml:space="preserve">A student using the deployed Constitutional Law I vault opens an index, opens a destination page, follows wiki-links across the Topic-Case-Lecture graph, and reads prose that the maintenance rotation produced and verified. Whatever the student would have asked a chatbot, the student instead finds, by navigating to where the relevant doctrine already lives. The trade-off is real: a chatbot can answer a question whose wording the student already knows; the static site requires the student to find the doctrinal neighborhood first. What transfers from the chatbot-tutor literature is the general value of curriculum-grounded retrieval for students seeking authoritative course material, not the conversational implementation surface; the vault adopts the curriculum-grounding insight in a static-publication form. The deployed artifact does not talk, listen, or respond; the student is the actor whose verbs carry the experience. Section XII develops the architectural-choice and risk-profile sides of the contrast, including the different hallucination surfaces and the different audit affordances that the static-site posture entails. Section III walks the user-experience side first so the reader sees what the case study is before the article argues why the choice was made.</w:t>
+        <w:t xml:space="preserve">A student using the deployed Constitutional Law I vault opens an index, opens a destination page, follows wiki-links across the Topic-Case-Lecture graph, and reads prose that the maintenance rotation produced and verified. Whatever the student would have asked a chatbot, the student instead finds, by navigating to where the relevant doctrine is presented as a Topic-page synthesis, a synthesis distinct from the student’s own derivation work. The trade-off is real: a chatbot can answer a question whose wording the student already knows; the static site requires the student to find the doctrinal neighborhood first. What transfers from the chatbot-tutor literature, the broader Intelligent Tutoring Systems and Adaptive Systems and Personalisation categories Bond’s typology codes (</w:t>
+      </w:r>
+      <w:r>
+        <w:rPr>
+          <w:i/>
+          <w:iCs/>
+        </w:rPr>
+        <w:t xml:space="preserve">see supra</w:t>
+      </w:r>
+      <w:r>
+        <w:t xml:space="preserve"> </w:t>
+      </w:r>
+      <w:r>
+        <w:t xml:space="preserve">Section XI note 153), is the general value of curriculum-grounded retrieval for students seeking authoritative course material, not the conversational implementation surface; the vault adopts the curriculum-grounding insight in a static-publication form. The deployed artifact does not talk, listen, or respond; the student is the actor whose verbs carry the experience. Section XII develops the architectural-choice and risk-profile sides of the contrast, including the different hallucination surfaces and the different audit affordances that the static-site posture entails. Section III walks the user-experience side first so the reader sees what the case study is before the article argues why the choice was made.</w:t>
       </w:r>
     </w:p>
     <w:bookmarkEnd w:id="67"/>
@@ -1307,7 +1320,7 @@
         <w:t xml:space="preserve"> </w:t>
       </w:r>
       <w:r>
-        <w:t xml:space="preserve">The published wiki on Netlify is a static, reviewed website rather than a chatbot or conversational tutor, a distinction Section XII’s risk argument returns to.</w:t>
+        <w:t xml:space="preserve">The published wiki on Netlify is a review-ready static website rather than a chatbot or conversational tutor, a distinction Section XII’s risk argument returns to.</w:t>
       </w:r>
       <w:r>
         <w:rPr>
@@ -1599,7 +1612,7 @@
         <w:pStyle w:val="BodyText"/>
       </w:pPr>
       <w:r>
-        <w:t xml:space="preserve">This article does not claim that casebook excerpts were ingested as input to the vault; that question remains open at the time of writing.</w:t>
+        <w:t xml:space="preserve">The corpus is the professor’s own course materials. The author’s understanding, subject to Professor Chandler’s confirmation, is that no casebook excerpts were ingested as input to the vault; the course files described above were authored or assembled by Professor Chandler rather than drawn from an assigned casebook.</w:t>
       </w:r>
       <w:r>
         <w:rPr>
@@ -1611,19 +1624,13 @@
         <w:t xml:space="preserve"> </w:t>
       </w:r>
       <w:r>
-        <w:t xml:space="preserve">For the same reason, this article does not claim that student work, including prior exam answers, office-hours notes, or LMS posts, was used as training input.</w:t>
+        <w:t xml:space="preserve">On the same understanding, no student assessment or submitted work was ingested as input; the only third-party-authored content in the corpus is review-session materials prepared by teaching assistants, which are teaching aids rather than student work, and which the privacy and authorship discussion in Section XII addresses on that narrower footing.</w:t>
       </w:r>
       <w:r>
         <w:rPr>
           <w:rStyle w:val="FootnoteReference"/>
         </w:rPr>
         <w:footnoteReference w:id="85"/>
-      </w:r>
-      <w:r>
-        <w:t xml:space="preserve"> </w:t>
-      </w:r>
-      <w:r>
-        <w:t xml:space="preserve">The privacy framing in Section XII depends on whichever way each question lands.</w:t>
       </w:r>
     </w:p>
     <w:bookmarkEnd w:id="86"/>
@@ -2869,7 +2876,7 @@
         <w:t xml:space="preserve"> </w:t>
       </w:r>
       <w:r>
-        <w:t xml:space="preserve">re-check of Frankfurter’s actual language and produced the rewrite. Two iteration stories broaden the failure-mode coverage from quotation-text errors to doctrinal-characterization errors. The forced-finding architecture responds to the AI-in-higher-education field’s call for increased ethics, collaboration, and rigour. The meta-review naming that call surveys chatbot-tutor and adaptive-system interventions rather than reviewed static publications, yet the field-level evidentiary standard it sets applies here too.</w:t>
+        <w:t xml:space="preserve">re-check of Frankfurter’s actual language and produced the rewrite. Two iteration stories broaden the failure-mode coverage from quotation-text errors to doctrinal-characterization errors. The forced-finding architecture responds to the AI-in-higher-education field’s call for increased ethics, collaboration, and rigour. The meta-review naming that call surveys chatbot-tutor and adaptive-system interventions rather than review-ready static publications, yet the field-level evidentiary standard it sets applies here too.</w:t>
       </w:r>
       <w:r>
         <w:rPr>
@@ -3103,7 +3110,7 @@
     </w:p>
     <w:bookmarkEnd w:id="154"/>
     <w:bookmarkEnd w:id="155"/>
-    <w:bookmarkStart w:id="176" w:name="viii.-from-vault-to-website"/>
+    <w:bookmarkStart w:id="177" w:name="viii.-from-vault-to-website"/>
     <w:p>
       <w:pPr>
         <w:pStyle w:val="Heading1"/>
@@ -3112,7 +3119,7 @@
         <w:t xml:space="preserve">VIII. From Vault to Website</w:t>
       </w:r>
     </w:p>
-    <w:bookmarkStart w:id="158" w:name="a.-what-the-deployed-site-is"/>
+    <w:bookmarkStart w:id="159" w:name="a.-what-the-deployed-site-is"/>
     <w:p>
       <w:pPr>
         <w:pStyle w:val="Heading2"/>
@@ -3146,9 +3153,21 @@
         </w:rPr>
         <w:footnoteReference w:id="157"/>
       </w:r>
-    </w:p>
-    <w:bookmarkEnd w:id="158"/>
-    <w:bookmarkStart w:id="163" w:name="Xf400cf0107b1f65b0b33a50a01b63a10d28340c"/>
+      <w:r>
+        <w:t xml:space="preserve"> </w:t>
+      </w:r>
+      <w:r>
+        <w:t xml:space="preserve">One disclosure belongs at the top of this section, because it controls the architectural claim that follows: the May 2026 snapshot pages were published as review-ready drafts rather than as individually professor-approved pages. The build pipeline and the deploy-phase entry guard are the design that makes professorial review possible at a single inspectable build-time checkpoint, but a build-time review of the 198-page snapshot at the gating-actor level the workflow contemplates had not been completed when those pages went live, and the article does not claim it had.</w:t>
+      </w:r>
+      <w:r>
+        <w:rPr>
+          <w:rStyle w:val="FootnoteReference"/>
+        </w:rPr>
+        <w:footnoteReference w:id="158"/>
+      </w:r>
+    </w:p>
+    <w:bookmarkEnd w:id="159"/>
+    <w:bookmarkStart w:id="164" w:name="Xf400cf0107b1f65b0b33a50a01b63a10d28340c"/>
     <w:p>
       <w:pPr>
         <w:pStyle w:val="Heading2"/>
@@ -3216,7 +3235,7 @@
         <w:rPr>
           <w:rStyle w:val="FootnoteReference"/>
         </w:rPr>
-        <w:footnoteReference w:id="159"/>
+        <w:footnoteReference w:id="160"/>
       </w:r>
       <w:r>
         <w:t xml:space="preserve"> </w:t>
@@ -3309,7 +3328,7 @@
         <w:rPr>
           <w:rStyle w:val="FootnoteReference"/>
         </w:rPr>
-        <w:footnoteReference w:id="160"/>
+        <w:footnoteReference w:id="161"/>
       </w:r>
       <w:r>
         <w:t xml:space="preserve"> </w:t>
@@ -3348,7 +3367,7 @@
         <w:rPr>
           <w:rStyle w:val="FootnoteReference"/>
         </w:rPr>
-        <w:footnoteReference w:id="161"/>
+        <w:footnoteReference w:id="162"/>
       </w:r>
       <w:r>
         <w:t xml:space="preserve"> </w:t>
@@ -3360,11 +3379,11 @@
         <w:rPr>
           <w:rStyle w:val="FootnoteReference"/>
         </w:rPr>
-        <w:footnoteReference w:id="162"/>
-      </w:r>
-    </w:p>
-    <w:bookmarkEnd w:id="163"/>
-    <w:bookmarkStart w:id="168" w:name="Xe33d988b22d8703718649d81304e204249b69be"/>
+        <w:footnoteReference w:id="163"/>
+      </w:r>
+    </w:p>
+    <w:bookmarkEnd w:id="164"/>
+    <w:bookmarkStart w:id="169" w:name="Xe33d988b22d8703718649d81304e204249b69be"/>
     <w:p>
       <w:pPr>
         <w:pStyle w:val="Heading2"/>
@@ -3384,7 +3403,7 @@
         <w:rPr>
           <w:rStyle w:val="FootnoteReference"/>
         </w:rPr>
-        <w:footnoteReference w:id="164"/>
+        <w:footnoteReference w:id="165"/>
       </w:r>
       <w:r>
         <w:t xml:space="preserve"> </w:t>
@@ -3426,7 +3445,7 @@
         <w:rPr>
           <w:rStyle w:val="FootnoteReference"/>
         </w:rPr>
-        <w:footnoteReference w:id="165"/>
+        <w:footnoteReference w:id="166"/>
       </w:r>
       <w:r>
         <w:t xml:space="preserve"> </w:t>
@@ -3438,7 +3457,7 @@
         <w:rPr>
           <w:rStyle w:val="FootnoteReference"/>
         </w:rPr>
-        <w:footnoteReference w:id="166"/>
+        <w:footnoteReference w:id="167"/>
       </w:r>
       <w:r>
         <w:t xml:space="preserve"> </w:t>
@@ -3481,11 +3500,11 @@
         <w:rPr>
           <w:rStyle w:val="FootnoteReference"/>
         </w:rPr>
-        <w:footnoteReference w:id="167"/>
-      </w:r>
-    </w:p>
-    <w:bookmarkEnd w:id="168"/>
-    <w:bookmarkStart w:id="172" w:name="Xdaf9cf4c1297897427db58ca75657a41de2b34a"/>
+        <w:footnoteReference w:id="168"/>
+      </w:r>
+    </w:p>
+    <w:bookmarkEnd w:id="169"/>
+    <w:bookmarkStart w:id="173" w:name="Xdaf9cf4c1297897427db58ca75657a41de2b34a"/>
     <w:p>
       <w:pPr>
         <w:pStyle w:val="Heading2"/>
@@ -3532,13 +3551,13 @@
         <w:rPr>
           <w:rStyle w:val="FootnoteReference"/>
         </w:rPr>
-        <w:footnoteReference w:id="169"/>
-      </w:r>
-      <w:r>
-        <w:t xml:space="preserve"> </w:t>
-      </w:r>
-      <w:r>
-        <w:t xml:space="preserve">A reader can click from a brief to the original slide deck or annotated opinion it was built from; the auditable-input commitment pairs with the auditable-output commitment of a reviewed static page. Every run also begins with Step 0, which pulls submissions from the Netlify</w:t>
+        <w:footnoteReference w:id="170"/>
+      </w:r>
+      <w:r>
+        <w:t xml:space="preserve"> </w:t>
+      </w:r>
+      <w:r>
+        <w:t xml:space="preserve">A reader can click from a brief to the original slide deck or annotated opinion it was built from; the auditable-input commitment pairs with the auditable-output commitment of a review-ready static page whose contents are fixed at build time and inspectable as published. Every run also begins with Step 0, which pulls submissions from the Netlify</w:t>
       </w:r>
       <w:r>
         <w:t xml:space="preserve"> </w:t>
@@ -3574,7 +3593,7 @@
         <w:rPr>
           <w:rStyle w:val="FootnoteReference"/>
         </w:rPr>
-        <w:footnoteReference w:id="170"/>
+        <w:footnoteReference w:id="171"/>
       </w:r>
       <w:r>
         <w:t xml:space="preserve"> </w:t>
@@ -3586,17 +3605,17 @@
         <w:rPr>
           <w:rStyle w:val="FootnoteReference"/>
         </w:rPr>
-        <w:footnoteReference w:id="171"/>
-      </w:r>
-    </w:p>
-    <w:bookmarkEnd w:id="172"/>
-    <w:bookmarkStart w:id="175" w:name="e.-static-site-not-chatbot"/>
+        <w:footnoteReference w:id="172"/>
+      </w:r>
+    </w:p>
+    <w:bookmarkEnd w:id="173"/>
+    <w:bookmarkStart w:id="176" w:name="e.-review-ready-static-site-not-chatbot"/>
     <w:p>
       <w:pPr>
         <w:pStyle w:val="Heading2"/>
       </w:pPr>
       <w:r>
-        <w:t xml:space="preserve">E. Static site, not chatbot</w:t>
+        <w:t xml:space="preserve">E. Review-ready static site, not chatbot</w:t>
       </w:r>
     </w:p>
     <w:p>
@@ -3604,19 +3623,7 @@
         <w:pStyle w:val="FirstParagraph"/>
       </w:pPr>
       <w:r>
-        <w:t xml:space="preserve">Section VIII’s most load-bearing claim is the architectural one: the case study is a reviewed static site, not a chatbot.</w:t>
-      </w:r>
-      <w:r>
-        <w:rPr>
-          <w:rStyle w:val="FootnoteReference"/>
-        </w:rPr>
-        <w:footnoteReference w:id="173"/>
-      </w:r>
-      <w:r>
-        <w:t xml:space="preserve"> </w:t>
-      </w:r>
-      <w:r>
-        <w:t xml:space="preserve">No LLM sits in the request path. The published page is a stable HTML and JSON artifact, written and verified by the rotation phases at publish time and served by the CDN without further model inference; risk lives in the build pipeline where Verify can catch it and the Deploy entry guard can hold it back, not in the response a student gets when opening a page. Section XII develops this contrast against contemporaneous chatbot architectures and the Magesh hallucination findings.</w:t>
+        <w:t xml:space="preserve">Section VIII’s most load-bearing claim is the architectural one: the case study is a review-ready static site, not a chatbot.</w:t>
       </w:r>
       <w:r>
         <w:rPr>
@@ -3624,10 +3631,22 @@
         </w:rPr>
         <w:footnoteReference w:id="174"/>
       </w:r>
-    </w:p>
-    <w:bookmarkEnd w:id="175"/>
+      <w:r>
+        <w:t xml:space="preserve"> </w:t>
+      </w:r>
+      <w:r>
+        <w:t xml:space="preserve">No LLM sits in the request path. The published page is a stable HTML and JSON artifact, produced by the rotation phases at publish time and served by the CDN without further model inference; the architecture relocates risk from a model’s response at the moment of student inquiry to an inspectable build-time checkpoint at which the rotation phases and the professor are the designed reviewers. The article makes no claim that the May 2026 snapshot pages received that individual review before they went live, only that the architecture and the deploy entry guard are what make the review possible and what hold a failed-verify build back from publication. Section XII develops this contrast against contemporaneous chatbot architectures and the Magesh hallucination findings.</w:t>
+      </w:r>
+      <w:r>
+        <w:rPr>
+          <w:rStyle w:val="FootnoteReference"/>
+        </w:rPr>
+        <w:footnoteReference w:id="175"/>
+      </w:r>
+    </w:p>
     <w:bookmarkEnd w:id="176"/>
-    <w:bookmarkStart w:id="198" w:name="ix.-cost-and-labor-the-honest-accounting"/>
+    <w:bookmarkEnd w:id="177"/>
+    <w:bookmarkStart w:id="197" w:name="ix.-cost-and-labor-the-honest-accounting"/>
     <w:p>
       <w:pPr>
         <w:pStyle w:val="Heading1"/>
@@ -3636,13 +3655,13 @@
         <w:t xml:space="preserve">IX. Cost and Labor: The Honest Accounting</w:t>
       </w:r>
     </w:p>
-    <w:bookmarkStart w:id="181" w:name="a.-the-accounting-the-article-promised"/>
+    <w:bookmarkStart w:id="181" w:name="a.-the-cost-the-case-study-can-claim"/>
     <w:p>
       <w:pPr>
         <w:pStyle w:val="Heading2"/>
       </w:pPr>
       <w:r>
-        <w:t xml:space="preserve">A. The accounting the article promised</w:t>
+        <w:t xml:space="preserve">A. The cost the case study can claim</w:t>
       </w:r>
     </w:p>
     <w:p>
@@ -3650,16 +3669,7 @@
         <w:pStyle w:val="FirstParagraph"/>
       </w:pPr>
       <w:r>
-        <w:t xml:space="preserve">An honest cost-and-labor table is essential for a method paper of this kind: without one, the cost arguments throughout Sections III, VIII, and IX read as unfalsifiable. The existing record’s single anchored figure, about sixty percent of weekly Claude usage consumed to reach the 198-page progress snapshot, does not split by phase, by labor category, or by dollar count.</w:t>
-      </w:r>
-      <w:r>
-        <w:rPr>
-          <w:rStyle w:val="FootnoteReference"/>
-        </w:rPr>
-        <w:footnoteReference w:id="177"/>
-      </w:r>
-      <w:r>
-        <w:t xml:space="preserve"> </w:t>
+        <w:t xml:space="preserve">An honest cost-and-labor table is essential for a method paper: without one, the architectural claims in Sections III, VIII, and X read as unfalsifiable. The case study is the vault, so the costs Section IX reports are the vault’s, not this article’s; the article-writing loop that produced this paper was a comparable scheduled-task system whose log lives in a companion note.</w:t>
       </w:r>
       <w:r>
         <w:rPr>
@@ -3671,9 +3681,6 @@
         <w:t xml:space="preserve"> </w:t>
       </w:r>
       <w:r>
-        <w:t xml:space="preserve">Section IX reports the column set the article loop’s per-tick cost log instruments (phase, ticks logged, and words generated in new or changed prose) and frames the two columns the earlier accounting promised but the log does not capture as scope rather than capture-pending.</w:t>
-      </w:r>
-      <w:r>
         <w:rPr>
           <w:rStyle w:val="FootnoteReference"/>
         </w:rPr>
@@ -3683,6 +3690,9 @@
         <w:t xml:space="preserve"> </w:t>
       </w:r>
       <w:r>
+        <w:t xml:space="preserve">The vault’s record supports a counted tick total over a counted calendar window with a counted deliverable, and it does not support a compute-hours or dollar figure; what follows reports the column the record instruments and names what it does not.</w:t>
+      </w:r>
+      <w:r>
         <w:rPr>
           <w:rStyle w:val="FootnoteReference"/>
         </w:rPr>
@@ -3690,13 +3700,13 @@
       </w:r>
     </w:p>
     <w:bookmarkEnd w:id="181"/>
-    <w:bookmarkStart w:id="185" w:name="X10641186e959d373cfaf9ace54b09ae7a6ee259"/>
+    <w:bookmarkStart w:id="184" w:name="X0cf24f59257381fdcf3c17fe455dc3806f101af"/>
     <w:p>
       <w:pPr>
         <w:pStyle w:val="Heading2"/>
       </w:pPr>
       <w:r>
-        <w:t xml:space="preserve">B. Hosting cost: bounded under normal operation, blocked when credits exhaust</w:t>
+        <w:t xml:space="preserve">B. Deploy cost: bounded under normal operation, blocked when credits exhaust</w:t>
       </w:r>
     </w:p>
     <w:p>
@@ -3724,24 +3734,15 @@
         </w:rPr>
         <w:footnoteReference w:id="183"/>
       </w:r>
-      <w:r>
-        <w:t xml:space="preserve"> </w:t>
-      </w:r>
-      <w:r>
-        <w:rPr>
-          <w:rStyle w:val="FootnoteReference"/>
-        </w:rPr>
-        <w:footnoteReference w:id="184"/>
-      </w:r>
-    </w:p>
-    <w:bookmarkEnd w:id="185"/>
-    <w:bookmarkStart w:id="189" w:name="c.-wall-clock-and-cadence-anchors"/>
+    </w:p>
+    <w:bookmarkEnd w:id="184"/>
+    <w:bookmarkStart w:id="188" w:name="X7992617c36e87605d3ed9347df6d05e52f24c81"/>
     <w:p>
       <w:pPr>
         <w:pStyle w:val="Heading2"/>
       </w:pPr>
       <w:r>
-        <w:t xml:space="preserve">C. Wall-clock and cadence anchors</w:t>
+        <w:t xml:space="preserve">C. What the vault’s run log counts and what it does not</w:t>
       </w:r>
     </w:p>
     <w:p>
@@ -3749,7 +3750,19 @@
         <w:pStyle w:val="FirstParagraph"/>
       </w:pPr>
       <w:r>
-        <w:t xml:space="preserve">Wall-clock and cadence figures anchor the per-tick line. The fast-deploy script completes in approximately six seconds and fits inside the forty-five-second sandbox cap; the clean CLI-path deploy on the 205-page corpus logs approximately sixteen seconds build plus approximately eight seconds upload; the Step 3.5 verification budget runs approximately ten to fifteen seconds across the three sub-checks (page sample, search sanity probe, source-materials sample).</w:t>
+        <w:t xml:space="preserve">The vault scheduled task logs one line per run to its run-scores log. Across the snapshot window of April 16 to May 8, 2026 (twenty-two calendar days), the log records 255 runs, distributed by phase as ingest 35, enrich 24, expand 29, synthesize 30, lint 34, verify 34, consolidate 10, and deploy 59.</w:t>
+      </w:r>
+      <w:r>
+        <w:rPr>
+          <w:rStyle w:val="FootnoteReference"/>
+        </w:rPr>
+        <w:footnoteReference w:id="185"/>
+      </w:r>
+      <w:r>
+        <w:t xml:space="preserve"> </w:t>
+      </w:r>
+      <w:r>
+        <w:t xml:space="preserve">The deliverable at the end of the window is 198 pages at approximately ninety-two percent coverage of the doctrinal scope: 92 case briefs, 27 doctrinal topic pages, and 79 lecture summaries.</w:t>
       </w:r>
       <w:r>
         <w:rPr>
@@ -3761,7 +3774,7 @@
         <w:t xml:space="preserve"> </w:t>
       </w:r>
       <w:r>
-        <w:t xml:space="preserve">The full deploy-phase wall-clock floor reads approximately twenty to forty seconds end-to-end depending on which upload path the run takes. The vault scheduled task fires every thirty minutes with an Ingest budget of three to five files per run, and the article scheduled task fires every two hours, observable in the rolling build-narrative entry timestamps.</w:t>
+        <w:t xml:space="preserve">The log does not record the cost most readers want to see: only six of the 255 runs carry a wall-clock field, and none carry token counts or a price. Section IX therefore reports no compute-hours and no dollar figure, and frames the absence as a structural property of the logging system rather than a defect to be repaired.</w:t>
       </w:r>
       <w:r>
         <w:rPr>
@@ -3769,37 +3782,9 @@
         </w:rPr>
         <w:footnoteReference w:id="187"/>
       </w:r>
-      <w:r>
-        <w:t xml:space="preserve"> </w:t>
-      </w:r>
-      <w:r>
-        <w:t xml:space="preserve">The vault Ingest cap is ten files per tick across new files and Step 8 backfills (fifteen when Steps 1 through 7 produce nothing), enforced by a</w:t>
-      </w:r>
-      <w:r>
-        <w:t xml:space="preserve"> </w:t>
-      </w:r>
-      <w:r>
-        <w:rPr>
-          <w:i/>
-          <w:iCs/>
-        </w:rPr>
-        <w:t xml:space="preserve">scope_discipline</w:t>
-      </w:r>
-      <w:r>
-        <w:t xml:space="preserve"> </w:t>
-      </w:r>
-      <w:r>
-        <w:t xml:space="preserve">score of zero when crossed.</w:t>
-      </w:r>
-      <w:r>
-        <w:rPr>
-          <w:rStyle w:val="FootnoteReference"/>
-        </w:rPr>
-        <w:footnoteReference w:id="188"/>
-      </w:r>
-    </w:p>
-    <w:bookmarkEnd w:id="189"/>
-    <w:bookmarkStart w:id="192" w:name="Xd992c0671c15a04b44a62e2ca9aaa46fb024920"/>
+    </w:p>
+    <w:bookmarkEnd w:id="188"/>
+    <w:bookmarkStart w:id="191" w:name="Xd992c0671c15a04b44a62e2ca9aaa46fb024920"/>
     <w:p>
       <w:pPr>
         <w:pStyle w:val="Heading2"/>
@@ -3819,23 +3804,23 @@
         <w:rPr>
           <w:rStyle w:val="FootnoteReference"/>
         </w:rPr>
+        <w:footnoteReference w:id="189"/>
+      </w:r>
+      <w:r>
+        <w:t xml:space="preserve"> </w:t>
+      </w:r>
+      <w:r>
+        <w:t xml:space="preserve">The cross-rubric-reading prohibition is explicit, because cross-rubric loading creates conflicting incentives. The load policy makes one tick of one phase a predictable unit of work, but the predictability does not become a token bill without instrumentation neither scheduled task carries.</w:t>
+      </w:r>
+      <w:r>
+        <w:rPr>
+          <w:rStyle w:val="FootnoteReference"/>
+        </w:rPr>
         <w:footnoteReference w:id="190"/>
       </w:r>
-      <w:r>
-        <w:t xml:space="preserve"> </w:t>
-      </w:r>
-      <w:r>
-        <w:t xml:space="preserve">The same architectural property runs in the vault scheduled task per its own runbook and tiered-loading guidance. The cross-rubric-reading prohibition is explicit, because cross-rubric loading creates conflicting incentives. The load policy makes one tick of one phase a predictable unit of the per-phase aggregation Table 9.1 reports.</w:t>
-      </w:r>
-      <w:r>
-        <w:rPr>
-          <w:rStyle w:val="FootnoteReference"/>
-        </w:rPr>
-        <w:footnoteReference w:id="191"/>
-      </w:r>
-    </w:p>
-    <w:bookmarkEnd w:id="192"/>
-    <w:bookmarkStart w:id="197" w:name="X21efc3bb27a820eae91a646a27b0f3913e1ad30"/>
+    </w:p>
+    <w:bookmarkEnd w:id="191"/>
+    <w:bookmarkStart w:id="196" w:name="X21efc3bb27a820eae91a646a27b0f3913e1ad30"/>
     <w:p>
       <w:pPr>
         <w:pStyle w:val="Heading2"/>
@@ -3849,19 +3834,19 @@
         <w:pStyle w:val="FirstParagraph"/>
       </w:pPr>
       <w:r>
-        <w:t xml:space="preserve">The four labor categories map cleanly to the system’s own phases.</w:t>
-      </w:r>
-      <w:r>
-        <w:rPr>
-          <w:rStyle w:val="FootnoteReference"/>
-        </w:rPr>
-        <w:footnoteReference w:id="193"/>
-      </w:r>
-      <w:r>
-        <w:t xml:space="preserve"> </w:t>
-      </w:r>
-      <w:r>
-        <w:t xml:space="preserve">Ingest maps to the vault Ingest phase and the Article Harvest phase. Prompt tuning maps to the per-tick rubric-and-lessons work the author does offline, plus the Article Outline and Cite work that builds each phase’s prompt commitments. Review maps to the per-tick scorecard reads, the periodic lessons-consolidation sweep, and the Verify-phase forced-finding adversarial pass. Debugging maps to the per-tick pending-issue resolution work and the multi-tick pending-issue lifecycle the system carries across rotations.</w:t>
+        <w:t xml:space="preserve">The four labor categories map cleanly to the vault’s own phases.</w:t>
+      </w:r>
+      <w:r>
+        <w:rPr>
+          <w:rStyle w:val="FootnoteReference"/>
+        </w:rPr>
+        <w:footnoteReference w:id="192"/>
+      </w:r>
+      <w:r>
+        <w:t xml:space="preserve"> </w:t>
+      </w:r>
+      <w:r>
+        <w:t xml:space="preserve">Ingest maps to the vault Ingest phase. Prompt tuning maps to the per-tick rubric-and-lessons work the author performs offline, plus the synthesize and consolidate phases that build each iteration’s prompt commitments. Review maps to the per-tick scorecard reads, the periodic lessons-consolidation sweep, and the vault’s verify phase. Debugging maps to the per-tick pending-issue resolution work and the multi-tick pending-issue lifecycle the scheduled task carries across rotations.</w:t>
       </w:r>
     </w:p>
     <w:p>
@@ -3873,25 +3858,13 @@
           <w:b/>
           <w:bCs/>
         </w:rPr>
-        <w:t xml:space="preserve">Table 9.1. Article-loop ticks by phase, runs 66 to 329</w:t>
-      </w:r>
-      <w:r>
-        <w:t xml:space="preserve"> </w:t>
-      </w:r>
-      <w:r>
-        <w:t xml:space="preserve">(source:</w:t>
-      </w:r>
-      <w:r>
-        <w:t xml:space="preserve"> </w:t>
-      </w:r>
-      <w:r>
-        <w:rPr>
-          <w:rStyle w:val="VerbatimChar"/>
-        </w:rPr>
-        <w:t xml:space="preserve">manuscript/cost-log.jsonl</w:t>
-      </w:r>
-      <w:r>
-        <w:t xml:space="preserve">).</w:t>
+        <w:t xml:space="preserve">Table 9.1. Vault-construction ticks by phase, April 16 to May 8, 2026</w:t>
+      </w:r>
+      <w:r>
+        <w:t xml:space="preserve"> </w:t>
+      </w:r>
+      <w:r>
+        <w:t xml:space="preserve">(source: the vault scheduled task’s run-scores log).</w:t>
       </w:r>
     </w:p>
     <w:tbl>
@@ -3901,9 +3874,8 @@
         <w:tblLook w:firstRow="1" w:lastRow="0" w:firstColumn="0" w:lastColumn="0" w:noHBand="0" w:noVBand="0" w:val="0020"/>
       </w:tblPr>
       <w:tblGrid>
-        <w:gridCol w:w="2640"/>
-        <w:gridCol w:w="2640"/>
-        <w:gridCol w:w="2640"/>
+        <w:gridCol w:w="3960"/>
+        <w:gridCol w:w="3960"/>
       </w:tblGrid>
       <w:tr>
         <w:trPr>
@@ -3932,6 +3904,19 @@
             </w:r>
           </w:p>
         </w:tc>
+      </w:tr>
+      <w:tr>
+        <w:tc>
+          <w:tcPr/>
+          <w:p>
+            <w:pPr>
+              <w:pStyle w:val="Compact"/>
+            </w:pPr>
+            <w:r>
+              <w:t xml:space="preserve">Ingest</w:t>
+            </w:r>
+          </w:p>
+        </w:tc>
         <w:tc>
           <w:tcPr/>
           <w:p>
@@ -3940,7 +3925,7 @@
               <w:jc w:val="right"/>
             </w:pPr>
             <w:r>
-              <w:t xml:space="preserve">Words generated</w:t>
+              <w:t xml:space="preserve">35</w:t>
             </w:r>
           </w:p>
         </w:tc>
@@ -3953,7 +3938,7 @@
               <w:pStyle w:val="Compact"/>
             </w:pPr>
             <w:r>
-              <w:t xml:space="preserve">Harvest</w:t>
+              <w:t xml:space="preserve">Enrich</w:t>
             </w:r>
           </w:p>
         </w:tc>
@@ -3965,19 +3950,7 @@
               <w:jc w:val="right"/>
             </w:pPr>
             <w:r>
-              <w:t xml:space="preserve">36</w:t>
-            </w:r>
-          </w:p>
-        </w:tc>
-        <w:tc>
-          <w:tcPr/>
-          <w:p>
-            <w:pPr>
-              <w:pStyle w:val="Compact"/>
-              <w:jc w:val="right"/>
-            </w:pPr>
-            <w:r>
-              <w:t xml:space="preserve">26,909</w:t>
+              <w:t xml:space="preserve">24</w:t>
             </w:r>
           </w:p>
         </w:tc>
@@ -3990,7 +3963,7 @@
               <w:pStyle w:val="Compact"/>
             </w:pPr>
             <w:r>
-              <w:t xml:space="preserve">Outline</w:t>
+              <w:t xml:space="preserve">Expand</w:t>
             </w:r>
           </w:p>
         </w:tc>
@@ -4002,19 +3975,7 @@
               <w:jc w:val="right"/>
             </w:pPr>
             <w:r>
-              <w:t xml:space="preserve">25</w:t>
-            </w:r>
-          </w:p>
-        </w:tc>
-        <w:tc>
-          <w:tcPr/>
-          <w:p>
-            <w:pPr>
-              <w:pStyle w:val="Compact"/>
-              <w:jc w:val="right"/>
-            </w:pPr>
-            <w:r>
-              <w:t xml:space="preserve">15,066</w:t>
+              <w:t xml:space="preserve">29</w:t>
             </w:r>
           </w:p>
         </w:tc>
@@ -4027,7 +3988,7 @@
               <w:pStyle w:val="Compact"/>
             </w:pPr>
             <w:r>
-              <w:t xml:space="preserve">Draft</w:t>
+              <w:t xml:space="preserve">Synthesize</w:t>
             </w:r>
           </w:p>
         </w:tc>
@@ -4039,19 +4000,7 @@
               <w:jc w:val="right"/>
             </w:pPr>
             <w:r>
-              <w:t xml:space="preserve">38</w:t>
-            </w:r>
-          </w:p>
-        </w:tc>
-        <w:tc>
-          <w:tcPr/>
-          <w:p>
-            <w:pPr>
-              <w:pStyle w:val="Compact"/>
-              <w:jc w:val="right"/>
-            </w:pPr>
-            <w:r>
-              <w:t xml:space="preserve">19,032</w:t>
+              <w:t xml:space="preserve">30</w:t>
             </w:r>
           </w:p>
         </w:tc>
@@ -4064,7 +4013,7 @@
               <w:pStyle w:val="Compact"/>
             </w:pPr>
             <w:r>
-              <w:t xml:space="preserve">Cite</w:t>
+              <w:t xml:space="preserve">Lint</w:t>
             </w:r>
           </w:p>
         </w:tc>
@@ -4076,93 +4025,7 @@
               <w:jc w:val="right"/>
             </w:pPr>
             <w:r>
-              <w:t xml:space="preserve">40</w:t>
-            </w:r>
-          </w:p>
-        </w:tc>
-        <w:tc>
-          <w:tcPr/>
-          <w:p>
-            <w:pPr>
-              <w:pStyle w:val="Compact"/>
-              <w:jc w:val="right"/>
-            </w:pPr>
-            <w:r>
-              <w:t xml:space="preserve">13,512</w:t>
-            </w:r>
-          </w:p>
-        </w:tc>
-      </w:tr>
-      <w:tr>
-        <w:tc>
-          <w:tcPr/>
-          <w:p>
-            <w:pPr>
-              <w:pStyle w:val="Compact"/>
-            </w:pPr>
-            <w:r>
-              <w:t xml:space="preserve">Polish</w:t>
-            </w:r>
-          </w:p>
-        </w:tc>
-        <w:tc>
-          <w:tcPr/>
-          <w:p>
-            <w:pPr>
-              <w:pStyle w:val="Compact"/>
-              <w:jc w:val="right"/>
-            </w:pPr>
-            <w:r>
-              <w:t xml:space="preserve">37</w:t>
-            </w:r>
-          </w:p>
-        </w:tc>
-        <w:tc>
-          <w:tcPr/>
-          <w:p>
-            <w:pPr>
-              <w:pStyle w:val="Compact"/>
-              <w:jc w:val="right"/>
-            </w:pPr>
-            <w:r>
-              <w:t xml:space="preserve">15,533</w:t>
-            </w:r>
-          </w:p>
-        </w:tc>
-      </w:tr>
-      <w:tr>
-        <w:tc>
-          <w:tcPr/>
-          <w:p>
-            <w:pPr>
-              <w:pStyle w:val="Compact"/>
-            </w:pPr>
-            <w:r>
-              <w:t xml:space="preserve">Stitch</w:t>
-            </w:r>
-          </w:p>
-        </w:tc>
-        <w:tc>
-          <w:tcPr/>
-          <w:p>
-            <w:pPr>
-              <w:pStyle w:val="Compact"/>
-              <w:jc w:val="right"/>
-            </w:pPr>
-            <w:r>
-              <w:t xml:space="preserve">38</w:t>
-            </w:r>
-          </w:p>
-        </w:tc>
-        <w:tc>
-          <w:tcPr/>
-          <w:p>
-            <w:pPr>
-              <w:pStyle w:val="Compact"/>
-              <w:jc w:val="right"/>
-            </w:pPr>
-            <w:r>
-              <w:t xml:space="preserve">25,883</w:t>
+              <w:t xml:space="preserve">34</w:t>
             </w:r>
           </w:p>
         </w:tc>
@@ -4187,7 +4050,20 @@
               <w:jc w:val="right"/>
             </w:pPr>
             <w:r>
-              <w:t xml:space="preserve">50</w:t>
+              <w:t xml:space="preserve">34</w:t>
+            </w:r>
+          </w:p>
+        </w:tc>
+      </w:tr>
+      <w:tr>
+        <w:tc>
+          <w:tcPr/>
+          <w:p>
+            <w:pPr>
+              <w:pStyle w:val="Compact"/>
+            </w:pPr>
+            <w:r>
+              <w:t xml:space="preserve">Consolidate</w:t>
             </w:r>
           </w:p>
         </w:tc>
@@ -4199,7 +4075,32 @@
               <w:jc w:val="right"/>
             </w:pPr>
             <w:r>
-              <w:t xml:space="preserve">135,132</w:t>
+              <w:t xml:space="preserve">10</w:t>
+            </w:r>
+          </w:p>
+        </w:tc>
+      </w:tr>
+      <w:tr>
+        <w:tc>
+          <w:tcPr/>
+          <w:p>
+            <w:pPr>
+              <w:pStyle w:val="Compact"/>
+            </w:pPr>
+            <w:r>
+              <w:t xml:space="preserve">Deploy</w:t>
+            </w:r>
+          </w:p>
+        </w:tc>
+        <w:tc>
+          <w:tcPr/>
+          <w:p>
+            <w:pPr>
+              <w:pStyle w:val="Compact"/>
+              <w:jc w:val="right"/>
+            </w:pPr>
+            <w:r>
+              <w:t xml:space="preserve">59</w:t>
             </w:r>
           </w:p>
         </w:tc>
@@ -4232,23 +4133,7 @@
                 <w:b/>
                 <w:bCs/>
               </w:rPr>
-              <w:t xml:space="preserve">264</w:t>
-            </w:r>
-          </w:p>
-        </w:tc>
-        <w:tc>
-          <w:tcPr/>
-          <w:p>
-            <w:pPr>
-              <w:pStyle w:val="Compact"/>
-              <w:jc w:val="right"/>
-            </w:pPr>
-            <w:r>
-              <w:rPr>
-                <w:b/>
-                <w:bCs/>
-              </w:rPr>
-              <w:t xml:space="preserve">251,067</w:t>
+              <w:t xml:space="preserve">255</w:t>
             </w:r>
           </w:p>
         </w:tc>
@@ -4259,7 +4144,19 @@
         <w:pStyle w:val="BodyText"/>
       </w:pPr>
       <w:r>
-        <w:t xml:space="preserve">Verify out-produces every other phase because words-generated counts every new or changed prose unit each tick wrote, including verify-findings and build-narrative entries, not only main-text prose. Three downstream cost-line consumers forward-reference this owning table: Section IV’s ingest line, Section VIII’s deploy line, and Section VII’s iteration line.</w:t>
+        <w:t xml:space="preserve">The deploy row is the honest outlier: a substantial fraction of the fifty-nine deploy ticks were absorbed by the credit-block pattern named at IX.B, an expense the run log records and an email estimate would have hidden.</w:t>
+      </w:r>
+      <w:r>
+        <w:rPr>
+          <w:rStyle w:val="FootnoteReference"/>
+        </w:rPr>
+        <w:footnoteReference w:id="193"/>
+      </w:r>
+      <w:r>
+        <w:t xml:space="preserve"> </w:t>
+      </w:r>
+      <w:r>
+        <w:t xml:space="preserve">Three downstream cost-line consumers forward-reference this owning table: Section IV’s ingest line, Section VIII’s deploy line, and Section VII’s iteration line.</w:t>
       </w:r>
       <w:r>
         <w:rPr>
@@ -4271,7 +4168,7 @@
         <w:t xml:space="preserve"> </w:t>
       </w:r>
       <w:r>
-        <w:t xml:space="preserve">The master table delivers the columns the cost log instruments; two omissions are scope rather than items owed. Per-tick token-level model spend is not recorded by either the article-loop log or the vault-construction logs,</w:t>
+        <w:t xml:space="preserve">The master table delivers the column the run log instruments; two omissions are scope rather than items owed. Per-tick token-level model spend is not recorded, and a person-hours backfill across the four labor categories is not loggable by a system that records only its own runs.</w:t>
       </w:r>
       <w:r>
         <w:rPr>
@@ -4283,24 +4180,12 @@
         <w:t xml:space="preserve"> </w:t>
       </w:r>
       <w:r>
-        <w:t xml:space="preserve">and a person-hours backfill across the four labor categories is not loggable by a system that records only its own runs.</w:t>
-      </w:r>
-      <w:r>
-        <w:rPr>
-          <w:rStyle w:val="FootnoteReference"/>
-        </w:rPr>
-        <w:footnoteReference w:id="196"/>
-      </w:r>
-      <w:r>
-        <w:t xml:space="preserve"> </w:t>
-      </w:r>
-      <w:r>
-        <w:t xml:space="preserve">External pricing lookups for Anthropic API pricing, Netlify tier pricing, and metered MCP service prices remain deferred to a later citation pass.</w:t>
-      </w:r>
-    </w:p>
+        <w:t xml:space="preserve">External pricing lookups for Netlify and metered MCP services remain deferred to a later Cite pass.</w:t>
+      </w:r>
+    </w:p>
+    <w:bookmarkEnd w:id="196"/>
     <w:bookmarkEnd w:id="197"/>
-    <w:bookmarkEnd w:id="198"/>
-    <w:bookmarkStart w:id="221" w:name="X3747b8c137410eeb46108e8c04843f78dc43c66"/>
+    <w:bookmarkStart w:id="220" w:name="X3747b8c137410eeb46108e8c04843f78dc43c66"/>
     <w:p>
       <w:pPr>
         <w:pStyle w:val="Heading1"/>
@@ -4309,7 +4194,7 @@
         <w:t xml:space="preserve">X. Generalization Beyond Constitutional Law</w:t>
       </w:r>
     </w:p>
-    <w:bookmarkStart w:id="202" w:name="a.-the-case-study-as-an-instance"/>
+    <w:bookmarkStart w:id="201" w:name="a.-the-case-study-as-an-instance"/>
     <w:p>
       <w:pPr>
         <w:pStyle w:val="Heading2"/>
@@ -4329,13 +4214,25 @@
         <w:rPr>
           <w:rStyle w:val="FootnoteReference"/>
         </w:rPr>
+        <w:footnoteReference w:id="198"/>
+      </w:r>
+      <w:r>
+        <w:t xml:space="preserve"> </w:t>
+      </w:r>
+      <w:r>
+        <w:t xml:space="preserve">The case study is bounded on purpose: a single professor’s Constitutional Law I course, taught in a single semester, covering the structural constitution rather than the full subject.</w:t>
+      </w:r>
+      <w:r>
+        <w:rPr>
+          <w:rStyle w:val="FootnoteReference"/>
+        </w:rPr>
         <w:footnoteReference w:id="199"/>
       </w:r>
       <w:r>
         <w:t xml:space="preserve"> </w:t>
       </w:r>
       <w:r>
-        <w:t xml:space="preserve">The case study is bounded on purpose: a single professor’s Constitutional Law I course, taught in a single semester, covering the structural constitution rather than the full subject.</w:t>
+        <w:t xml:space="preserve">This section separates what would carry to another doctrinal course from what would not. The claim is not that every law-school course should become a vault. It is narrower. A course built around decided cases and the doctrines they generate has an archive shaped much like the one described here. The same method can convert that archive into a course knowledge system that students browse and that a successor instructor can inherit and extend. In any course, that browsable system reaches only students who have web access, a usable device, and the digital fluency to navigate it, a precondition Section XII takes up rather than one this section resolves. Stated as a method rather than as a finished artifact, the contribution is reusable in a way a single website is not: a method can be run again on a different corpus, while a finished site can only be admired or copied. The legal-education reform canon treats teaching method, not any single course’s finished materials, as the unit of pedagogical contribution capable of traveling across doctrinal courses.</w:t>
       </w:r>
       <w:r>
         <w:rPr>
@@ -4343,21 +4240,9 @@
         </w:rPr>
         <w:footnoteReference w:id="200"/>
       </w:r>
-      <w:r>
-        <w:t xml:space="preserve"> </w:t>
-      </w:r>
-      <w:r>
-        <w:t xml:space="preserve">This section separates what would carry to another doctrinal course from what would not. The claim is not that every law-school course should become a vault. It is narrower. A course built around decided cases and the doctrines they generate has an archive shaped much like the one described here. The same method can convert that archive into a course knowledge system that students browse and that a successor instructor can inherit and extend. In any course, that browsable system reaches only students who have web access, a usable device, and the digital fluency to navigate it, a precondition Section XII takes up rather than one this section resolves. Stated as a method rather than as a finished artifact, the contribution is reusable in a way a single website is not: a method can be run again on a different corpus, while a finished site can only be admired or copied. The legal-education reform canon treats teaching method, not any single course’s finished materials, as the unit of pedagogical contribution capable of traveling across doctrinal courses.</w:t>
-      </w:r>
-      <w:r>
-        <w:rPr>
-          <w:rStyle w:val="FootnoteReference"/>
-        </w:rPr>
-        <w:footnoteReference w:id="201"/>
-      </w:r>
-    </w:p>
-    <w:bookmarkEnd w:id="202"/>
-    <w:bookmarkStart w:id="209" w:name="Xa123e3c4683d3b1efe32852d45535a8420740b4"/>
+    </w:p>
+    <w:bookmarkEnd w:id="201"/>
+    <w:bookmarkStart w:id="208" w:name="Xa123e3c4683d3b1efe32852d45535a8420740b4"/>
     <w:p>
       <w:pPr>
         <w:pStyle w:val="Heading2"/>
@@ -4377,21 +4262,33 @@
         <w:rPr>
           <w:rStyle w:val="FootnoteReference"/>
         </w:rPr>
+        <w:footnoteReference w:id="202"/>
+      </w:r>
+      <w:r>
+        <w:t xml:space="preserve"> </w:t>
+      </w:r>
+      <w:r>
+        <w:t xml:space="preserve">The nine-section case brief the vault enforces is the standard law-school brief rather than a constitutional-law artifact; a torts or contracts course briefs its cases in the same Facts, Holding, and Analysis shape that the 1L case-method curriculum trains students to read and produce.</w:t>
+      </w:r>
+      <w:r>
+        <w:rPr>
+          <w:rStyle w:val="FootnoteReference"/>
+        </w:rPr>
         <w:footnoteReference w:id="203"/>
       </w:r>
       <w:r>
-        <w:t xml:space="preserve"> </w:t>
-      </w:r>
-      <w:r>
-        <w:t xml:space="preserve">The nine-section case brief the vault enforces is the standard law-school brief rather than a constitutional-law artifact; a torts or contracts course briefs its cases in the same Facts, Holding, and Analysis shape that the 1L case-method curriculum trains students to read and produce.</w:t>
-      </w:r>
-      <w:r>
         <w:rPr>
           <w:rStyle w:val="FootnoteReference"/>
         </w:rPr>
         <w:footnoteReference w:id="204"/>
       </w:r>
       <w:r>
+        <w:t xml:space="preserve"> </w:t>
+      </w:r>
+      <w:r>
+        <w:t xml:space="preserve">The typed frontmatter that makes each page machine-readable is likewise course-agnostic in form.</w:t>
+      </w:r>
+      <w:r>
         <w:rPr>
           <w:rStyle w:val="FootnoteReference"/>
         </w:rPr>
@@ -4401,7 +4298,7 @@
         <w:t xml:space="preserve"> </w:t>
       </w:r>
       <w:r>
-        <w:t xml:space="preserve">The typed frontmatter that makes each page machine-readable is likewise course-agnostic in form.</w:t>
+        <w:t xml:space="preserve">Only the values are particular. The field that sorts each case into one of four doctrinal families is filled with constitutional-law families, and a torts vault would name negligence, intentional torts, and strict liability in their place.</w:t>
       </w:r>
       <w:r>
         <w:rPr>
@@ -4413,7 +4310,7 @@
         <w:t xml:space="preserve"> </w:t>
       </w:r>
       <w:r>
-        <w:t xml:space="preserve">Only the values are particular. The field that sorts each case into one of four doctrinal families is filled with constitutional-law families, and a torts vault would name negligence, intentional torts, and strict liability in their place.</w:t>
+        <w:t xml:space="preserve">The synthesis layer generalizes in the same way. A doctrine page that gathers every case and class session touching a single doctrine into one governing-rule-and-development narrative is a form that any doctrinal course needs, even though the doctrines it gathers differ from course to course.</w:t>
       </w:r>
       <w:r>
         <w:rPr>
@@ -4425,23 +4322,11 @@
         <w:t xml:space="preserve"> </w:t>
       </w:r>
       <w:r>
-        <w:t xml:space="preserve">The synthesis layer generalizes in the same way. A doctrine page that gathers every case and class session touching a single doctrine into one governing-rule-and-development narrative is a form that any doctrinal course needs, even though the doctrines it gathers differ from course to course.</w:t>
-      </w:r>
-      <w:r>
-        <w:rPr>
-          <w:rStyle w:val="FootnoteReference"/>
-        </w:rPr>
-        <w:footnoteReference w:id="208"/>
-      </w:r>
-      <w:r>
-        <w:t xml:space="preserve"> </w:t>
-      </w:r>
-      <w:r>
         <w:t xml:space="preserve">The transferable insight is that a typed schema does navigation and retrieval work that flat prose cannot; the constitutional-law value set is the part another course would replace rather than reuse.</w:t>
       </w:r>
     </w:p>
-    <w:bookmarkEnd w:id="209"/>
-    <w:bookmarkStart w:id="215" w:name="X3783e91f6bde0a36ab6d444fb886e5d9bf90172"/>
+    <w:bookmarkEnd w:id="208"/>
+    <w:bookmarkStart w:id="214" w:name="X3783e91f6bde0a36ab6d444fb886e5d9bf90172"/>
     <w:p>
       <w:pPr>
         <w:pStyle w:val="Heading2"/>
@@ -4461,13 +4346,25 @@
         <w:rPr>
           <w:rStyle w:val="FootnoteReference"/>
         </w:rPr>
+        <w:footnoteReference w:id="209"/>
+      </w:r>
+      <w:r>
+        <w:t xml:space="preserve"> </w:t>
+      </w:r>
+      <w:r>
+        <w:t xml:space="preserve">The verified-source discipline transfers with one substitution: a case-law course checks each quotation against the indexed opinion, while a statute-heavy course would need a comparable indexed-source service before it could check against the code and its history.</w:t>
+      </w:r>
+      <w:r>
+        <w:rPr>
+          <w:rStyle w:val="FootnoteReference"/>
+        </w:rPr>
         <w:footnoteReference w:id="210"/>
       </w:r>
       <w:r>
         <w:t xml:space="preserve"> </w:t>
       </w:r>
       <w:r>
-        <w:t xml:space="preserve">The verified-source discipline transfers with one substitution: a case-law course checks each quotation against the indexed opinion, while a statute-heavy course would need a comparable indexed-source service before it could check against the code and its history.</w:t>
+        <w:t xml:space="preserve">What makes the method safe to hand to a different faculty member is that the professor is the designed gating actor at every phase, positioned to review and approve each layer before it reaches a student and able to send any page back for another pass; the May 2026 snapshot pages were published as review-ready rather than as individually professor-approved, and Section VIII names that disclosure at the architectural level.</w:t>
       </w:r>
       <w:r>
         <w:rPr>
@@ -4479,7 +4376,7 @@
         <w:t xml:space="preserve"> </w:t>
       </w:r>
       <w:r>
-        <w:t xml:space="preserve">What makes the method safe to hand to a different faculty member is that the professor remains the gating actor at every phase, reviewing and approving each layer before it reaches a student and able to send any page back for another pass.</w:t>
+        <w:t xml:space="preserve">That production-loop role is what the method makes reusable; it is not the live teaching, which Section XII counts among the losses. The architectural commitment carries too. The case study is a review-ready static website rather than a chatbot tutor that generates answers for students at the moment they ask, the alternative architecture the curriculum-oriented intelligent-assistant literature has developed for higher-education settings.</w:t>
       </w:r>
       <w:r>
         <w:rPr>
@@ -4491,7 +4388,7 @@
         <w:t xml:space="preserve"> </w:t>
       </w:r>
       <w:r>
-        <w:t xml:space="preserve">That production-loop role is what the method makes reusable; it is not the live teaching, which Section XII counts among the losses. The architectural commitment carries too. The case study is a reviewed static website rather than a chatbot tutor that generates answers for students at the moment they ask, the alternative architecture the curriculum-oriented intelligent-assistant literature has developed for higher-education settings.</w:t>
+        <w:t xml:space="preserve">What transfers from that literature to a case-method course is the curriculum-grounding insight that course-specific material should govern the system’s answers; what does not transfer is the conversational, runtime implementation surface the static-website choice replaces with browsable, build-time-inspectable pages on which the professor is the designed reviewer at publication. That choice, together with the risk posture it produces, is available to any course that adopts the method.</w:t>
       </w:r>
       <w:r>
         <w:rPr>
@@ -4499,21 +4396,9 @@
         </w:rPr>
         <w:footnoteReference w:id="213"/>
       </w:r>
-      <w:r>
-        <w:t xml:space="preserve"> </w:t>
-      </w:r>
-      <w:r>
-        <w:t xml:space="preserve">What transfers from that literature to a case-method course is the curriculum-grounding insight that course-specific material should govern the system’s answers; what does not transfer is the conversational, runtime implementation surface the static-website choice replaces with browsable, professorially-reviewed pages. That choice, together with the risk posture it produces, is available to any course that adopts the method.</w:t>
-      </w:r>
-      <w:r>
-        <w:rPr>
-          <w:rStyle w:val="FootnoteReference"/>
-        </w:rPr>
-        <w:footnoteReference w:id="214"/>
-      </w:r>
-    </w:p>
-    <w:bookmarkEnd w:id="215"/>
-    <w:bookmarkStart w:id="218" w:name="d.-the-limits-of-the-claim"/>
+    </w:p>
+    <w:bookmarkEnd w:id="214"/>
+    <w:bookmarkStart w:id="217" w:name="d.-the-limits-of-the-claim"/>
     <w:p>
       <w:pPr>
         <w:pStyle w:val="Heading2"/>
@@ -4533,23 +4418,23 @@
         <w:rPr>
           <w:rStyle w:val="FootnoteReference"/>
         </w:rPr>
+        <w:footnoteReference w:id="215"/>
+      </w:r>
+      <w:r>
+        <w:t xml:space="preserve"> </w:t>
+      </w:r>
+      <w:r>
+        <w:t xml:space="preserve">but whether that shared structure is enough to carry the method into a procedure or statutory course is exactly what a second instance would test. One limit is firm. What generalizes is the method, not a measured improvement in how students learn, because the article has not run the study that would license a learning-outcomes claim in this course, let alone in another.</w:t>
+      </w:r>
+      <w:r>
+        <w:rPr>
+          <w:rStyle w:val="FootnoteReference"/>
+        </w:rPr>
         <w:footnoteReference w:id="216"/>
       </w:r>
-      <w:r>
-        <w:t xml:space="preserve"> </w:t>
-      </w:r>
-      <w:r>
-        <w:t xml:space="preserve">but whether that shared structure is enough to carry the method into a procedure or statutory course is exactly what a second instance would test. One limit is firm. What generalizes is the method, not a measured improvement in how students learn, because the article has not run the study that would license a learning-outcomes claim in this course, let alone in another.</w:t>
-      </w:r>
-      <w:r>
-        <w:rPr>
-          <w:rStyle w:val="FootnoteReference"/>
-        </w:rPr>
-        <w:footnoteReference w:id="217"/>
-      </w:r>
-    </w:p>
-    <w:bookmarkEnd w:id="218"/>
-    <w:bookmarkStart w:id="220" w:name="e.-from-a-method-to-a-second-instance"/>
+    </w:p>
+    <w:bookmarkEnd w:id="217"/>
+    <w:bookmarkStart w:id="219" w:name="e.-from-a-method-to-a-second-instance"/>
     <w:p>
       <w:pPr>
         <w:pStyle w:val="Heading2"/>
@@ -4569,12 +4454,12 @@
         <w:rPr>
           <w:rStyle w:val="FootnoteReference"/>
         </w:rPr>
-        <w:footnoteReference w:id="219"/>
-      </w:r>
-    </w:p>
+        <w:footnoteReference w:id="218"/>
+      </w:r>
+    </w:p>
+    <w:bookmarkEnd w:id="219"/>
     <w:bookmarkEnd w:id="220"/>
-    <w:bookmarkEnd w:id="221"/>
-    <w:bookmarkStart w:id="236" w:name="X6cb5d62fc3fc6a6f95fbe90655cc46e70cdf472"/>
+    <w:bookmarkStart w:id="235" w:name="X6cb5d62fc3fc6a6f95fbe90655cc46e70cdf472"/>
     <w:p>
       <w:pPr>
         <w:pStyle w:val="Heading1"/>
@@ -4583,7 +4468,7 @@
         <w:t xml:space="preserve">XI. Evaluation: What Would Count as Success</w:t>
       </w:r>
     </w:p>
-    <w:bookmarkStart w:id="224" w:name="Xe06f0eff548dd09dfcf666571fcc5785c833cfe"/>
+    <w:bookmarkStart w:id="223" w:name="Xe06f0eff548dd09dfcf666571fcc5785c833cfe"/>
     <w:p>
       <w:pPr>
         <w:pStyle w:val="Heading2"/>
@@ -4603,23 +4488,23 @@
         <w:rPr>
           <w:rStyle w:val="FootnoteReference"/>
         </w:rPr>
+        <w:footnoteReference w:id="221"/>
+      </w:r>
+      <w:r>
+        <w:t xml:space="preserve"> </w:t>
+      </w:r>
+      <w:r>
+        <w:t xml:space="preserve">The proportional-rigor posture is itself a legal-education assessment-canon discipline: the canon treats outcomes assessment as structured judgment proportional to teaching purpose rather than as a uniform research bar across artifacts of different kinds.</w:t>
+      </w:r>
+      <w:r>
+        <w:rPr>
+          <w:rStyle w:val="FootnoteReference"/>
+        </w:rPr>
         <w:footnoteReference w:id="222"/>
       </w:r>
-      <w:r>
-        <w:t xml:space="preserve"> </w:t>
-      </w:r>
-      <w:r>
-        <w:t xml:space="preserve">The proportional-rigor posture is itself a legal-education assessment-canon discipline: the canon treats outcomes assessment as structured judgment proportional to teaching purpose rather than as a uniform research bar across artifacts of different kinds.</w:t>
-      </w:r>
-      <w:r>
-        <w:rPr>
-          <w:rStyle w:val="FootnoteReference"/>
-        </w:rPr>
-        <w:footnoteReference w:id="223"/>
-      </w:r>
-    </w:p>
-    <w:bookmarkEnd w:id="224"/>
-    <w:bookmarkStart w:id="226" w:name="b.-the-four-instrument-light-data-plan"/>
+    </w:p>
+    <w:bookmarkEnd w:id="223"/>
+    <w:bookmarkStart w:id="225" w:name="b.-the-four-instrument-light-data-plan"/>
     <w:p>
       <w:pPr>
         <w:pStyle w:val="Heading2"/>
@@ -4633,13 +4518,13 @@
         <w:pStyle w:val="FirstParagraph"/>
       </w:pPr>
       <w:r>
-        <w:t xml:space="preserve">The plan operationalizes that posture through four instruments, each measuring use patterns or self-report on the reviewed static artifact and none measuring learning outcomes. The first instrument is a short anonymous end-of-semester survey to the current Constitutional Law I cohort, administered through Qualtrics or Google Forms, with five Likert items covering perceived usefulness, navigation, perceived trust, and perceived overreliance, plus two open-ended items. The survey is a perceived-overreliance and perceived-usefulness measure on a reviewed static artifact, not a self-reported learning measure. The second instrument is the deployed site’s PostHog analytics for page-view counts by page type (Case, Topic, or Lecture), search-term distribution, and time on page, all anonymized. The analytics surface a navigation-pattern measure on the deployed site; if the instruments have run by the time this section is finalized, the section reports the modest numbers they produced, and if not, describes the plan only. The third instrument is three to five thirty-minute think-aloud sessions with volunteer students preparing for the exam, in which a student is asked to find an answer to a doctrinal question using the site while a researcher observes and records click sequences, search terms, and verbalized confusion points. The fourth element is not a fifth instrument but the disciplinary commitment that frames the entire data slice as usability and use-pattern data rather than as learning-outcomes data. The section keeps its evaluation vocabulary anchored on navigation, page-view distribution, time on page, perceived usefulness, perceived trust, perceived overreliance, click sequences, and verbalized use strategies. It does not import response-quality, conversational-coherence, tutor-accuracy, or engagement-turns vocabulary from the chatbot-tutor evaluation literature, because the artifact under evaluation here is a reviewed static website and the right measures must match the object being measured.</w:t>
-      </w:r>
-      <w:r>
-        <w:rPr>
-          <w:rStyle w:val="FootnoteReference"/>
-        </w:rPr>
-        <w:footnoteReference w:id="225"/>
+        <w:t xml:space="preserve">The plan operationalizes that posture through four instruments, each measuring use patterns or self-report on the review-ready static artifact and none measuring learning outcomes. The first instrument is a short anonymous end-of-semester survey to the current Constitutional Law I cohort, administered through Qualtrics or Google Forms, with five Likert items covering perceived usefulness, navigation, perceived trust, and perceived overreliance, plus two open-ended items. The survey is a perceived-overreliance and perceived-usefulness measure on a review-ready static artifact, not a self-reported learning measure. The second instrument is the deployed site’s PostHog analytics for page-view counts by page type (Case, Topic, or Lecture), search-term distribution, and time on page, all anonymized. The analytics surface a navigation-pattern measure on the deployed site; if the instruments have run by the time this section is finalized, the section reports the modest numbers they produced, and if not, describes the plan only. The third instrument is three to five thirty-minute think-aloud sessions with volunteer students preparing for the exam, in which a student is asked to find an answer to a doctrinal question using the site while a researcher observes and records click sequences, search terms, and verbalized confusion points. The fourth element is not a fifth instrument but the disciplinary commitment that frames the entire data slice as usability and use-pattern data rather than as learning-outcomes data. The section keeps its evaluation vocabulary anchored on navigation, page-view distribution, time on page, perceived usefulness, perceived trust, perceived overreliance, click sequences, and verbalized use strategies. It does not import response-quality, conversational-coherence, tutor-accuracy, or engagement-turns vocabulary from the chatbot-tutor evaluation literature, because the artifact under evaluation here is a review-ready static website and the right measures must match the object being measured.</w:t>
+      </w:r>
+      <w:r>
+        <w:rPr>
+          <w:rStyle w:val="FootnoteReference"/>
+        </w:rPr>
+        <w:footnoteReference w:id="224"/>
       </w:r>
     </w:p>
     <w:p>
@@ -4650,8 +4535,8 @@
         <w:t xml:space="preserve">The plan’s limits deserve as plain a statement as its instruments. Each measures use of the artifact in isolation, so none asks whether the site changes a student’s preparation for live Socratic class, affects in-class engagement, or displaces the close casebook reading the method supports rather than replaces. The plan also sets no comparison against casebook-and-Socratic instruction, so it can describe how students use the artifact but not whether the system helps relative to it. Its instruments are moreover blind to non-use, since site analytics cannot see a student who never visits and an anonymous survey reaches only those who answer, leaving the access and equity limit that Section X raises and Section XII develops outside this design. The instruments are named here as design intent; their validity, sampling frame, and analysis plan are owed before they run, and the section claims alignment with the field’s call for rigor as an aim, not as completed work.</w:t>
       </w:r>
     </w:p>
-    <w:bookmarkEnd w:id="226"/>
-    <w:bookmarkStart w:id="228" w:name="Xc85b89bca070a8066e8fa706f305404fba27f37"/>
+    <w:bookmarkEnd w:id="225"/>
+    <w:bookmarkStart w:id="227" w:name="Xc85b89bca070a8066e8fa706f305404fba27f37"/>
     <w:p>
       <w:pPr>
         <w:pStyle w:val="Heading2"/>
@@ -4671,17 +4556,17 @@
         <w:rPr>
           <w:rStyle w:val="FootnoteReference"/>
         </w:rPr>
-        <w:footnoteReference w:id="227"/>
-      </w:r>
-      <w:r>
-        <w:t xml:space="preserve"> </w:t>
-      </w:r>
-      <w:r>
-        <w:t xml:space="preserve">The section deploys that conclusion as the field-level frame this article’s posture explicitly anticipates: the disclaimer at Section XI.A and the routing of substantive risk to Section XII together place the article inside the field’s own self-critique rather than against it. What generalizes from the cited corpus to this article is the field-level call for proportional rigor; what does not transfer is the implementation surface, because Bond’s sixty-six-publication corpus is built predominantly on adaptive and interactive interventions, chiefly adaptive systems and personalization but also intelligent tutoring systems and chatbots, while this article studies use patterns on a reviewed static website.</w:t>
-      </w:r>
-    </w:p>
-    <w:bookmarkEnd w:id="228"/>
-    <w:bookmarkStart w:id="232" w:name="Xadb3f5373ed6c86646cfc098cc5b687ff8f601f"/>
+        <w:footnoteReference w:id="226"/>
+      </w:r>
+      <w:r>
+        <w:t xml:space="preserve"> </w:t>
+      </w:r>
+      <w:r>
+        <w:t xml:space="preserve">The section deploys that conclusion as the field-level frame this article’s posture explicitly anticipates: the disclaimer at Section XI.A and the routing of substantive risk to Section XII together place the article inside the field’s own self-critique rather than against it. What generalizes from the cited corpus to this article is the field-level call for proportional rigor; what does not transfer is the implementation surface, because Bond’s sixty-six-publication corpus is built predominantly on adaptive and interactive interventions, chiefly adaptive systems and personalization but also intelligent tutoring systems and chatbots, while this article studies use patterns on a review-ready static website.</w:t>
+      </w:r>
+    </w:p>
+    <w:bookmarkEnd w:id="227"/>
+    <w:bookmarkStart w:id="231" w:name="Xadb3f5373ed6c86646cfc098cc5b687ff8f601f"/>
     <w:p>
       <w:pPr>
         <w:pStyle w:val="Heading2"/>
@@ -4701,13 +4586,33 @@
         <w:rPr>
           <w:rStyle w:val="FootnoteReference"/>
         </w:rPr>
+        <w:footnoteReference w:id="228"/>
+      </w:r>
+      <w:r>
+        <w:t xml:space="preserve"> </w:t>
+      </w:r>
+      <w:r>
+        <w:t xml:space="preserve">The method-plus-light-data posture matches that bar rather than asking the venue to accept a method paper with no data. What generalizes from Choi and Schwarcz to this article is the proposition that publishable empirical work in this Journal’s house is achievable at proportional rigor; what does not transfer is the implementation surface, because their intervention is an LLM-assisted exam-answer task and this article’s evaluation is a use-pattern study of a review-ready static website. The companion precedent at the evaluation altitude is Sajja and colleagues’ platform-independent curriculum-grounded chatbot tutor, whose evaluation measures response quality, curriculum grounding of answers, and platform independence.</w:t>
+      </w:r>
+      <w:r>
+        <w:rPr>
+          <w:rStyle w:val="FootnoteReference"/>
+        </w:rPr>
         <w:footnoteReference w:id="229"/>
       </w:r>
       <w:r>
         <w:t xml:space="preserve"> </w:t>
       </w:r>
       <w:r>
-        <w:t xml:space="preserve">The method-plus-light-data posture matches that bar rather than asking the venue to accept a method paper with no data. What generalizes from Choi and Schwarcz to this article is the proposition that publishable empirical work in this Journal’s house is achievable at proportional rigor; what does not transfer is the implementation surface, because their intervention is an LLM-assisted exam-answer task and this article’s evaluation is a use-pattern study of a reviewed static website. The companion precedent at the evaluation altitude is Sajja and colleagues’ platform-independent curriculum-grounded chatbot tutor, whose evaluation measures response quality, curriculum grounding of answers, and platform independence.</w:t>
+        <w:t xml:space="preserve">Those are the right measures for a chatbot-tutor object; the Likert, analytics, and think-aloud measures described at Section XI.B are the right measures for a review-ready static object. The contribution at this altitude is the structural recognition that success measures are artifact-dependent: an evaluation framing must match the object being evaluated.</w:t>
+      </w:r>
+    </w:p>
+    <w:p>
+      <w:pPr>
+        <w:pStyle w:val="BodyText"/>
+      </w:pPr>
+      <w:r>
+        <w:t xml:space="preserve">Made concrete, the artifact-dependent success criterion is a claim about behavior rather than accuracy. Because the review-ready static website has no runtime generation surface, the organizing question for the four instruments is not the response-quality or answer-accuracy question the chatbot-tutor evaluation literature asks. It is instead whether a student who consults the site verifies a proposition against the primary source the page already cites rather than treating the page as a terminal authority.</w:t>
       </w:r>
       <w:r>
         <w:rPr>
@@ -4719,7 +4624,95 @@
         <w:t xml:space="preserve"> </w:t>
       </w:r>
       <w:r>
-        <w:t xml:space="preserve">Those are the right measures for a chatbot-tutor object; the Likert, analytics, and think-aloud measures described at Section XI.B are the right measures for a reviewed static object. The contribution at this altitude is the structural recognition that success measures are artifact-dependent: an evaluation framing must match the object being evaluated.</w:t>
+        <w:t xml:space="preserve">The reliability ceiling that Section XII documents at length is the reason the survey’s load-bearing items are perceived overreliance and perceived trust rather than self-reported comprehension. It is also why the think-aloud sessions observe whether a student who has found a doctrinal answer on the site moves to confirm it against the cited opinion or stops at the page. Success, on this account, is a navigation-and-verification pattern: a student locates the doctrine the course requires and carries the habit of checking it against the source the page names. The criterion stays modest and artifact-matched, and the substantive treatment of overreliance and hallucination remains with Section XII.</w:t>
+      </w:r>
+    </w:p>
+    <w:bookmarkEnd w:id="231"/>
+    <w:bookmarkStart w:id="234" w:name="X2b944a101fd025356e8b32309307bfdc911e039"/>
+    <w:p>
+      <w:pPr>
+        <w:pStyle w:val="Heading2"/>
+      </w:pPr>
+      <w:r>
+        <w:t xml:space="preserve">E. What is open and the handoff to Section XII</w:t>
+      </w:r>
+    </w:p>
+    <w:p>
+      <w:pPr>
+        <w:pStyle w:val="FirstParagraph"/>
+      </w:pPr>
+      <w:r>
+        <w:t xml:space="preserve">Two questions the section carries honestly because it cannot resolve them unilaterally are the labeling fork and the data-collection-status fork. The labeling fork requires the professor and the law school’s Institutional Review Board administrator to agree jointly on how to classify the light-data work. If they classify it as human-subjects research, it runs through the Board as exempt or expedited and this section labels it as research with the approval number in a footnote; if they classify it as student-experience feedback under the law school’s own feedback policies, the section labels it as feedback rather than as research results. The data-collection-status fork is whether the four instruments have been executed by the time this section is finalized; if they have, the section reports the plan and the modest data slice, and if not, the section describes the plan only, mirroring the snapshot-disclosure paragraph Section IV.E adopted.</w:t>
+      </w:r>
+      <w:r>
+        <w:rPr>
+          <w:rStyle w:val="FootnoteReference"/>
+        </w:rPr>
+        <w:footnoteReference w:id="232"/>
+      </w:r>
+      <w:r>
+        <w:t xml:space="preserve"> </w:t>
+      </w:r>
+      <w:r>
+        <w:t xml:space="preserve">Substantive treatment of overreliance, hallucination, and reviewer-time burden hands off to Section XII (Risks and Limits), and any cost or throughput figure bearing on the evaluation argument routes to Section IX’s master cost and labor table per the article’s single-owner-section convention.</w:t>
+      </w:r>
+      <w:r>
+        <w:rPr>
+          <w:rStyle w:val="FootnoteReference"/>
+        </w:rPr>
+        <w:footnoteReference w:id="233"/>
+      </w:r>
+    </w:p>
+    <w:bookmarkEnd w:id="234"/>
+    <w:bookmarkEnd w:id="235"/>
+    <w:bookmarkStart w:id="257" w:name="xii.-risks-and-limits"/>
+    <w:p>
+      <w:pPr>
+        <w:pStyle w:val="Heading1"/>
+      </w:pPr>
+      <w:r>
+        <w:t xml:space="preserve">XII. Risks and Limits</w:t>
+      </w:r>
+    </w:p>
+    <w:bookmarkStart w:id="240" w:name="X0148ad058d37f10cd59e40f0861b85526b6d0d9"/>
+    <w:p>
+      <w:pPr>
+        <w:pStyle w:val="Heading2"/>
+      </w:pPr>
+      <w:r>
+        <w:t xml:space="preserve">A. Hallucination and its practitioner-side consequence</w:t>
+      </w:r>
+    </w:p>
+    <w:p>
+      <w:pPr>
+        <w:pStyle w:val="FirstParagraph"/>
+      </w:pPr>
+      <w:r>
+        <w:t xml:space="preserve">Magesh and colleagues report that the leading commercial legal research tools, Lexis+ AI, Westlaw AI-Assisted Research, and Ask Practical Law AI, hallucinate citations at rates between seventeen and thirty-three percent.</w:t>
+      </w:r>
+      <w:r>
+        <w:rPr>
+          <w:rStyle w:val="FootnoteReference"/>
+        </w:rPr>
+        <w:footnoteReference w:id="236"/>
+      </w:r>
+      <w:r>
+        <w:t xml:space="preserve"> </w:t>
+      </w:r>
+      <w:r>
+        <w:t xml:space="preserve">The finding matters because those products are well-curated retrieval systems built for legal work, not consumer chatbots. Each of the three is retrieval-augmented, grounding its output against a proprietary corpus of cases and treatises, and the fabrication persisted despite that grounding.</w:t>
+      </w:r>
+      <w:r>
+        <w:rPr>
+          <w:rStyle w:val="FootnoteReference"/>
+        </w:rPr>
+        <w:footnoteReference w:id="237"/>
+      </w:r>
+      <w:r>
+        <w:t xml:space="preserve"> </w:t>
+      </w:r>
+      <w:r>
+        <w:t xml:space="preserve">The course knowledge system makes no claim that the generative models beneath it are more reliable. Retrieval grounding did not prevent the failure in the systems Magesh measured, so the safety argument that follows rests on where generation is reviewed rather than on the model. For a course knowledge system built on the same class of models, that result sets the design problem: not how to find a model that never fabricates, but how to arrange the work so fabrication is caught before a student ever sees it. Runtime generation against even a curated corpus produces fabricated citations at rates incompatible with responsible practice, and a review-ready static website has no such runtime surface.</w:t>
       </w:r>
     </w:p>
     <w:p>
@@ -4727,29 +4720,51 @@
         <w:pStyle w:val="BodyText"/>
       </w:pPr>
       <w:r>
-        <w:t xml:space="preserve">Made concrete, the artifact-dependent success criterion is a claim about behavior rather than accuracy. Because the reviewed static website has no runtime generation surface, the organizing question for the four instruments is not the response-quality or answer-accuracy question the chatbot-tutor evaluation literature asks. It is instead whether a student who consults the site verifies a proposition against the primary source the page already cites rather than treating the page as a terminal authority.</w:t>
-      </w:r>
-      <w:r>
-        <w:rPr>
-          <w:rStyle w:val="FootnoteReference"/>
-        </w:rPr>
-        <w:footnoteReference w:id="231"/>
-      </w:r>
-      <w:r>
-        <w:t xml:space="preserve"> </w:t>
-      </w:r>
-      <w:r>
-        <w:t xml:space="preserve">The reliability ceiling that Section XII documents at length is the reason the survey’s load-bearing items are perceived overreliance and perceived trust rather than self-reported comprehension. It is also why the think-aloud sessions observe whether a student who has found a doctrinal answer on the site moves to confirm it against the cited opinion or stops at the page. Success, on this account, is a navigation-and-verification pattern: a student locates the doctrine the course requires and carries the habit of checking it against the source the page names. The criterion stays modest and artifact-matched, and the substantive treatment of overreliance and hallucination remains with Section XII.</w:t>
-      </w:r>
-    </w:p>
-    <w:bookmarkEnd w:id="232"/>
-    <w:bookmarkStart w:id="235" w:name="X2b944a101fd025356e8b32309307bfdc911e039"/>
+        <w:rPr>
+          <w:i/>
+          <w:iCs/>
+        </w:rPr>
+        <w:t xml:space="preserve">Mata v. Avianca</w:t>
+      </w:r>
+      <w:r>
+        <w:t xml:space="preserve"> </w:t>
+      </w:r>
+      <w:r>
+        <w:t xml:space="preserve">supplies the practitioner-side consequence, a federal court imposing Rule 11 sanctions on an attorney who filed a brief containing six fabricated cases produced by a chatbot.</w:t>
+      </w:r>
+      <w:r>
+        <w:rPr>
+          <w:rStyle w:val="FootnoteReference"/>
+        </w:rPr>
+        <w:footnoteReference w:id="238"/>
+      </w:r>
+      <w:r>
+        <w:t xml:space="preserve"> </w:t>
+      </w:r>
+      <w:r>
+        <w:t xml:space="preserve">The sanction fell not because the tool erred but because counsel did not check, and the attorneys stood by the fabricated opinions even after the court questioned them.</w:t>
+      </w:r>
+      <w:r>
+        <w:rPr>
+          <w:rStyle w:val="FootnoteReference"/>
+        </w:rPr>
+        <w:footnoteReference w:id="239"/>
+      </w:r>
+      <w:r>
+        <w:t xml:space="preserve"> </w:t>
+      </w:r>
+      <w:r>
+        <w:t xml:space="preserve">The pedagogical reading carries here: a student who internalizes a no-verify habit through AI tools will carry it into practice. A course knowledge system that models verification at the case-brief level is one design response. Whether it changes student habits is the learning-outcomes question Section XI declines to answer.</w:t>
+      </w:r>
+    </w:p>
+    <w:bookmarkEnd w:id="240"/>
+    <w:bookmarkStart w:id="244" w:name="b.-the-architectural-contrast"/>
     <w:p>
       <w:pPr>
         <w:pStyle w:val="Heading2"/>
       </w:pPr>
       <w:r>
-        <w:t xml:space="preserve">E. What is open and the handoff to Section XII</w:t>
+        <w:t xml:space="preserve">B. The architectural contrast</w:t>
       </w:r>
     </w:p>
     <w:p>
@@ -4757,45 +4772,243 @@
         <w:pStyle w:val="FirstParagraph"/>
       </w:pPr>
       <w:r>
-        <w:t xml:space="preserve">Two questions the section carries honestly because it cannot resolve them unilaterally are the labeling fork and the data-collection-status fork. The labeling fork requires the professor and the law school’s Institutional Review Board administrator to agree jointly on how to classify the light-data work. If they classify it as human-subjects research, it runs through the Board as exempt or expedited and this section labels it as research with the approval number in a footnote; if they classify it as student-experience feedback under the law school’s own feedback policies, the section labels it as feedback rather than as research results. The data-collection-status fork is whether the four instruments have been executed by the time this section is finalized; if they have, the section reports the plan and the modest data slice, and if not, the section describes the plan only, mirroring the snapshot-disclosure paragraph Section IV.E adopted.</w:t>
-      </w:r>
-      <w:r>
-        <w:rPr>
-          <w:rStyle w:val="FootnoteReference"/>
-        </w:rPr>
-        <w:footnoteReference w:id="233"/>
-      </w:r>
-      <w:r>
-        <w:t xml:space="preserve"> </w:t>
-      </w:r>
-      <w:r>
-        <w:t xml:space="preserve">Substantive treatment of overreliance, hallucination, and reviewer-time burden hands off to Section XII (Risks and Limits), and any cost or throughput figure bearing on the evaluation argument routes to Section IX’s master cost and labor table per the article’s single-owner-section convention.</w:t>
-      </w:r>
-      <w:r>
-        <w:rPr>
-          <w:rStyle w:val="FootnoteReference"/>
-        </w:rPr>
-        <w:footnoteReference w:id="234"/>
-      </w:r>
-    </w:p>
-    <w:bookmarkEnd w:id="235"/>
-    <w:bookmarkEnd w:id="236"/>
-    <w:bookmarkStart w:id="258" w:name="xii.-risks-and-limits"/>
+        <w:t xml:space="preserve">The course knowledge system’s risk profile differs from the chatbot-tutor alternative not because the system is risk-free but because its risk surface is different in kind and sits elsewhere in the pipeline. A chatbot-tutor of the kind Sajja and colleagues describe generates a response at runtime against a corpus, and the reader sees that generated text without prior review.</w:t>
+      </w:r>
+      <w:r>
+        <w:rPr>
+          <w:rStyle w:val="FootnoteReference"/>
+        </w:rPr>
+        <w:footnoteReference w:id="241"/>
+      </w:r>
+      <w:r>
+        <w:t xml:space="preserve"> </w:t>
+      </w:r>
+      <w:r>
+        <w:t xml:space="preserve">Bond and colleagues’ meta-review codes that architecture within the broader Intelligent Tutoring Systems and Adaptive Systems and Personalisation categories of its higher-education typology.</w:t>
+      </w:r>
+      <w:r>
+        <w:rPr>
+          <w:rStyle w:val="FootnoteReference"/>
+        </w:rPr>
+        <w:footnoteReference w:id="242"/>
+      </w:r>
+      <w:r>
+        <w:t xml:space="preserve"> </w:t>
+      </w:r>
+      <w:r>
+        <w:t xml:space="preserve">The system instead publishes a review-ready static website, where the professor is the designed gating reviewer at a build-time checkpoint the architecture and the deploy entry guard make possible, even though the May 2026 snapshot pages were published as review-ready drafts and had not been individually professor-approved before going live. The contrast holds along four axes: review timing (build-time inspection versus runtime generation), error surface (an inspected published artifact versus an uninspected response), update mechanism (a re-deploy through the review pipeline versus a re-generation through an uninspected one), and accountability (a page a named professor owns versus a response no one signed). Those four axes contrast two artificial-intelligence architectures; the canonical legal-education baseline against which a reader holds both is a third pole, the case method conducted through live Socratic exchange. A review-ready static website and a chatbot-tutor architecture are interventions adjacent to that baseline rather than substitutes for it.</w:t>
+      </w:r>
+    </w:p>
+    <w:p>
+      <w:pPr>
+        <w:pStyle w:val="BodyText"/>
+      </w:pPr>
+      <w:r>
+        <w:t xml:space="preserve">Build-time review relocates hallucination risk rather than removing it. It moves the risk from the reader’s runtime to a human review checkpoint at build time, and the article does not measure that reviewer’s catch rate. Where the Magesh study assessed fabrication after deployment, the review applies the same scrutiny before a page ships, on a corpus the professor authored rather than on a vendor’s index. What the four axes describe is therefore a change in where the risk sits and in who can audit it, not a proof that review removes it. The claim is comparative and structural, not a measured reliability rate, and the article runs no controlled comparison between the two architectures. This is the honest core of the safety story: the article can show that errors are caught and corrected in a place open to inspection, yet it cannot put a number on how many errors review lets through. The argument is about auditability, the property that an error in a published page can be found, attributed, and fixed, rather than about a measured error rate the article never gathered.</w:t>
+      </w:r>
+    </w:p>
+    <w:p>
+      <w:pPr>
+        <w:pStyle w:val="BodyText"/>
+      </w:pPr>
+      <w:r>
+        <w:t xml:space="preserve">Relocating the risk does not dissolve it, and the static architecture carries distinct risks of its own. Rapid review can miss what slower review would catch. The static site cannot anticipate every question a student will bring, a genuine loss the conversational alternative would handle differently. The structure encodes the professor’s judgment about what is doctrinally central, and a student who absorbs that map without contesting it forgoes the live Socratic contest. A ready-made synthesis can also displace the student’s own work of reading and briefing the primary cases.</w:t>
+      </w:r>
+      <w:r>
+        <w:rPr>
+          <w:rStyle w:val="FootnoteReference"/>
+        </w:rPr>
+        <w:footnoteReference w:id="243"/>
+      </w:r>
+      <w:r>
+        <w:t xml:space="preserve"> </w:t>
+      </w:r>
+      <w:r>
+        <w:t xml:space="preserve">Whether students lean on the map rather than build their own is an untested question the static design does not resolve. An error that survives review and ships to a public page is costlier to retract than an ephemeral response. Naming these risks keeps the contrast credible rather than promotional. The chatbot architecture distributes risk across every interaction in ways no one can audit exhaustively, while the static architecture concentrates it where the article can describe, audit, and correct it.</w:t>
+      </w:r>
+    </w:p>
+    <w:bookmarkEnd w:id="244"/>
+    <w:bookmarkStart w:id="247" w:name="X6e0b96a71b81c7eae0081d8e5994528f5bcd19e"/>
+    <w:p>
+      <w:pPr>
+        <w:pStyle w:val="Heading2"/>
+      </w:pPr>
+      <w:r>
+        <w:t xml:space="preserve">C. Casebook material and corpus completeness</w:t>
+      </w:r>
+    </w:p>
+    <w:p>
+      <w:pPr>
+        <w:pStyle w:val="FirstParagraph"/>
+      </w:pPr>
+      <w:r>
+        <w:t xml:space="preserve">The author’s understanding, subject to Professor Chandler’s confirmation, is that the corpus is the professor’s own course materials and that no casebook excerpts were ingested into the vault, so the copyrighted-casebook question this section previously left open is closed at the snapshot level: the public pages work from the professor’s own slides and notes, public judicial opinions, constitutional text, statutes, and original hypotheticals, none of which is casebook prose.</w:t>
+      </w:r>
+      <w:r>
+        <w:rPr>
+          <w:rStyle w:val="FootnoteReference"/>
+        </w:rPr>
+        <w:footnoteReference w:id="245"/>
+      </w:r>
+      <w:r>
+        <w:t xml:space="preserve"> </w:t>
+      </w:r>
+      <w:r>
+        <w:t xml:space="preserve">Were that understanding ever wrong, the following analysis would govern. The forward rule would remain a structural commitment of the same shape, and whether any existing deployed pages currently include casebook quotation that would need removal before the site is offered as a model would be the backward audit that the question contemplates. A related implication concerns curriculum grounding: the article treats structure-aware retrieval from the course corpus as a load-bearing claim, and if the assigned casebook were ever brought into the corpus its license would have to permit such use.</w:t>
+      </w:r>
+      <w:r>
+        <w:rPr>
+          <w:rStyle w:val="FootnoteReference"/>
+        </w:rPr>
+        <w:footnoteReference w:id="246"/>
+      </w:r>
+      <w:r>
+        <w:t xml:space="preserve"> </w:t>
+      </w:r>
+      <w:r>
+        <w:t xml:space="preserve">The honest answer is that the case study’s grounding covers the course-issued layer of slides, indexed opinions, and professor-authored hypotheticals, that the static architecture needs no runtime retrieval against the casebook, and that a future replication could ingest casebook excerpts under a license that permits it.</w:t>
+      </w:r>
+    </w:p>
+    <w:bookmarkEnd w:id="247"/>
+    <w:bookmarkStart w:id="251" w:name="Xc07ebf510213d2d64cf7503aeeb01cf40d5ec6f"/>
+    <w:p>
+      <w:pPr>
+        <w:pStyle w:val="Heading2"/>
+      </w:pPr>
+      <w:r>
+        <w:t xml:space="preserve">D. Privacy, third-party-authored content, and the snapshot commitment</w:t>
+      </w:r>
+    </w:p>
+    <w:p>
+      <w:pPr>
+        <w:pStyle w:val="FirstParagraph"/>
+      </w:pPr>
+      <w:r>
+        <w:t xml:space="preserve">The author’s understanding, subject to Professor Chandler’s confirmation, is that no student assessment, submitted work, office-hours note, or learning-management post was ingested as input to the vault, and the previously-open student-work privacy question resolves to that narrower position. The only third-party-authored content the corpus contains is review-session materials prepared by teaching assistants, which are teaching aids the TAs authored rather than student work, and the consideration they raise is therefore authorship and attribution rather than student-data privacy or FERPA compliance; the materials are integrated into pages whose architecture and review posture remain the professor’s.</w:t>
+      </w:r>
+      <w:r>
+        <w:rPr>
+          <w:rStyle w:val="FootnoteReference"/>
+        </w:rPr>
+        <w:footnoteReference w:id="248"/>
+      </w:r>
+      <w:r>
+        <w:t xml:space="preserve"> </w:t>
+      </w:r>
+      <w:r>
+        <w:t xml:space="preserve">That narrowed position does not zero out the privacy surface, because any future replication that did ingest student work would still require the corresponding privacy infrastructure of FERPA-compliant handling, consent, anonymization, and institutional-review approval where appropriate, and the case study should not be read as licensing such ingestion at adoption time without that infrastructure. The deployed site also presents a use-side privacy surface, because its analytics are configured to respect Do Not Track and to disable session recording, as Section VIII records.</w:t>
+      </w:r>
+      <w:r>
+        <w:rPr>
+          <w:rStyle w:val="FootnoteReference"/>
+        </w:rPr>
+        <w:footnoteReference w:id="249"/>
+      </w:r>
+      <w:r>
+        <w:t xml:space="preserve"> </w:t>
+      </w:r>
+      <w:r>
+        <w:t xml:space="preserve">A further open decision concerns the gap between the site as fixed evidence and as a continuing experiment. The article meets that gap with a tagged source release at the snapshot date, an archive.org capture of the deployed pages, a canonical reference to that tagged version rather than to the live site, and an explicit expectation that the site will keep evolving afterward.</w:t>
+      </w:r>
+      <w:r>
+        <w:rPr>
+          <w:rStyle w:val="FootnoteReference"/>
+        </w:rPr>
+        <w:footnoteReference w:id="250"/>
+      </w:r>
+    </w:p>
+    <w:bookmarkEnd w:id="251"/>
+    <w:bookmarkStart w:id="256" w:name="Xe9f9044286d7a6212eb0d28edc0b77c089c5916"/>
+    <w:p>
+      <w:pPr>
+        <w:pStyle w:val="Heading2"/>
+      </w:pPr>
+      <w:r>
+        <w:t xml:space="preserve">E. Equity, accessibility, and the field-level frame</w:t>
+      </w:r>
+    </w:p>
+    <w:p>
+      <w:pPr>
+        <w:pStyle w:val="FirstParagraph"/>
+      </w:pPr>
+      <w:r>
+        <w:t xml:space="preserve">Equity and accessibility are the part of the risk surface the article discloses rather than claims to solve.</w:t>
+      </w:r>
+      <w:r>
+        <w:rPr>
+          <w:rStyle w:val="FootnoteReference"/>
+        </w:rPr>
+        <w:footnoteReference w:id="252"/>
+      </w:r>
+      <w:r>
+        <w:t xml:space="preserve"> </w:t>
+      </w:r>
+      <w:r>
+        <w:t xml:space="preserve">The deployed single-page application presupposes broadband access and a modern browser; the screen-reader behavior of its hash-route navigation and search palette is an open testing question; the 300-dpi modernized PDFs assume a device that can render them; the Canvas enrollment gate restricts the input corpus to currently enrolled students; and the analytics configuration described above is the disclosed privacy stance.</w:t>
+      </w:r>
+    </w:p>
+    <w:p>
+      <w:pPr>
+        <w:pStyle w:val="BodyText"/>
+      </w:pPr>
+      <w:r>
+        <w:t xml:space="preserve">Bond and colleagues’ meta-review of sixty-six higher-education studies calls the field to greater ethics and rigor, a critique that reaches any such system, including a review-ready static website.</w:t>
+      </w:r>
+      <w:r>
+        <w:rPr>
+          <w:rStyle w:val="FootnoteReference"/>
+        </w:rPr>
+        <w:footnoteReference w:id="253"/>
+      </w:r>
+      <w:r>
+        <w:t xml:space="preserve"> </w:t>
+      </w:r>
+      <w:r>
+        <w:t xml:space="preserve">The risk surface this article addresses is nonetheless the static artifact’s own, not the adaptive and interactive interventions, chiefly adaptive systems and personalization, that Bond’s corpus predominantly covers.</w:t>
+      </w:r>
+      <w:r>
+        <w:rPr>
+          <w:rStyle w:val="FootnoteReference"/>
+        </w:rPr>
+        <w:footnoteReference w:id="254"/>
+      </w:r>
+      <w:r>
+        <w:t xml:space="preserve"> </w:t>
+      </w:r>
+      <w:r>
+        <w:t xml:space="preserve">That call is three-part, for greater ethics, collaboration, and rigor. A single case study answers it the only way it can: by disclosing its risk surface rather than claiming to have dissolved it, and by labeling its evidence as use-pattern and self-report rather than as measured learning outcomes. That is the posture Section XI adopts and this section inherits.</w:t>
+      </w:r>
+      <w:r>
+        <w:rPr>
+          <w:rStyle w:val="FootnoteReference"/>
+        </w:rPr>
+        <w:footnoteReference w:id="255"/>
+      </w:r>
+      <w:r>
+        <w:t xml:space="preserve"> </w:t>
+      </w:r>
+      <w:r>
+        <w:t xml:space="preserve">Collaboration is the prong a single-author case study can least claim, which is one reason the article offers the method as its replicable contribution rather than the artifact alone.</w:t>
+      </w:r>
+    </w:p>
+    <w:bookmarkEnd w:id="256"/>
+    <w:bookmarkEnd w:id="257"/>
+    <w:bookmarkStart w:id="273" w:name="xiii.-institutional-implications"/>
     <w:p>
       <w:pPr>
         <w:pStyle w:val="Heading1"/>
       </w:pPr>
       <w:r>
-        <w:t xml:space="preserve">XII. Risks and Limits</w:t>
-      </w:r>
-    </w:p>
-    <w:bookmarkStart w:id="241" w:name="X0148ad058d37f10cd59e40f0861b85526b6d0d9"/>
+        <w:t xml:space="preserve">XIII. Institutional Implications</w:t>
+      </w:r>
+    </w:p>
+    <w:bookmarkStart w:id="260" w:name="Xcad49e67c7a66d8f8dc540a9dd0f0dd02521fc3"/>
     <w:p>
       <w:pPr>
         <w:pStyle w:val="Heading2"/>
       </w:pPr>
       <w:r>
-        <w:t xml:space="preserve">A. Hallucination and its practitioner-side consequence</w:t>
+        <w:t xml:space="preserve">A. The open-educational-resource landscape and complementary positioning</w:t>
       </w:r>
     </w:p>
     <w:p>
@@ -4803,83 +5016,41 @@
         <w:pStyle w:val="FirstParagraph"/>
       </w:pPr>
       <w:r>
-        <w:t xml:space="preserve">Magesh and colleagues report that the leading commercial legal research tools, Lexis+ AI, Westlaw AI-Assisted Research, and Ask Practical Law AI, hallucinate citations at rates between seventeen and thirty-three percent.</w:t>
-      </w:r>
-      <w:r>
-        <w:rPr>
-          <w:rStyle w:val="FootnoteReference"/>
-        </w:rPr>
-        <w:footnoteReference w:id="237"/>
-      </w:r>
-      <w:r>
-        <w:t xml:space="preserve"> </w:t>
-      </w:r>
-      <w:r>
-        <w:t xml:space="preserve">The finding matters because those products are well-curated retrieval systems built for legal work, not consumer chatbots. Each of the three is retrieval-augmented, grounding its output against a proprietary corpus of cases and treatises, and the fabrication persisted despite that grounding.</w:t>
-      </w:r>
-      <w:r>
-        <w:rPr>
-          <w:rStyle w:val="FootnoteReference"/>
-        </w:rPr>
-        <w:footnoteReference w:id="238"/>
-      </w:r>
-      <w:r>
-        <w:t xml:space="preserve"> </w:t>
-      </w:r>
-      <w:r>
-        <w:t xml:space="preserve">The course knowledge system makes no claim that the generative models beneath it are more reliable. Retrieval grounding did not prevent the failure in the systems Magesh measured, so the safety argument that follows rests on where generation is reviewed rather than on the model. For a course knowledge system built on the same class of models, that result sets the design problem: not how to find a model that never fabricates, but how to arrange the work so fabrication is caught before a student ever sees it. Runtime generation against even a curated corpus produces fabricated citations at rates incompatible with responsible practice, and a reviewed static website has no such runtime surface.</w:t>
-      </w:r>
-    </w:p>
-    <w:p>
-      <w:pPr>
-        <w:pStyle w:val="BodyText"/>
-      </w:pPr>
-      <w:r>
-        <w:rPr>
-          <w:i/>
-          <w:iCs/>
-        </w:rPr>
-        <w:t xml:space="preserve">Mata v. Avianca</w:t>
-      </w:r>
-      <w:r>
-        <w:t xml:space="preserve"> </w:t>
-      </w:r>
-      <w:r>
-        <w:t xml:space="preserve">supplies the practitioner-side consequence, a federal court imposing Rule 11 sanctions on an attorney who filed a brief containing six fabricated cases produced by a chatbot.</w:t>
-      </w:r>
-      <w:r>
-        <w:rPr>
-          <w:rStyle w:val="FootnoteReference"/>
-        </w:rPr>
-        <w:footnoteReference w:id="239"/>
-      </w:r>
-      <w:r>
-        <w:t xml:space="preserve"> </w:t>
-      </w:r>
-      <w:r>
-        <w:t xml:space="preserve">The sanction fell not because the tool erred but because counsel did not check, and the attorneys stood by the fabricated opinions even after the court questioned them.</w:t>
-      </w:r>
-      <w:r>
-        <w:rPr>
-          <w:rStyle w:val="FootnoteReference"/>
-        </w:rPr>
-        <w:footnoteReference w:id="240"/>
-      </w:r>
-      <w:r>
-        <w:t xml:space="preserve"> </w:t>
-      </w:r>
-      <w:r>
-        <w:t xml:space="preserve">The pedagogical reading carries here: a student who internalizes a no-verify habit through AI tools will carry it into practice. A course knowledge system that models verification at the case-brief level is one design response. Whether it changes student habits is the learning-outcomes question Section XI declines to answer.</w:t>
-      </w:r>
-    </w:p>
-    <w:bookmarkEnd w:id="241"/>
-    <w:bookmarkStart w:id="245" w:name="b.-the-architectural-contrast"/>
+        <w:t xml:space="preserve">Legal education already supports open educational resources. The Harvard Law School Library Innovation Lab operates H2O Open Casebooks, the MIT Press and Harvard Law School Library jointly launched an open casebook series built on the H2O platform in 2022, and CALI’s eLangdell Press distributes openly licensed casebooks and course materials.</w:t>
+      </w:r>
+      <w:r>
+        <w:rPr>
+          <w:rStyle w:val="FootnoteReference"/>
+        </w:rPr>
+        <w:footnoteReference w:id="258"/>
+      </w:r>
+      <w:r>
+        <w:t xml:space="preserve"> </w:t>
+      </w:r>
+      <w:r>
+        <w:t xml:space="preserve">A course knowledge system is complementary to that infrastructure rather than a competing channel. The architectural alternative is the runtime AI tutor or adaptive courseware; this method chooses the review-ready static site instead.</w:t>
+      </w:r>
+      <w:r>
+        <w:rPr>
+          <w:rStyle w:val="FootnoteReference"/>
+        </w:rPr>
+        <w:footnoteReference w:id="259"/>
+      </w:r>
+      <w:r>
+        <w:t xml:space="preserve"> </w:t>
+      </w:r>
+      <w:r>
+        <w:t xml:space="preserve">H2O and eLangdell publish the texts, while this method publishes the structure around them: the typed schema, the doctrinal map, the verified-source links, and the navigable course graph. A school that adopts the method adds a structural layer the existing projects do not provide rather than displacing them. The open-resource commitment to reusable, openly licensed materials carries across; the object of publication does not. H2O and eLangdell publish finished casebook texts under license; a course knowledge system publishes structure and links over a professor’s own slides, public opinions, and original hypotheticals.</w:t>
+      </w:r>
+    </w:p>
+    <w:bookmarkEnd w:id="260"/>
+    <w:bookmarkStart w:id="263" w:name="X552f45433c36521af736eeb2fd10554e0a814b4"/>
     <w:p>
       <w:pPr>
         <w:pStyle w:val="Heading2"/>
       </w:pPr>
       <w:r>
-        <w:t xml:space="preserve">B. The architectural contrast</w:t>
+        <w:t xml:space="preserve">B. Who builds and who sustains: faculty labor and institutional roles</w:t>
       </w:r>
     </w:p>
     <w:p>
@@ -4887,69 +5058,41 @@
         <w:pStyle w:val="FirstParagraph"/>
       </w:pPr>
       <w:r>
-        <w:t xml:space="preserve">The course knowledge system’s risk profile differs from the chatbot-tutor alternative not because the system is risk-free but because its risk surface is different in kind and sits elsewhere in the pipeline. A chatbot-tutor of the kind Sajja and colleagues describe generates a response at runtime against a corpus, and the reader sees that generated text without prior review.</w:t>
-      </w:r>
-      <w:r>
-        <w:rPr>
-          <w:rStyle w:val="FootnoteReference"/>
-        </w:rPr>
-        <w:footnoteReference w:id="242"/>
-      </w:r>
-      <w:r>
-        <w:t xml:space="preserve"> </w:t>
-      </w:r>
-      <w:r>
-        <w:t xml:space="preserve">Bond and colleagues’ meta-review codes that architecture within the broader Intelligent Tutoring Systems and Adaptive Systems and Personalisation categories of its higher-education typology.</w:t>
-      </w:r>
-      <w:r>
-        <w:rPr>
-          <w:rStyle w:val="FootnoteReference"/>
-        </w:rPr>
-        <w:footnoteReference w:id="243"/>
-      </w:r>
-      <w:r>
-        <w:t xml:space="preserve"> </w:t>
-      </w:r>
-      <w:r>
-        <w:t xml:space="preserve">The system instead publishes a reviewed static website, where a professor authors and inspects every page before deployment and the reader sees only content that review approved. The contrast holds along four axes: review timing (build-time inspection versus runtime generation), error surface (an inspected published artifact versus an uninspected response), update mechanism (a re-deploy through the review pipeline versus a re-generation through an uninspected one), and accountability (a page a named professor owns versus a response no one signed). Those four axes contrast two artificial-intelligence architectures; the canonical legal-education baseline against which a reader holds both is a third pole, the case method conducted through live Socratic exchange. A reviewed static website and a chatbot-tutor architecture are interventions adjacent to that baseline rather than substitutes for it.</w:t>
-      </w:r>
-    </w:p>
-    <w:p>
-      <w:pPr>
-        <w:pStyle w:val="BodyText"/>
-      </w:pPr>
-      <w:r>
-        <w:t xml:space="preserve">Build-time review relocates hallucination risk rather than removing it. It moves the risk from the reader’s runtime to a human reviewer at the moment of publication, and the article does not measure that reviewer’s catch rate. Where the Magesh study assessed fabrication after deployment, the review applies the same scrutiny before a page ships, on a corpus the professor authored rather than on a vendor’s index. What the four axes describe is therefore a change in where the risk sits and in who can audit it, not a proof that review removes it. The claim is comparative and structural, not a measured reliability rate, and the article runs no controlled comparison between the two architectures. This is the honest core of the safety story: the article can show that errors are caught and corrected in a place open to inspection, yet it cannot put a number on how many errors review lets through. The argument is about auditability, the property that an error in a published page can be found, attributed, and fixed, rather than about a measured error rate the article never gathered.</w:t>
-      </w:r>
-    </w:p>
-    <w:p>
-      <w:pPr>
-        <w:pStyle w:val="BodyText"/>
-      </w:pPr>
-      <w:r>
-        <w:t xml:space="preserve">Relocating the risk does not dissolve it, and the static architecture carries distinct risks of its own. Rapid review can miss what slower review would catch. The static site cannot anticipate every question a student will bring, a genuine loss the conversational alternative would handle differently. The structure encodes the professor’s judgment about what is doctrinally central, and a student who absorbs that map without contesting it forgoes the live Socratic contest. A ready-made synthesis can also displace the student’s own work of reading and briefing the primary cases.</w:t>
-      </w:r>
-      <w:r>
-        <w:rPr>
-          <w:rStyle w:val="FootnoteReference"/>
-        </w:rPr>
-        <w:footnoteReference w:id="244"/>
-      </w:r>
-      <w:r>
-        <w:t xml:space="preserve"> </w:t>
-      </w:r>
-      <w:r>
-        <w:t xml:space="preserve">Whether students lean on the map rather than build their own is an untested question the static design does not resolve. An error that survives review and ships to a public page is costlier to retract than an ephemeral response. Naming these risks keeps the contrast credible rather than promotional. The chatbot architecture distributes risk across every interaction in ways no one can audit exhaustively, while the static architecture concentrates it where the article can describe, audit, and correct it.</w:t>
-      </w:r>
-    </w:p>
-    <w:bookmarkEnd w:id="245"/>
-    <w:bookmarkStart w:id="248" w:name="X6e0b96a71b81c7eae0081d8e5994528f5bcd19e"/>
+        <w:t xml:space="preserve">The method’s labor is professor-led but institutionally supported, and that split is the institutional implication. The cost-and-labor accounting shows that the build is tractable for a single professor working with a scheduled assistant and that deployment runs on near-zero-cost static hosting. The figures live in Section IX rather than here.</w:t>
+      </w:r>
+      <w:r>
+        <w:rPr>
+          <w:rStyle w:val="FootnoteReference"/>
+        </w:rPr>
+        <w:footnoteReference w:id="261"/>
+      </w:r>
+      <w:r>
+        <w:t xml:space="preserve"> </w:t>
+      </w:r>
+      <w:r>
+        <w:t xml:space="preserve">Sustaining the work across a faculty and across course offerings is a different matter, because it implicates roles the individual professor cannot carry alone. The library stewards an open-resource catalog, instructional design partners on the schema and its pedagogy, and information technology hosts and version-controls the build pipeline.</w:t>
+      </w:r>
+      <w:r>
+        <w:rPr>
+          <w:rStyle w:val="FootnoteReference"/>
+        </w:rPr>
+        <w:footnoteReference w:id="262"/>
+      </w:r>
+      <w:r>
+        <w:t xml:space="preserve"> </w:t>
+      </w:r>
+      <w:r>
+        <w:t xml:space="preserve">What this section names is artifact-building labor; teaching with the artifact remains the professor’s classroom craft. A course knowledge system can therefore be read as faculty scholarship of teaching coupled with institutional stewardship, not as an unfunded individual burden.</w:t>
+      </w:r>
+    </w:p>
+    <w:bookmarkEnd w:id="263"/>
+    <w:bookmarkStart w:id="268" w:name="c.-governance-control-and-recognition"/>
     <w:p>
       <w:pPr>
         <w:pStyle w:val="Heading2"/>
       </w:pPr>
       <w:r>
-        <w:t xml:space="preserve">C. Casebook material and corpus completeness</w:t>
+        <w:t xml:space="preserve">C. Governance, control, and recognition</w:t>
       </w:r>
     </w:p>
     <w:p>
@@ -4957,41 +5100,65 @@
         <w:pStyle w:val="FirstParagraph"/>
       </w:pPr>
       <w:r>
-        <w:t xml:space="preserve">The first open decision concerns copyrighted casebook material. The forward rule is a structural commitment: the public pages work only from the professor’s own slides and notes, public judicial opinions, constitutional text, statutes, and original hypotheticals, none of which is casebook prose.</w:t>
-      </w:r>
-      <w:r>
-        <w:rPr>
-          <w:rStyle w:val="FootnoteReference"/>
-        </w:rPr>
-        <w:footnoteReference w:id="246"/>
-      </w:r>
-      <w:r>
-        <w:t xml:space="preserve"> </w:t>
-      </w:r>
-      <w:r>
-        <w:t xml:space="preserve">Whether any existing deployed pages currently include casebook quotation that would need removal before the site is offered as a model is a backward audit that remains pending professorial review. A related implication concerns curriculum grounding. The article treats structure-aware retrieval from the course corpus as a load-bearing claim; if the assigned casebook is not in that corpus, the grounding claim is incomplete on the input side.</w:t>
-      </w:r>
-      <w:r>
-        <w:rPr>
-          <w:rStyle w:val="FootnoteReference"/>
-        </w:rPr>
-        <w:footnoteReference w:id="247"/>
-      </w:r>
-      <w:r>
-        <w:t xml:space="preserve"> </w:t>
-      </w:r>
-      <w:r>
-        <w:t xml:space="preserve">The honest answer is that the case study’s grounding covers the course-issued layer of slides, indexed opinions, and professor-authored hypotheticals, that the static architecture needs no runtime retrieval against the casebook, and that a future replication could ingest casebook excerpts under a license that permits it.</w:t>
-      </w:r>
-    </w:p>
-    <w:bookmarkEnd w:id="248"/>
-    <w:bookmarkStart w:id="252" w:name="d.-privacy-and-the-snapshot-commitment"/>
+        <w:t xml:space="preserve">At institutional scale the professor’s role as the designed gating actor becomes an explicit governance question: who is positioned to review each page, who maintains the vault, and who is accountable for the public artifact.</w:t>
+      </w:r>
+      <w:r>
+        <w:rPr>
+          <w:rStyle w:val="FootnoteReference"/>
+        </w:rPr>
+        <w:footnoteReference w:id="264"/>
+      </w:r>
+      <w:r>
+        <w:t xml:space="preserve"> </w:t>
+      </w:r>
+      <w:r>
+        <w:t xml:space="preserve">The review-ready-static-website architecture is what makes the governance posture inspectable. Every page ships from a versioned commit and traces back to a named professor whom the workflow positions as its pre-publication reviewer, even where, as with the May 2026 snapshot pages, that page-by-page professorial review had not been completed before publication. The chain of responsibility runs to a named designed reviewer at a single build-time checkpoint the architecture exposes, in a way a runtime system’s ephemeral generations do not.</w:t>
+      </w:r>
+      <w:r>
+        <w:rPr>
+          <w:rStyle w:val="FootnoteReference"/>
+        </w:rPr>
+        <w:footnoteReference w:id="265"/>
+      </w:r>
+      <w:r>
+        <w:t xml:space="preserve"> </w:t>
+      </w:r>
+      <w:r>
+        <w:t xml:space="preserve">The recognition question follows. Whether a versioned, citable, publicly served course artifact counts as scholarship is itself contested between Boyer’s account, which names teaching as a fourth scholarship alongside discovery, integration, and application, and the research-only conception that still governs most promotion-and-tenure norms.</w:t>
+      </w:r>
+      <w:r>
+        <w:rPr>
+          <w:rStyle w:val="FootnoteReference"/>
+        </w:rPr>
+        <w:footnoteReference w:id="266"/>
+      </w:r>
+      <w:r>
+        <w:t xml:space="preserve"> </w:t>
+      </w:r>
+      <w:r>
+        <w:t xml:space="preserve">The institution must decide whether to treat it as teaching infrastructure or as scholarship for review and promotion under ABA Standard 405.</w:t>
+      </w:r>
+      <w:r>
+        <w:rPr>
+          <w:rStyle w:val="FootnoteReference"/>
+        </w:rPr>
+        <w:footnoteReference w:id="267"/>
+      </w:r>
+      <w:r>
+        <w:t xml:space="preserve"> </w:t>
+      </w:r>
+      <w:r>
+        <w:t xml:space="preserve">That decision stays open, but the inspectable, versioned artifact makes either form of recognition assessable: a reviewer can read what was published and trace who the workflow designates as its responsible reviewer.</w:t>
+      </w:r>
+    </w:p>
+    <w:bookmarkEnd w:id="268"/>
+    <w:bookmarkStart w:id="272" w:name="d.-what-the-institution-must-decide"/>
     <w:p>
       <w:pPr>
         <w:pStyle w:val="Heading2"/>
       </w:pPr>
       <w:r>
-        <w:t xml:space="preserve">D. Privacy and the snapshot commitment</w:t>
+        <w:t xml:space="preserve">D. What the institution must decide</w:t>
       </w:r>
     </w:p>
     <w:p>
@@ -4999,47 +5166,57 @@
         <w:pStyle w:val="FirstParagraph"/>
       </w:pPr>
       <w:r>
-        <w:t xml:space="preserve">The second open decision concerns student work as input. If a professor’s past exam answers, office-hours notes, or learning-management posts were used as training input, the method requires the corresponding privacy infrastructure of FERPA-compliant handling, consent, anonymization, and institutional-review approval where appropriate. The course knowledge system used only course-issued materials, and any replication that ingests student work should not proceed without that infrastructure.</w:t>
-      </w:r>
-      <w:r>
-        <w:rPr>
-          <w:rStyle w:val="FootnoteReference"/>
-        </w:rPr>
-        <w:footnoteReference w:id="249"/>
-      </w:r>
-      <w:r>
-        <w:t xml:space="preserve"> </w:t>
-      </w:r>
-      <w:r>
-        <w:t xml:space="preserve">The deployed site also presents a use-side privacy surface, because its analytics are configured to respect Do Not Track and to disable session recording, as Section VIII records.</w:t>
-      </w:r>
-      <w:r>
-        <w:rPr>
-          <w:rStyle w:val="FootnoteReference"/>
-        </w:rPr>
-        <w:footnoteReference w:id="250"/>
-      </w:r>
-      <w:r>
-        <w:t xml:space="preserve"> </w:t>
-      </w:r>
-      <w:r>
-        <w:t xml:space="preserve">A further open decision concerns the gap between the site as fixed evidence and as a continuing experiment. The article meets that gap with a tagged source release at the snapshot date, an archive.org capture of the deployed pages, a canonical reference to that tagged version rather than to the live site, and an explicit expectation that the site will keep evolving afterward.</w:t>
-      </w:r>
-      <w:r>
-        <w:rPr>
-          <w:rStyle w:val="FootnoteReference"/>
-        </w:rPr>
-        <w:footnoteReference w:id="251"/>
-      </w:r>
-    </w:p>
-    <w:bookmarkEnd w:id="252"/>
-    <w:bookmarkStart w:id="257" w:name="Xe9f9044286d7a6212eb0d28edc0b77c089c5916"/>
+        <w:t xml:space="preserve">Adoption is opt-in and method-first. An institution adopts the method rather than the constitutional-law artifact: the typed schema, the verified-source discipline, the professorial gating, and the phase rotation. This adoption is consistent with the claim that the structure transfers while its constitutional-law content does not.</w:t>
+      </w:r>
+      <w:r>
+        <w:rPr>
+          <w:rStyle w:val="FootnoteReference"/>
+        </w:rPr>
+        <w:footnoteReference w:id="269"/>
+      </w:r>
+      <w:r>
+        <w:t xml:space="preserve"> </w:t>
+      </w:r>
+      <w:r>
+        <w:t xml:space="preserve">The institutional implication is a modest, replicable infrastructure investment offered as an invitation rather than a mandate, subject to a capacity gap in library, instructional-design, and information-technology stewardship that Section XII develops.</w:t>
+      </w:r>
+      <w:r>
+        <w:rPr>
+          <w:rStyle w:val="FootnoteReference"/>
+        </w:rPr>
+        <w:footnoteReference w:id="270"/>
+      </w:r>
+      <w:r>
+        <w:t xml:space="preserve"> </w:t>
+      </w:r>
+      <w:r>
+        <w:t xml:space="preserve">What an institution must decide is whether to extend that invitation, a choice the conclusion takes up.</w:t>
+      </w:r>
+      <w:r>
+        <w:rPr>
+          <w:rStyle w:val="FootnoteReference"/>
+        </w:rPr>
+        <w:footnoteReference w:id="271"/>
+      </w:r>
+    </w:p>
+    <w:bookmarkEnd w:id="272"/>
+    <w:bookmarkEnd w:id="273"/>
+    <w:bookmarkStart w:id="287" w:name="xiv.-conclusion"/>
+    <w:p>
+      <w:pPr>
+        <w:pStyle w:val="Heading1"/>
+      </w:pPr>
+      <w:r>
+        <w:t xml:space="preserve">XIV. Conclusion</w:t>
+      </w:r>
+    </w:p>
+    <w:bookmarkStart w:id="276" w:name="Xa6dea2e0cd5a4ee5d2f9f3b7dc07221194dd6aa"/>
     <w:p>
       <w:pPr>
         <w:pStyle w:val="Heading2"/>
       </w:pPr>
       <w:r>
-        <w:t xml:space="preserve">E. Equity, accessibility, and the field-level frame</w:t>
+        <w:t xml:space="preserve">A. The archive, opened: the method as the contribution</w:t>
       </w:r>
     </w:p>
     <w:p>
@@ -5047,83 +5224,35 @@
         <w:pStyle w:val="FirstParagraph"/>
       </w:pPr>
       <w:r>
-        <w:t xml:space="preserve">Equity and accessibility are the part of the risk surface the article discloses rather than claims to solve.</w:t>
-      </w:r>
-      <w:r>
-        <w:rPr>
-          <w:rStyle w:val="FootnoteReference"/>
-        </w:rPr>
-        <w:footnoteReference w:id="253"/>
-      </w:r>
-      <w:r>
-        <w:t xml:space="preserve"> </w:t>
-      </w:r>
-      <w:r>
-        <w:t xml:space="preserve">The deployed single-page application presupposes broadband access and a modern browser; the screen-reader behavior of its hash-route navigation and search palette is an open testing question; the 300-dpi modernized PDFs assume a device that can render them; the Canvas enrollment gate restricts the input corpus to currently enrolled students; and the analytics configuration described above is the disclosed privacy stance.</w:t>
-      </w:r>
-    </w:p>
-    <w:p>
-      <w:pPr>
-        <w:pStyle w:val="BodyText"/>
-      </w:pPr>
-      <w:r>
-        <w:t xml:space="preserve">Bond and colleagues’ meta-review of sixty-six higher-education studies calls the field to greater ethics and rigor, a critique that reaches any such system, including a reviewed static website.</w:t>
-      </w:r>
-      <w:r>
-        <w:rPr>
-          <w:rStyle w:val="FootnoteReference"/>
-        </w:rPr>
-        <w:footnoteReference w:id="254"/>
-      </w:r>
-      <w:r>
-        <w:t xml:space="preserve"> </w:t>
-      </w:r>
-      <w:r>
-        <w:t xml:space="preserve">The risk surface this article addresses is nonetheless the static artifact’s own, not the adaptive and interactive interventions, chiefly adaptive systems and personalization, that Bond’s corpus predominantly covers.</w:t>
-      </w:r>
-      <w:r>
-        <w:rPr>
-          <w:rStyle w:val="FootnoteReference"/>
-        </w:rPr>
-        <w:footnoteReference w:id="255"/>
-      </w:r>
-      <w:r>
-        <w:t xml:space="preserve"> </w:t>
-      </w:r>
-      <w:r>
-        <w:t xml:space="preserve">That call is three-part, for greater ethics, collaboration, and rigor. A single case study answers it the only way it can: by disclosing its risk surface rather than claiming to have dissolved it, and by labeling its evidence as use-pattern and self-report rather than as measured learning outcomes. That is the posture Section XI adopts and this section inherits.</w:t>
-      </w:r>
-      <w:r>
-        <w:rPr>
-          <w:rStyle w:val="FootnoteReference"/>
-        </w:rPr>
-        <w:footnoteReference w:id="256"/>
-      </w:r>
-      <w:r>
-        <w:t xml:space="preserve"> </w:t>
-      </w:r>
-      <w:r>
-        <w:t xml:space="preserve">Collaboration is the prong a single-author case study can least claim, which is one reason the article offers the method as its replicable contribution rather than the artifact alone.</w:t>
-      </w:r>
-    </w:p>
-    <w:bookmarkEnd w:id="257"/>
-    <w:bookmarkEnd w:id="258"/>
-    <w:bookmarkStart w:id="274" w:name="xiii.-institutional-implications"/>
-    <w:p>
-      <w:pPr>
-        <w:pStyle w:val="Heading1"/>
-      </w:pPr>
-      <w:r>
-        <w:t xml:space="preserve">XIII. Institutional Implications</w:t>
-      </w:r>
-    </w:p>
-    <w:bookmarkStart w:id="261" w:name="Xcad49e67c7a66d8f8dc540a9dd0f0dd02521fc3"/>
+        <w:t xml:space="preserve">The article opened with a law professor’s archive that no one, the professor included, could open as a whole: years of slides, readings, briefs, and packets scattered across a flat folder structure. That structure stored the material without connecting it.</w:t>
+      </w:r>
+      <w:r>
+        <w:rPr>
+          <w:rStyle w:val="FootnoteReference"/>
+        </w:rPr>
+        <w:footnoteReference w:id="274"/>
+      </w:r>
+      <w:r>
+        <w:t xml:space="preserve"> </w:t>
+      </w:r>
+      <w:r>
+        <w:t xml:space="preserve">It closes by naming what opened that archive. The opener is a method, in which generative AI, structured source materials, typed markdown notes, retrieval from verified legal sources, and iterative expert review convert a dispersed archive into a navigable, cross-linked, student-facing course knowledge system. The contribution is the method, not the artifact. The constitutional-law system is the demonstration; the transferable result is the replicable process that other doctrinal courses with similar archives can follow.</w:t>
+      </w:r>
+      <w:r>
+        <w:rPr>
+          <w:rStyle w:val="FootnoteReference"/>
+        </w:rPr>
+        <w:footnoteReference w:id="275"/>
+      </w:r>
+    </w:p>
+    <w:bookmarkEnd w:id="276"/>
+    <w:bookmarkStart w:id="281" w:name="X3597124ef1bfa53b7814485366104065ddcf8a0"/>
     <w:p>
       <w:pPr>
         <w:pStyle w:val="Heading2"/>
       </w:pPr>
       <w:r>
-        <w:t xml:space="preserve">A. The open-educational-resource landscape and complementary positioning</w:t>
+        <w:t xml:space="preserve">B. What the case study showed, and what it did not claim</w:t>
       </w:r>
     </w:p>
     <w:p>
@@ -5131,41 +5260,65 @@
         <w:pStyle w:val="FirstParagraph"/>
       </w:pPr>
       <w:r>
-        <w:t xml:space="preserve">Legal education already supports open educational resources. The Harvard Law School Library Innovation Lab operates H2O Open Casebooks, the MIT Press and Harvard Law School Library jointly launched an open casebook series built on the H2O platform in 2022, and CALI’s eLangdell Press distributes openly licensed casebooks and course materials.</w:t>
-      </w:r>
-      <w:r>
-        <w:rPr>
-          <w:rStyle w:val="FootnoteReference"/>
-        </w:rPr>
-        <w:footnoteReference w:id="259"/>
-      </w:r>
-      <w:r>
-        <w:t xml:space="preserve"> </w:t>
-      </w:r>
-      <w:r>
-        <w:t xml:space="preserve">A course knowledge system is complementary to that infrastructure rather than a competing channel. The architectural alternative is the runtime AI tutor or adaptive courseware; this method chooses the reviewed static site instead.</w:t>
-      </w:r>
-      <w:r>
-        <w:rPr>
-          <w:rStyle w:val="FootnoteReference"/>
-        </w:rPr>
-        <w:footnoteReference w:id="260"/>
-      </w:r>
-      <w:r>
-        <w:t xml:space="preserve"> </w:t>
-      </w:r>
-      <w:r>
-        <w:t xml:space="preserve">H2O and eLangdell publish the texts, while this method publishes the structure around them: the typed schema, the doctrinal map, the verified-source links, and the navigable course graph. A school that adopts the method adds a structural layer the existing projects do not provide rather than displacing them. The open-resource commitment to reusable, openly licensed materials carries across; the object of publication does not. H2O and eLangdell publish finished casebook texts under license; a course knowledge system publishes structure and links over a professor’s own slides, public opinions, and original hypotheticals.</w:t>
-      </w:r>
-    </w:p>
-    <w:bookmarkEnd w:id="261"/>
-    <w:bookmarkStart w:id="264" w:name="X552f45433c36521af736eeb2fd10554e0a814b4"/>
+        <w:t xml:space="preserve">The case study showed a tractable pipeline that ran from source files to typed notes to a deployed, review-ready static site, governed by a six-phase rotation, a running lessons memory, and a forced-finding verification pass, with the professor positioned as the designed reviewer at each layer before it advanced.</w:t>
+      </w:r>
+      <w:r>
+        <w:rPr>
+          <w:rStyle w:val="FootnoteReference"/>
+        </w:rPr>
+        <w:footnoteReference w:id="277"/>
+      </w:r>
+      <w:r>
+        <w:t xml:space="preserve"> </w:t>
+      </w:r>
+      <w:r>
+        <w:t xml:space="preserve">The article is as careful about what it declined to claim as about what it showed. It does not claim that students learned more, because it did not run the study that would license that claim.</w:t>
+      </w:r>
+      <w:r>
+        <w:rPr>
+          <w:rStyle w:val="FootnoteReference"/>
+        </w:rPr>
+        <w:footnoteReference w:id="278"/>
+      </w:r>
+      <w:r>
+        <w:t xml:space="preserve"> </w:t>
+      </w:r>
+      <w:r>
+        <w:t xml:space="preserve">It does not claim universal transfer, treating constitutional law as one well-suited base case rather than proof that every doctrinal course transfers cleanly.</w:t>
+      </w:r>
+      <w:r>
+        <w:rPr>
+          <w:rStyle w:val="FootnoteReference"/>
+        </w:rPr>
+        <w:footnoteReference w:id="279"/>
+      </w:r>
+      <w:r>
+        <w:t xml:space="preserve"> </w:t>
+      </w:r>
+      <w:r>
+        <w:t xml:space="preserve">And it does not present a chatbot, because the case study is a review-ready static website whose risk surface sits at a build-time professorial-review checkpoint the architecture enables rather than at runtime generation, a deliberate tradeoff in which the static architecture forgoes the adaptivity and interactive feedback a chatbot offers in exchange for build-time auditability.</w:t>
+      </w:r>
+      <w:r>
+        <w:rPr>
+          <w:rStyle w:val="FootnoteReference"/>
+        </w:rPr>
+        <w:footnoteReference w:id="280"/>
+      </w:r>
+      <w:r>
+        <w:t xml:space="preserve"> </w:t>
+      </w:r>
+      <w:r>
+        <w:t xml:space="preserve">The article makes no claim that the May 2026 snapshot pages received that individual review before they went live, only that the architecture positions the gating role there for the workflow to enact.</w:t>
+      </w:r>
+    </w:p>
+    <w:bookmarkEnd w:id="281"/>
+    <w:bookmarkStart w:id="285" w:name="X69aaa3dbea4dfeae60d3702a4b9ec6943fca0ad"/>
     <w:p>
       <w:pPr>
         <w:pStyle w:val="Heading2"/>
       </w:pPr>
       <w:r>
-        <w:t xml:space="preserve">B. Who builds and who sustains: faculty labor and institutional roles</w:t>
+        <w:t xml:space="preserve">C. Professorial judgment and the invitation forward</w:t>
       </w:r>
     </w:p>
     <w:p>
@@ -5173,299 +5326,37 @@
         <w:pStyle w:val="FirstParagraph"/>
       </w:pPr>
       <w:r>
-        <w:t xml:space="preserve">The method’s labor is professor-led but institutionally supported, and that split is the institutional implication. The cost-and-labor accounting shows that the build is tractable for a single professor working with a scheduled assistant and that deployment runs on near-zero-cost static hosting. The figures live in Section IX rather than here.</w:t>
-      </w:r>
-      <w:r>
-        <w:rPr>
-          <w:rStyle w:val="FootnoteReference"/>
-        </w:rPr>
-        <w:footnoteReference w:id="262"/>
-      </w:r>
-      <w:r>
-        <w:t xml:space="preserve"> </w:t>
-      </w:r>
-      <w:r>
-        <w:t xml:space="preserve">Sustaining the work across a faculty and across course offerings is a different matter, because it implicates roles the individual professor cannot carry alone. The library stewards an open-resource catalog, instructional design partners on the schema and its pedagogy, and information technology hosts and version-controls the build pipeline.</w:t>
-      </w:r>
-      <w:r>
-        <w:rPr>
-          <w:rStyle w:val="FootnoteReference"/>
-        </w:rPr>
-        <w:footnoteReference w:id="263"/>
-      </w:r>
-      <w:r>
-        <w:t xml:space="preserve"> </w:t>
-      </w:r>
-      <w:r>
-        <w:t xml:space="preserve">What this section names is artifact-building labor; teaching with the artifact remains the professor’s classroom craft. A course knowledge system can therefore be read as faculty scholarship of teaching coupled with institutional stewardship, not as an unfunded individual burden.</w:t>
-      </w:r>
-    </w:p>
-    <w:bookmarkEnd w:id="264"/>
-    <w:bookmarkStart w:id="269" w:name="c.-governance-control-and-recognition"/>
-    <w:p>
-      <w:pPr>
-        <w:pStyle w:val="Heading2"/>
-      </w:pPr>
-      <w:r>
-        <w:t xml:space="preserve">C. Governance, control, and recognition</w:t>
-      </w:r>
-    </w:p>
-    <w:p>
-      <w:pPr>
-        <w:pStyle w:val="FirstParagraph"/>
-      </w:pPr>
-      <w:r>
-        <w:t xml:space="preserve">At institutional scale the professor’s role as the gating actor becomes an explicit governance question: who reviews each page, who maintains the vault, and who is accountable for the public artifact.</w:t>
-      </w:r>
-      <w:r>
-        <w:rPr>
-          <w:rStyle w:val="FootnoteReference"/>
-        </w:rPr>
-        <w:footnoteReference w:id="265"/>
-      </w:r>
-      <w:r>
-        <w:t xml:space="preserve"> </w:t>
-      </w:r>
-      <w:r>
-        <w:t xml:space="preserve">The reviewed-static-website architecture is what makes the governance posture inspectable. Every page ships from a versioned commit and is accountable to a named professor who reviewed it before publication. The chain of responsibility traces to a named pre-publication human reviewer in a way a runtime system’s generations do not.</w:t>
-      </w:r>
-      <w:r>
-        <w:rPr>
-          <w:rStyle w:val="FootnoteReference"/>
-        </w:rPr>
-        <w:footnoteReference w:id="266"/>
-      </w:r>
-      <w:r>
-        <w:t xml:space="preserve"> </w:t>
-      </w:r>
-      <w:r>
-        <w:t xml:space="preserve">The recognition question follows. Whether a versioned, citable, publicly served course artifact counts as scholarship is itself contested between Boyer’s account, which names teaching as a fourth scholarship alongside discovery, integration, and application, and the research-only conception that still governs most promotion-and-tenure norms.</w:t>
-      </w:r>
-      <w:r>
-        <w:rPr>
-          <w:rStyle w:val="FootnoteReference"/>
-        </w:rPr>
-        <w:footnoteReference w:id="267"/>
-      </w:r>
-      <w:r>
-        <w:t xml:space="preserve"> </w:t>
-      </w:r>
-      <w:r>
-        <w:t xml:space="preserve">The institution must decide whether to treat it as teaching infrastructure or as scholarship for review and promotion under ABA Standard 405.</w:t>
-      </w:r>
-      <w:r>
-        <w:rPr>
-          <w:rStyle w:val="FootnoteReference"/>
-        </w:rPr>
-        <w:footnoteReference w:id="268"/>
-      </w:r>
-      <w:r>
-        <w:t xml:space="preserve"> </w:t>
-      </w:r>
-      <w:r>
-        <w:t xml:space="preserve">That decision stays open, but the inspectable, versioned artifact makes either form of recognition assessable: a reviewer can read what was published and trace who reviewed it.</w:t>
-      </w:r>
-    </w:p>
-    <w:bookmarkEnd w:id="269"/>
-    <w:bookmarkStart w:id="273" w:name="d.-what-the-institution-must-decide"/>
-    <w:p>
-      <w:pPr>
-        <w:pStyle w:val="Heading2"/>
-      </w:pPr>
-      <w:r>
-        <w:t xml:space="preserve">D. What the institution must decide</w:t>
-      </w:r>
-    </w:p>
-    <w:p>
-      <w:pPr>
-        <w:pStyle w:val="FirstParagraph"/>
-      </w:pPr>
-      <w:r>
-        <w:t xml:space="preserve">Adoption is opt-in and method-first. An institution adopts the method rather than the constitutional-law artifact: the typed schema, the verified-source discipline, the professorial gating, and the phase rotation. This adoption is consistent with the claim that the structure transfers while its constitutional-law content does not.</w:t>
-      </w:r>
-      <w:r>
-        <w:rPr>
-          <w:rStyle w:val="FootnoteReference"/>
-        </w:rPr>
-        <w:footnoteReference w:id="270"/>
-      </w:r>
-      <w:r>
-        <w:t xml:space="preserve"> </w:t>
-      </w:r>
-      <w:r>
-        <w:t xml:space="preserve">The institutional implication is a modest, replicable infrastructure investment offered as an invitation rather than a mandate, subject to a capacity gap in library, instructional-design, and information-technology stewardship that Section XII develops.</w:t>
-      </w:r>
-      <w:r>
-        <w:rPr>
-          <w:rStyle w:val="FootnoteReference"/>
-        </w:rPr>
-        <w:footnoteReference w:id="271"/>
-      </w:r>
-      <w:r>
-        <w:t xml:space="preserve"> </w:t>
-      </w:r>
-      <w:r>
-        <w:t xml:space="preserve">What an institution must decide is whether to extend that invitation, a choice the conclusion takes up.</w:t>
-      </w:r>
-      <w:r>
-        <w:rPr>
-          <w:rStyle w:val="FootnoteReference"/>
-        </w:rPr>
-        <w:footnoteReference w:id="272"/>
-      </w:r>
-    </w:p>
-    <w:bookmarkEnd w:id="273"/>
-    <w:bookmarkEnd w:id="274"/>
-    <w:bookmarkStart w:id="288" w:name="xiv.-conclusion"/>
-    <w:p>
-      <w:pPr>
-        <w:pStyle w:val="Heading1"/>
-      </w:pPr>
-      <w:r>
-        <w:t xml:space="preserve">XIV. Conclusion</w:t>
-      </w:r>
-    </w:p>
-    <w:bookmarkStart w:id="277" w:name="Xa6dea2e0cd5a4ee5d2f9f3b7dc07221194dd6aa"/>
-    <w:p>
-      <w:pPr>
-        <w:pStyle w:val="Heading2"/>
-      </w:pPr>
-      <w:r>
-        <w:t xml:space="preserve">A. The archive, opened: the method as the contribution</w:t>
-      </w:r>
-    </w:p>
-    <w:p>
-      <w:pPr>
-        <w:pStyle w:val="FirstParagraph"/>
-      </w:pPr>
-      <w:r>
-        <w:t xml:space="preserve">The article opened with a law professor’s archive that no one, the professor included, could open as a whole: years of slides, readings, briefs, and packets scattered across a flat folder structure. That structure stored the material without connecting it.</w:t>
-      </w:r>
-      <w:r>
-        <w:rPr>
-          <w:rStyle w:val="FootnoteReference"/>
-        </w:rPr>
-        <w:footnoteReference w:id="275"/>
-      </w:r>
-      <w:r>
-        <w:t xml:space="preserve"> </w:t>
-      </w:r>
-      <w:r>
-        <w:t xml:space="preserve">It closes by naming what opened that archive. The opener is a method, in which generative AI, structured source materials, typed markdown notes, retrieval from verified legal sources, and iterative expert review convert a dispersed archive into a navigable, cross-linked, student-facing course knowledge system. The contribution is the method, not the artifact. The constitutional-law system is the demonstration; the transferable result is the replicable process that other doctrinal courses with similar archives can follow.</w:t>
-      </w:r>
-      <w:r>
-        <w:rPr>
-          <w:rStyle w:val="FootnoteReference"/>
-        </w:rPr>
-        <w:footnoteReference w:id="276"/>
-      </w:r>
-    </w:p>
-    <w:bookmarkEnd w:id="277"/>
-    <w:bookmarkStart w:id="282" w:name="X3597124ef1bfa53b7814485366104065ddcf8a0"/>
-    <w:p>
-      <w:pPr>
-        <w:pStyle w:val="Heading2"/>
-      </w:pPr>
-      <w:r>
-        <w:t xml:space="preserve">B. What the case study showed, and what it did not claim</w:t>
-      </w:r>
-    </w:p>
-    <w:p>
-      <w:pPr>
-        <w:pStyle w:val="FirstParagraph"/>
-      </w:pPr>
-      <w:r>
-        <w:t xml:space="preserve">The case study showed a tractable pipeline that ran from source files to typed notes to a deployed, reviewed static site. A six-phase rotation, a running lessons memory, and a forced-finding verification pass governed it, and a professor reviewed each layer before it advanced.</w:t>
-      </w:r>
-      <w:r>
-        <w:rPr>
-          <w:rStyle w:val="FootnoteReference"/>
-        </w:rPr>
-        <w:footnoteReference w:id="278"/>
-      </w:r>
-      <w:r>
-        <w:t xml:space="preserve"> </w:t>
-      </w:r>
-      <w:r>
-        <w:t xml:space="preserve">The article is as careful about what it declined to claim as about what it showed. It does not claim that students learned more, because it did not run the study that would license that claim.</w:t>
-      </w:r>
-      <w:r>
-        <w:rPr>
-          <w:rStyle w:val="FootnoteReference"/>
-        </w:rPr>
-        <w:footnoteReference w:id="279"/>
-      </w:r>
-      <w:r>
-        <w:t xml:space="preserve"> </w:t>
-      </w:r>
-      <w:r>
-        <w:t xml:space="preserve">It does not claim universal transfer, treating constitutional law as one well-suited base case rather than proof that every doctrinal course transfers cleanly.</w:t>
-      </w:r>
-      <w:r>
-        <w:rPr>
-          <w:rStyle w:val="FootnoteReference"/>
-        </w:rPr>
-        <w:footnoteReference w:id="280"/>
-      </w:r>
-      <w:r>
-        <w:t xml:space="preserve"> </w:t>
-      </w:r>
-      <w:r>
-        <w:t xml:space="preserve">And it does not present a chatbot, because the case study is a reviewed static website whose risk surface sits at build-time professorial review rather than at runtime generation, a deliberate tradeoff in which the static architecture forgoes the adaptivity and interactive feedback a chatbot offers in exchange for build-time auditability.</w:t>
-      </w:r>
-      <w:r>
-        <w:rPr>
-          <w:rStyle w:val="FootnoteReference"/>
-        </w:rPr>
-        <w:footnoteReference w:id="281"/>
-      </w:r>
-    </w:p>
-    <w:bookmarkEnd w:id="282"/>
-    <w:bookmarkStart w:id="286" w:name="X69aaa3dbea4dfeae60d3702a4b9ec6943fca0ad"/>
-    <w:p>
-      <w:pPr>
-        <w:pStyle w:val="Heading2"/>
-      </w:pPr>
-      <w:r>
-        <w:t xml:space="preserve">C. Professorial judgment and the invitation forward</w:t>
-      </w:r>
-    </w:p>
-    <w:p>
-      <w:pPr>
-        <w:pStyle w:val="FirstParagraph"/>
-      </w:pPr>
-      <w:r>
         <w:t xml:space="preserve">Across every layer, the expert never left the loop. The system did not replace professorial judgment; it made that judgment reusable, inspectable, and publishable. The adopted method equips an artifact that supports the professor’s live teaching; the teaching itself remains the professor’s. The article closes on the method-first, opt-in invitation that the institutional discussion handed forward. A faculty member adopts the method, namely the typed schema, the verified-source discipline, the professorial gating, and the iterative loop, rather than the constitutional-law artifact.</w:t>
       </w:r>
       <w:r>
         <w:rPr>
           <w:rStyle w:val="FootnoteReference"/>
         </w:rPr>
+        <w:footnoteReference w:id="282"/>
+      </w:r>
+      <w:r>
+        <w:t xml:space="preserve"> </w:t>
+      </w:r>
+      <w:r>
+        <w:t xml:space="preserve">The natural next step is a second instance in another course, one that would test the generalization the article advances and measure what its evaluation plan describes.</w:t>
+      </w:r>
+      <w:r>
+        <w:rPr>
+          <w:rStyle w:val="FootnoteReference"/>
+        </w:rPr>
         <w:footnoteReference w:id="283"/>
       </w:r>
       <w:r>
         <w:t xml:space="preserve"> </w:t>
       </w:r>
       <w:r>
-        <w:t xml:space="preserve">The natural next step is a second instance in another course, one that would test the generalization the article advances and measure what its evaluation plan describes.</w:t>
+        <w:t xml:space="preserve">The article hands a colleague the typed note schemas, the per-phase rubrics, the prompt library, and the cost log this case study produced, so the second instance starts from artifacts rather than reconstructs them.</w:t>
       </w:r>
       <w:r>
         <w:rPr>
           <w:rStyle w:val="FootnoteReference"/>
         </w:rPr>
         <w:footnoteReference w:id="284"/>
-      </w:r>
-      <w:r>
-        <w:t xml:space="preserve"> </w:t>
-      </w:r>
-      <w:r>
-        <w:t xml:space="preserve">The article hands a colleague the typed note schemas, the per-phase rubrics, the prompt library, and the cost log this case study produced, so the second instance starts from artifacts rather than reconstructs them.</w:t>
-      </w:r>
-      <w:r>
-        <w:rPr>
-          <w:rStyle w:val="FootnoteReference"/>
-        </w:rPr>
-        <w:footnoteReference w:id="285"/>
       </w:r>
       <w:r>
         <w:t xml:space="preserve"> </w:t>
@@ -5481,18 +5372,18 @@
         </w:pict>
       </w:r>
     </w:p>
+    <w:bookmarkEnd w:id="285"/>
+    <w:bookmarkStart w:id="286" w:name="footnotes"/>
+    <w:p>
+      <w:pPr>
+        <w:pStyle w:val="Heading2"/>
+      </w:pPr>
+      <w:r>
+        <w:t xml:space="preserve">Footnotes</w:t>
+      </w:r>
+    </w:p>
     <w:bookmarkEnd w:id="286"/>
-    <w:bookmarkStart w:id="287" w:name="footnotes"/>
-    <w:p>
-      <w:pPr>
-        <w:pStyle w:val="Heading2"/>
-      </w:pPr>
-      <w:r>
-        <w:t xml:space="preserve">Footnotes</w:t>
-      </w:r>
-    </w:p>
     <w:bookmarkEnd w:id="287"/>
-    <w:bookmarkEnd w:id="288"/>
     <w:sectPr>
       <w:footnotePr>
         <w:numRestart w:val="eachSect"/>
@@ -5621,7 +5512,7 @@
         <w:t xml:space="preserve"> </w:t>
       </w:r>
       <w:r>
-        <w:t xml:space="preserve">Section XII (Risks and Limits) (developing the architectural contrast between the reviewed static-website case study and chatbot architectures, and locating the case study’s risk surface at build-time professorial review rather than at runtime generation).</w:t>
+        <w:t xml:space="preserve">Section XII (Risks and Limits) (developing the architectural contrast between the review-ready static-website case study and chatbot architectures, and locating the case study’s risk surface at build-time professorial review rather than at runtime generation).</w:t>
       </w:r>
     </w:p>
   </w:footnote>
@@ -7838,7 +7729,7 @@
         <w:t xml:space="preserve"> </w:t>
       </w:r>
       <w:r>
-        <w:t xml:space="preserve">Casebook-input status remains an open question at the time of writing pending professorial resolution; the article carries the hedge in body prose throughout Sections IV and XII rather than asserting either inclusion or exclusion.</w:t>
+        <w:t xml:space="preserve">The author’s understanding, subject to Professor Chandler’s confirmation, is that no casebook excerpts were ingested into the vault corpus; the course files inventoried in Section IV.B were authored or assembled by Professor Chandler. The Section XII.C analysis of how copyrighted casebook excerpts would be handled remains in the article as a contingent fallback should that understanding ever prove wrong, but is not the operative state of the May 2026 snapshot.</w:t>
       </w:r>
     </w:p>
   </w:footnote>
@@ -7867,7 +7758,7 @@
         <w:t xml:space="preserve"> </w:t>
       </w:r>
       <w:r>
-        <w:t xml:space="preserve">Section III (describing the deployed static website and its review pipeline);</w:t>
+        <w:t xml:space="preserve">Section III (describing the deployed review-ready static website and its review pipeline);</w:t>
       </w:r>
       <w:r>
         <w:t xml:space="preserve"> </w:t>
@@ -7883,7 +7774,7 @@
         <w:t xml:space="preserve"> </w:t>
       </w:r>
       <w:r>
-        <w:t xml:space="preserve">Section XII (distinguishing the static, reviewed website from chatbot architectures). For representative chatbot-tutor architectures against which the static-website contrast operates,</w:t>
+        <w:t xml:space="preserve">Section XII (distinguishing the review-ready static website from chatbot architectures). For representative chatbot-tutor architectures against which the static-website contrast operates,</w:t>
       </w:r>
       <w:r>
         <w:t xml:space="preserve"> </w:t>
@@ -7915,7 +7806,7 @@
         <w:t xml:space="preserve"> </w:t>
       </w:r>
       <w:r>
-        <w:t xml:space="preserve">Section VIII (citing Sajja et al. as a single-platform chatbot-tutor exemplar). The transfer-of-inference framing is the architectural insight that structure-aware retrieval beats flat semantic similarity; the chatbot-tutor implementation surface does not transfer to the case study’s static, reviewed publication form.</w:t>
+        <w:t xml:space="preserve">Section VIII (citing Sajja et al. as a single-platform chatbot-tutor exemplar). The transfer-of-inference framing is the architectural insight that structure-aware retrieval beats flat semantic similarity; the chatbot-tutor implementation surface does not transfer to the case study’s review-ready static publication form.</w:t>
       </w:r>
     </w:p>
   </w:footnote>
@@ -8322,7 +8213,7 @@
         <w:t xml:space="preserve"> </w:t>
       </w:r>
       <w:r>
-        <w:t xml:space="preserve">Casebook-ingestion status remains an open question at the time of writing pending professorial resolution; the article hedges any positive claim about casebook ingestion throughout until that question lands.</w:t>
+        <w:t xml:space="preserve">The author’s understanding, subject to Professor Chandler’s confirmation, is that the course files inventoried in Section IV.B were authored or assembled by Professor Chandler and that no casebook excerpts were ingested into the vault corpus. Section XII.C’s analysis of how copyrighted casebook excerpts would be handled remains in the article as a contingent fallback should that understanding ever prove wrong, but is not the operative state of the May 2026 snapshot.</w:t>
       </w:r>
     </w:p>
   </w:footnote>
@@ -8341,7 +8232,7 @@
         <w:t xml:space="preserve"> </w:t>
       </w:r>
       <w:r>
-        <w:t xml:space="preserve">Student-work-ingestion status, including prior exam answers, office-hours notes, and LMS posts, remains an open question at the time of writing pending professorial resolution; the privacy framing in Section XII depends on whichever way the question lands.</w:t>
+        <w:t xml:space="preserve">The author’s understanding, subject to Professor Chandler’s confirmation, is that no student assessment artifact or student-submitted work was ingested into the vault as training or generation input; the only third-party-authored content the corpus contains is review-session materials prepared by teaching assistants, treated below in Section XII.D as a teaching-aid authorship and attribution matter rather than as a student-data privacy matter.</w:t>
       </w:r>
     </w:p>
   </w:footnote>
@@ -11568,7 +11459,26 @@
       </w:r>
     </w:p>
   </w:footnote>
-  <w:footnote w:id="159">
+  <w:footnote w:id="158">
+    <w:p>
+      <w:pPr>
+        <w:pStyle w:val="FootnoteText"/>
+      </w:pPr>
+      <w:r>
+        <w:rPr>
+          <w:rStyle w:val="FootnoteReference"/>
+        </w:rPr>
+        <w:footnoteRef/>
+      </w:r>
+      <w:r>
+        <w:t xml:space="preserve"> </w:t>
+      </w:r>
+      <w:r>
+        <w:t xml:space="preserve">The author’s understanding, subject to Professor Chandler’s confirmation, is that the May 2026 snapshot pages were published as review-ready drafts and had not been individually professor-approved before going live; the build-time professorial-review checkpoint is the workflow the architecture enables and the Deploy entry guard holds, not a completed fact this article can claim of the snapshot. The static-versus-chatbot architectural contrast developed at Section XII.B and the governance posture developed at Section XIII.C both rest on the architecture’s gatekeeping capability rather than on any assertion of completed review.</w:t>
+      </w:r>
+    </w:p>
+  </w:footnote>
+  <w:footnote w:id="160">
     <w:p>
       <w:pPr>
         <w:pStyle w:val="FootnoteText"/>
@@ -11645,7 +11555,7 @@
       </w:r>
     </w:p>
   </w:footnote>
-  <w:footnote w:id="160">
+  <w:footnote w:id="161">
     <w:p>
       <w:pPr>
         <w:pStyle w:val="FootnoteText"/>
@@ -11716,7 +11626,7 @@
       </w:r>
     </w:p>
   </w:footnote>
-  <w:footnote w:id="161">
+  <w:footnote w:id="162">
     <w:p>
       <w:pPr>
         <w:pStyle w:val="FootnoteText"/>
@@ -11826,7 +11736,7 @@
       </w:r>
     </w:p>
   </w:footnote>
-  <w:footnote w:id="162">
+  <w:footnote w:id="163">
     <w:p>
       <w:pPr>
         <w:pStyle w:val="FootnoteText"/>
@@ -11871,7 +11781,7 @@
       </w:r>
     </w:p>
   </w:footnote>
-  <w:footnote w:id="164">
+  <w:footnote w:id="165">
     <w:p>
       <w:pPr>
         <w:pStyle w:val="FootnoteText"/>
@@ -11927,7 +11837,7 @@
       </w:r>
     </w:p>
   </w:footnote>
-  <w:footnote w:id="165">
+  <w:footnote w:id="166">
     <w:p>
       <w:pPr>
         <w:pStyle w:val="FootnoteText"/>
@@ -12043,7 +11953,7 @@
       </w:r>
     </w:p>
   </w:footnote>
-  <w:footnote w:id="166">
+  <w:footnote w:id="167">
     <w:p>
       <w:pPr>
         <w:pStyle w:val="FootnoteText"/>
@@ -12111,7 +12021,7 @@
       </w:r>
     </w:p>
   </w:footnote>
-  <w:footnote w:id="167">
+  <w:footnote w:id="168">
     <w:p>
       <w:pPr>
         <w:pStyle w:val="FootnoteText"/>
@@ -12240,7 +12150,7 @@
       </w:r>
     </w:p>
   </w:footnote>
-  <w:footnote w:id="169">
+  <w:footnote w:id="170">
     <w:p>
       <w:pPr>
         <w:pStyle w:val="FootnoteText"/>
@@ -12380,7 +12290,7 @@
       </w:r>
     </w:p>
   </w:footnote>
-  <w:footnote w:id="170">
+  <w:footnote w:id="171">
     <w:p>
       <w:pPr>
         <w:pStyle w:val="FootnoteText"/>
@@ -12526,7 +12436,7 @@
       </w:r>
     </w:p>
   </w:footnote>
-  <w:footnote w:id="171">
+  <w:footnote w:id="172">
     <w:p>
       <w:pPr>
         <w:pStyle w:val="FootnoteText"/>
@@ -12570,7 +12480,7 @@
       </w:r>
     </w:p>
   </w:footnote>
-  <w:footnote w:id="173">
+  <w:footnote w:id="174">
     <w:p>
       <w:pPr>
         <w:pStyle w:val="FootnoteText"/>
@@ -12595,7 +12505,7 @@
         <w:t xml:space="preserve"> </w:t>
       </w:r>
       <w:r>
-        <w:t xml:space="preserve">App. F (Technical Setup) (deployed-site architecture: stable HTML and JSON artifacts produced at publish time by the build pipeline described above and served by the Netlify CDN without further model inference at request time; no LLM in the request path);</w:t>
+        <w:t xml:space="preserve">App. F (Technical Setup) (deployed-site architecture: stable HTML and JSON artifacts produced at publish time by the build pipeline described above and served by the Netlify CDN without further model inference at request time; no LLM in the request path; the professor is the designed gating reviewer at the build-time checkpoint the architecture enables, and the May 2026 snapshot pages went live as review-ready drafts rather than as individually professor-approved pages, the author’s understanding subject to Professor Chandler’s confirmation);</w:t>
       </w:r>
       <w:r>
         <w:t xml:space="preserve"> </w:t>
@@ -12611,11 +12521,11 @@
         <w:t xml:space="preserve"> </w:t>
       </w:r>
       <w:r>
-        <w:t xml:space="preserve">Section XII (Risks and Limits) (developing the architectural contrast between the static-site case study and chatbot architectures, with reference to the Magesh et al. hallucination findings).</w:t>
-      </w:r>
-    </w:p>
-  </w:footnote>
-  <w:footnote w:id="174">
+        <w:t xml:space="preserve">Section XII (Risks and Limits) (developing the architectural contrast between the review-ready static-site case study and chatbot architectures, with reference to the Magesh et al. hallucination findings).</w:t>
+      </w:r>
+    </w:p>
+  </w:footnote>
+  <w:footnote w:id="175">
     <w:p>
       <w:pPr>
         <w:pStyle w:val="FootnoteText"/>
@@ -12653,11 +12563,11 @@
         <w:t xml:space="preserve">Platform-Independent and Curriculum-Oriented Intelligent Assistant for Higher Education</w:t>
       </w:r>
       <w:r>
-        <w:t xml:space="preserve">, 20 Int’l J. Educ. Tech. Higher Educ., Art. 42 (2023), https://link.springer.com/article/10.1186/s41239-023-00412-7 (last visited May 17, 2026) (presenting a large-language-model-backed curriculum-oriented virtual teaching assistant deployable to any course as a conversational helper; cited here as a representative chatbot-architecture contrast to this article’s static-site case study, the architectural difference Section XII develops as a difference in where runtime risk lives).</w:t>
-      </w:r>
-    </w:p>
-  </w:footnote>
-  <w:footnote w:id="177">
+        <w:t xml:space="preserve">, 20 Int’l J. Educ. Tech. Higher Educ., Art. 42 (2023), https://link.springer.com/article/10.1186/s41239-023-00412-7 (last visited May 17, 2026) (presenting a large-language-model-backed curriculum-oriented virtual teaching assistant deployable to any course as a conversational helper; cited here as a representative chatbot-architecture contrast to this article’s review-ready static-site case study, the architectural difference Section XII develops as a difference in where runtime risk lives).</w:t>
+      </w:r>
+    </w:p>
+  </w:footnote>
+  <w:footnote w:id="178">
     <w:p>
       <w:pPr>
         <w:pStyle w:val="FootnoteText"/>
@@ -12682,19 +12592,93 @@
         <w:t xml:space="preserve"> </w:t>
       </w:r>
       <w:r>
-        <w:t xml:space="preserve">App. E (Cost and Time Log) (recording the cost-and-labor table as one of the five most-important gaps the article must close before it can ship, identifying the existing record’s single anchored figure as a hand-wave that does not split by phase, by labor category, or by snapshot-anchored dollar count, and naming the retroactive-reconstruction protocol as email trail plus git log plus best-memory entries committed to</w:t>
-      </w:r>
-      <w:r>
-        <w:t xml:space="preserve"> </w:t>
-      </w:r>
-      <w:r>
-        <w:rPr>
-          <w:rStyle w:val="VerbatimChar"/>
-        </w:rPr>
-        <w:t xml:space="preserve">Appendix-Cost-Log.md</w:t>
-      </w:r>
-      <w:r>
-        <w:t xml:space="preserve">);</w:t>
+        <w:t xml:space="preserve">App. E (Cost and Time Log), Methodology Note (recording the cost-and-labor table as one of the gaps the article must close before it can ship, and identifying the prior anchored figure of approximately sixty percent of weekly Claude usage to the 198-page progress snapshot as a hand-wave that did not split by phase, by labor category, or by dollar count); the table this section reports is the counted-runs reconstruction the appendix’s methodology note describes. The four-labor-category mapping at note [^128]</w:t>
+      </w:r>
+      <w:r>
+        <w:t xml:space="preserve"> </w:t>
+      </w:r>
+      <w:r>
+        <w:rPr>
+          <w:i/>
+          <w:iCs/>
+        </w:rPr>
+        <w:t xml:space="preserve">infra</w:t>
+      </w:r>
+      <w:r>
+        <w:t xml:space="preserve">.</w:t>
+      </w:r>
+    </w:p>
+  </w:footnote>
+  <w:footnote w:id="179">
+    <w:p>
+      <w:pPr>
+        <w:pStyle w:val="FootnoteText"/>
+      </w:pPr>
+      <w:r>
+        <w:rPr>
+          <w:rStyle w:val="FootnoteReference"/>
+        </w:rPr>
+        <w:footnoteRef/>
+      </w:r>
+      <w:r>
+        <w:t xml:space="preserve"> </w:t>
+      </w:r>
+      <w:r>
+        <w:rPr>
+          <w:i/>
+          <w:iCs/>
+        </w:rPr>
+        <w:t xml:space="preserve">See infra</w:t>
+      </w:r>
+      <w:r>
+        <w:t xml:space="preserve"> </w:t>
+      </w:r>
+      <w:r>
+        <w:t xml:space="preserve">App. E (Cost and Time Log), Methodology Note (recording that this paper was produced by a comparable article-writing scheduled task whose own per-tick log is the source for the companion document</w:t>
+      </w:r>
+      <w:r>
+        <w:t xml:space="preserve"> </w:t>
+      </w:r>
+      <w:r>
+        <w:rPr>
+          <w:rStyle w:val="VerbatimChar"/>
+        </w:rPr>
+        <w:t xml:space="preserve">04-How-This-Article-Was-Written</w:t>
+      </w:r>
+      <w:r>
+        <w:t xml:space="preserve"> </w:t>
+      </w:r>
+      <w:r>
+        <w:t xml:space="preserve">in the submission packet; the article-writing-loop figures are not reproduced in Section IX because the case study the article describes is the vault, not the article, and conflating the two costs would mislead the reader about which deliverable the cost record describes).</w:t>
+      </w:r>
+    </w:p>
+  </w:footnote>
+  <w:footnote w:id="180">
+    <w:p>
+      <w:pPr>
+        <w:pStyle w:val="FootnoteText"/>
+      </w:pPr>
+      <w:r>
+        <w:rPr>
+          <w:rStyle w:val="FootnoteReference"/>
+        </w:rPr>
+        <w:footnoteRef/>
+      </w:r>
+      <w:r>
+        <w:t xml:space="preserve"> </w:t>
+      </w:r>
+      <w:r>
+        <w:rPr>
+          <w:i/>
+          <w:iCs/>
+        </w:rPr>
+        <w:t xml:space="preserve">See infra</w:t>
+      </w:r>
+      <w:r>
+        <w:t xml:space="preserve"> </w:t>
+      </w:r>
+      <w:r>
+        <w:t xml:space="preserve">App. E (Cost and Time Log) § E.3 (Vault-Construction Cost), recording that the vault scheduled task’s run-scores log carries per-run fields for run_count, phase, weighted score, and (sparsely) wall-clock;</w:t>
       </w:r>
       <w:r>
         <w:t xml:space="preserve"> </w:t>
@@ -12710,7 +12694,1396 @@
         <w:t xml:space="preserve"> </w:t>
       </w:r>
       <w:r>
-        <w:t xml:space="preserve">App. E (Cost and Time Log), Methodology Note (retroactive-reconstruction protocol with the four-labor-category mapping in note [^130]</w:t>
+        <w:t xml:space="preserve">Table 9.1 (in-section per-phase aggregate across the snapshot window of April 16 to May 8, 2026).</w:t>
+      </w:r>
+    </w:p>
+  </w:footnote>
+  <w:footnote w:id="182">
+    <w:p>
+      <w:pPr>
+        <w:pStyle w:val="FootnoteText"/>
+      </w:pPr>
+      <w:r>
+        <w:rPr>
+          <w:rStyle w:val="FootnoteReference"/>
+        </w:rPr>
+        <w:footnoteRef/>
+      </w:r>
+      <w:r>
+        <w:t xml:space="preserve"> </w:t>
+      </w:r>
+      <w:r>
+        <w:rPr>
+          <w:i/>
+          <w:iCs/>
+        </w:rPr>
+        <w:t xml:space="preserve">See infra</w:t>
+      </w:r>
+      <w:r>
+        <w:t xml:space="preserve"> </w:t>
+      </w:r>
+      <w:r>
+        <w:t xml:space="preserve">App. F (Technical Setup) (DEPLOY.md Step 2 designating the Netlify CLI direct-upload path as canonical specifically because it does not consume Netlify build minutes and uses the local PAT so deploys are reproducible from the scheduled task without proxy-token TTL pressure; DEPLOY.md fallback-path entry demoting the Netlify MCP</w:t>
+      </w:r>
+      <w:r>
+        <w:t xml:space="preserve"> </w:t>
+      </w:r>
+      <w:r>
+        <w:rPr>
+          <w:rStyle w:val="VerbatimChar"/>
+        </w:rPr>
+        <w:t xml:space="preserve">netlify-deploy-services-updater</w:t>
+      </w:r>
+      <w:r>
+        <w:t xml:space="preserve"> </w:t>
+      </w:r>
+      <w:r>
+        <w:t xml:space="preserve">call with</w:t>
+      </w:r>
+      <w:r>
+        <w:t xml:space="preserve"> </w:t>
+      </w:r>
+      <w:r>
+        <w:rPr>
+          <w:rStyle w:val="VerbatimChar"/>
+        </w:rPr>
+        <w:t xml:space="preserve">operation: deploy-site</w:t>
+      </w:r>
+      <w:r>
+        <w:t xml:space="preserve"> </w:t>
+      </w:r>
+      <w:r>
+        <w:t xml:space="preserve">and</w:t>
+      </w:r>
+      <w:r>
+        <w:t xml:space="preserve"> </w:t>
+      </w:r>
+      <w:r>
+        <w:rPr>
+          <w:rStyle w:val="VerbatimChar"/>
+        </w:rPr>
+        <w:t xml:space="preserve">siteId: f78a098b-9a9e-412a-8d4f-dd8ccda13bfe</w:t>
+      </w:r>
+      <w:r>
+        <w:t xml:space="preserve"> </w:t>
+      </w:r>
+      <w:r>
+        <w:t xml:space="preserve">because it consumes Netlify build minutes);</w:t>
+      </w:r>
+      <w:r>
+        <w:t xml:space="preserve"> </w:t>
+      </w:r>
+      <w:r>
+        <w:rPr>
+          <w:i/>
+          <w:iCs/>
+        </w:rPr>
+        <w:t xml:space="preserve">see also supra</w:t>
+      </w:r>
+      <w:r>
+        <w:t xml:space="preserve"> </w:t>
+      </w:r>
+      <w:r>
+        <w:t xml:space="preserve">Section VIII (From Vault to Website) note 78 (cross-reference to the same DEPLOY.md Step 2 cited in Section VIII’s build-pipeline framing of the deploy path).</w:t>
+      </w:r>
+    </w:p>
+  </w:footnote>
+  <w:footnote w:id="183">
+    <w:p>
+      <w:pPr>
+        <w:pStyle w:val="FootnoteText"/>
+      </w:pPr>
+      <w:r>
+        <w:rPr>
+          <w:rStyle w:val="FootnoteReference"/>
+        </w:rPr>
+        <w:footnoteRef/>
+      </w:r>
+      <w:r>
+        <w:t xml:space="preserve"> </w:t>
+      </w:r>
+      <w:r>
+        <w:rPr>
+          <w:i/>
+          <w:iCs/>
+        </w:rPr>
+        <w:t xml:space="preserve">See infra</w:t>
+      </w:r>
+      <w:r>
+        <w:t xml:space="preserve"> </w:t>
+      </w:r>
+      <w:r>
+        <w:t xml:space="preserve">App. F (Technical Setup) (vault deployment-lessons record naming the HTTP 403 “Account credit usage exceeded” pattern as an external block rather than a code defect, recording that build still succeeds and upload aborts before any deploy record is created, and specifying the RUNBOOK guard fires after</w:t>
+      </w:r>
+      <w:r>
+        <w:t xml:space="preserve"> </w:t>
+      </w:r>
+      <w:r>
+        <w:rPr>
+          <w:rStyle w:val="VerbatimChar"/>
+        </w:rPr>
+        <w:t xml:space="preserve">consecutive_same_type_failures&gt;=3</w:t>
+      </w:r>
+      <w:r>
+        <w:t xml:space="preserve"> </w:t>
+      </w:r>
+      <w:r>
+        <w:t xml:space="preserve">and</w:t>
+      </w:r>
+      <w:r>
+        <w:t xml:space="preserve"> </w:t>
+      </w:r>
+      <w:r>
+        <w:rPr>
+          <w:rStyle w:val="VerbatimChar"/>
+        </w:rPr>
+        <w:t xml:space="preserve">type=deploy-credit-blocked</w:t>
+      </w:r>
+      <w:r>
+        <w:t xml:space="preserve"> </w:t>
+      </w:r>
+      <w:r>
+        <w:t xml:space="preserve">to skip the fast-deploy POST until credits are restored; same record logging 2026-05-07T18:41Z, T19:11Z, and T19:42Z as the three sequential credit-block events that tripped the three-strike guard against a 281-page corpus build of 131 cases, 53 topics, and 97 lectures).</w:t>
+      </w:r>
+    </w:p>
+  </w:footnote>
+  <w:footnote w:id="185">
+    <w:p>
+      <w:pPr>
+        <w:pStyle w:val="FootnoteText"/>
+      </w:pPr>
+      <w:r>
+        <w:rPr>
+          <w:rStyle w:val="FootnoteReference"/>
+        </w:rPr>
+        <w:footnoteRef/>
+      </w:r>
+      <w:r>
+        <w:t xml:space="preserve"> </w:t>
+      </w:r>
+      <w:r>
+        <w:rPr>
+          <w:i/>
+          <w:iCs/>
+        </w:rPr>
+        <w:t xml:space="preserve">See infra</w:t>
+      </w:r>
+      <w:r>
+        <w:t xml:space="preserve"> </w:t>
+      </w:r>
+      <w:r>
+        <w:t xml:space="preserve">App. E (Cost and Time Log) § E.3 (vault-construction tick total of 255 across the eight phases listed in the body, derived from the vault scheduled task’s run-scores log filtered to the snapshot window of April 16 to May 8, 2026, with per-phase sums verified at the cell level: ingest 35, enrich 24, expand 29, synthesize 30, lint 34, verify 34, consolidate 10, deploy 59);</w:t>
+      </w:r>
+      <w:r>
+        <w:t xml:space="preserve"> </w:t>
+      </w:r>
+      <w:r>
+        <w:rPr>
+          <w:i/>
+          <w:iCs/>
+        </w:rPr>
+        <w:t xml:space="preserve">see also infra</w:t>
+      </w:r>
+      <w:r>
+        <w:t xml:space="preserve"> </w:t>
+      </w:r>
+      <w:r>
+        <w:t xml:space="preserve">Table 9.1 (in-section per-phase aggregate of the same figures).</w:t>
+      </w:r>
+    </w:p>
+  </w:footnote>
+  <w:footnote w:id="186">
+    <w:p>
+      <w:pPr>
+        <w:pStyle w:val="FootnoteText"/>
+      </w:pPr>
+      <w:r>
+        <w:rPr>
+          <w:rStyle w:val="FootnoteReference"/>
+        </w:rPr>
+        <w:footnoteRef/>
+      </w:r>
+      <w:r>
+        <w:t xml:space="preserve"> </w:t>
+      </w:r>
+      <w:r>
+        <w:rPr>
+          <w:i/>
+          <w:iCs/>
+        </w:rPr>
+        <w:t xml:space="preserve">See supra</w:t>
+      </w:r>
+      <w:r>
+        <w:t xml:space="preserve"> </w:t>
+      </w:r>
+      <w:r>
+        <w:t xml:space="preserve">Section IV (The Input Corpus) note 33 (198-page snapshot of 92 case briefs, 27 doctrinal topic pages, and 79 lecture summaries as the end-of-window deliverable, used as Section IV’s input-corpus anchor under the article’s snapshot-and-drift convention);</w:t>
+      </w:r>
+      <w:r>
+        <w:t xml:space="preserve"> </w:t>
+      </w:r>
+      <w:r>
+        <w:rPr>
+          <w:i/>
+          <w:iCs/>
+        </w:rPr>
+        <w:t xml:space="preserve">see also infra</w:t>
+      </w:r>
+      <w:r>
+        <w:t xml:space="preserve"> </w:t>
+      </w:r>
+      <w:r>
+        <w:t xml:space="preserve">App. A (Input Inventory), Vault Output Snapshot subsection (same figures with the page-count breakdown and the approximately ninety-two-percent doctrinal-coverage estimate).</w:t>
+      </w:r>
+    </w:p>
+  </w:footnote>
+  <w:footnote w:id="187">
+    <w:p>
+      <w:pPr>
+        <w:pStyle w:val="FootnoteText"/>
+      </w:pPr>
+      <w:r>
+        <w:rPr>
+          <w:rStyle w:val="FootnoteReference"/>
+        </w:rPr>
+        <w:footnoteRef/>
+      </w:r>
+      <w:r>
+        <w:t xml:space="preserve"> </w:t>
+      </w:r>
+      <w:r>
+        <w:rPr>
+          <w:i/>
+          <w:iCs/>
+        </w:rPr>
+        <w:t xml:space="preserve">See infra</w:t>
+      </w:r>
+      <w:r>
+        <w:t xml:space="preserve"> </w:t>
+      </w:r>
+      <w:r>
+        <w:t xml:space="preserve">App. E (Cost and Time Log) § E.5 (Honest Caveats), recording that only six of the 255 vault runs logged a wall-clock field and that none logged token counts or a price, so no dollar figure for model usage and no compute-hours figure can be derived from the run record;</w:t>
+      </w:r>
+      <w:r>
+        <w:t xml:space="preserve"> </w:t>
+      </w:r>
+      <w:r>
+        <w:rPr>
+          <w:i/>
+          <w:iCs/>
+        </w:rPr>
+        <w:t xml:space="preserve">see also infra</w:t>
+      </w:r>
+      <w:r>
+        <w:t xml:space="preserve"> </w:t>
+      </w:r>
+      <w:r>
+        <w:t xml:space="preserve">Table 9.1. The omission is recorded as a structural property of the logging system rather than as a defect to be repaired by retroactive reconstruction.</w:t>
+      </w:r>
+    </w:p>
+  </w:footnote>
+  <w:footnote w:id="189">
+    <w:p>
+      <w:pPr>
+        <w:pStyle w:val="FootnoteText"/>
+      </w:pPr>
+      <w:r>
+        <w:rPr>
+          <w:rStyle w:val="FootnoteReference"/>
+        </w:rPr>
+        <w:footnoteRef/>
+      </w:r>
+      <w:r>
+        <w:t xml:space="preserve"> </w:t>
+      </w:r>
+      <w:r>
+        <w:rPr>
+          <w:i/>
+          <w:iCs/>
+        </w:rPr>
+        <w:t xml:space="preserve">See infra</w:t>
+      </w:r>
+      <w:r>
+        <w:t xml:space="preserve"> </w:t>
+      </w:r>
+      <w:r>
+        <w:t xml:space="preserve">App. D (Karpathy-Loop Per-Phase Rubric) (dispatcher protocol enumerating per-run loads as Tier 1 covering the state file, the rubric for the current phase, and the lessons file, with Tier 2 covering the current phase’s rubric, the lessons file, the current month’s build narrative, and the personas file only for the adversarial review pass, and naming the explicit prohibition against reading other rubrics or archived narratives; same source recording the cross-rubric-reading prohibition that each run loads only its own phase rubric because cross-rubric reading creates conflicting incentives, with the same dispatcher-protocol architecture mirrored in the article-writing scheduled task per its own runbook and tiered-loading guidance);</w:t>
+      </w:r>
+      <w:r>
+        <w:t xml:space="preserve"> </w:t>
+      </w:r>
+      <w:r>
+        <w:rPr>
+          <w:i/>
+          <w:iCs/>
+        </w:rPr>
+        <w:t xml:space="preserve">see also supra</w:t>
+      </w:r>
+      <w:r>
+        <w:t xml:space="preserve"> </w:t>
+      </w:r>
+      <w:r>
+        <w:t xml:space="preserve">Section VI (Prompting as Pedagogical Design) note 63 (cross-reference to the prompt-design framing of the same tiered-loading architecture as the lessons-as-prompt-iteration-memory contract).</w:t>
+      </w:r>
+    </w:p>
+  </w:footnote>
+  <w:footnote w:id="190">
+    <w:p>
+      <w:pPr>
+        <w:pStyle w:val="FootnoteText"/>
+      </w:pPr>
+      <w:r>
+        <w:rPr>
+          <w:rStyle w:val="FootnoteReference"/>
+        </w:rPr>
+        <w:footnoteRef/>
+      </w:r>
+      <w:r>
+        <w:t xml:space="preserve"> </w:t>
+      </w:r>
+      <w:r>
+        <w:rPr>
+          <w:i/>
+          <w:iCs/>
+        </w:rPr>
+        <w:t xml:space="preserve">See infra</w:t>
+      </w:r>
+      <w:r>
+        <w:t xml:space="preserve"> </w:t>
+      </w:r>
+      <w:r>
+        <w:t xml:space="preserve">App. E (Cost and Time Log) § E.5 (recording that the per-tick token-economy mechanism at note [^126]</w:t>
+      </w:r>
+      <w:r>
+        <w:t xml:space="preserve"> </w:t>
+      </w:r>
+      <w:r>
+        <w:rPr>
+          <w:i/>
+          <w:iCs/>
+        </w:rPr>
+        <w:t xml:space="preserve">supra</w:t>
+      </w:r>
+      <w:r>
+        <w:t xml:space="preserve"> </w:t>
+      </w:r>
+      <w:r>
+        <w:t xml:space="preserve">makes one tick of one phase a predictable unit of loading work, but does not become a token bill without per-tick token instrumentation that neither scheduled task carries; the omission is recorded as a structural property of the logging system rather than as a defect to be repaired).</w:t>
+      </w:r>
+    </w:p>
+  </w:footnote>
+  <w:footnote w:id="192">
+    <w:p>
+      <w:pPr>
+        <w:pStyle w:val="FootnoteText"/>
+      </w:pPr>
+      <w:r>
+        <w:rPr>
+          <w:rStyle w:val="FootnoteReference"/>
+        </w:rPr>
+        <w:footnoteRef/>
+      </w:r>
+      <w:r>
+        <w:t xml:space="preserve"> </w:t>
+      </w:r>
+      <w:r>
+        <w:rPr>
+          <w:i/>
+          <w:iCs/>
+        </w:rPr>
+        <w:t xml:space="preserve">See supra</w:t>
+      </w:r>
+      <w:r>
+        <w:t xml:space="preserve"> </w:t>
+      </w:r>
+      <w:r>
+        <w:t xml:space="preserve">note [^118] (enumerating ingest, prompt tuning, review, and debugging as the four labor-category columns the cost-and-labor table must carry). The body-prose mapping from the four labor categories to the vault’s own eight-phase rotation (ingest to vault Ingest; prompt tuning to per-tick rubric-and-lessons work plus the synthesize and consolidate phases; review to per-tick scorecard reads plus the periodic lessons-consolidation sweep plus the vault’s verify phase; debugging to per-tick pending-issue resolution plus the multi-tick pending-issue lifecycle) is this article’s own contribution; the four-column structure comes from the source at note [^118] and this section maps it to the loop architecture Sections III through VIII develop.</w:t>
+      </w:r>
+    </w:p>
+  </w:footnote>
+  <w:footnote w:id="193">
+    <w:p>
+      <w:pPr>
+        <w:pStyle w:val="FootnoteText"/>
+      </w:pPr>
+      <w:r>
+        <w:rPr>
+          <w:rStyle w:val="FootnoteReference"/>
+        </w:rPr>
+        <w:footnoteRef/>
+      </w:r>
+      <w:r>
+        <w:t xml:space="preserve"> </w:t>
+      </w:r>
+      <w:r>
+        <w:rPr>
+          <w:i/>
+          <w:iCs/>
+        </w:rPr>
+        <w:t xml:space="preserve">See supra</w:t>
+      </w:r>
+      <w:r>
+        <w:t xml:space="preserve"> </w:t>
+      </w:r>
+      <w:r>
+        <w:t xml:space="preserve">note [^122] (recording the three sequential credit-block events on May 7, 2026 that tripped the dispatcher’s three-strike guard);</w:t>
+      </w:r>
+      <w:r>
+        <w:t xml:space="preserve"> </w:t>
+      </w:r>
+      <w:r>
+        <w:rPr>
+          <w:i/>
+          <w:iCs/>
+        </w:rPr>
+        <w:t xml:space="preserve">see also infra</w:t>
+      </w:r>
+      <w:r>
+        <w:t xml:space="preserve"> </w:t>
+      </w:r>
+      <w:r>
+        <w:t xml:space="preserve">App. E (Cost and Time Log) § E.3 (recording that of fifty-nine deploy ticks in the snapshot window, a substantial fraction were absorbed by the credit-block pattern, a real cost the run log records and an email estimate would have hidden).</w:t>
+      </w:r>
+    </w:p>
+  </w:footnote>
+  <w:footnote w:id="194">
+    <w:p>
+      <w:pPr>
+        <w:pStyle w:val="FootnoteText"/>
+      </w:pPr>
+      <w:r>
+        <w:rPr>
+          <w:rStyle w:val="FootnoteReference"/>
+        </w:rPr>
+        <w:footnoteRef/>
+      </w:r>
+      <w:r>
+        <w:t xml:space="preserve"> </w:t>
+      </w:r>
+      <w:r>
+        <w:rPr>
+          <w:i/>
+          <w:iCs/>
+        </w:rPr>
+        <w:t xml:space="preserve">See supra</w:t>
+      </w:r>
+      <w:r>
+        <w:t xml:space="preserve"> </w:t>
+      </w:r>
+      <w:r>
+        <w:t xml:space="preserve">Section IV (The Input Corpus) note 22 (Section IV ingest-line forward reference closing through this section’s master table);</w:t>
+      </w:r>
+      <w:r>
+        <w:t xml:space="preserve"> </w:t>
+      </w:r>
+      <w:r>
+        <w:rPr>
+          <w:i/>
+          <w:iCs/>
+        </w:rPr>
+        <w:t xml:space="preserve">see also supra</w:t>
+      </w:r>
+      <w:r>
+        <w:t xml:space="preserve"> </w:t>
+      </w:r>
+      <w:r>
+        <w:t xml:space="preserve">Section VII (Iterative Improvement Under Professorial Control) note 68 (Section VII iteration-line forward reference closing through this section’s master table);</w:t>
+      </w:r>
+      <w:r>
+        <w:t xml:space="preserve"> </w:t>
+      </w:r>
+      <w:r>
+        <w:rPr>
+          <w:i/>
+          <w:iCs/>
+        </w:rPr>
+        <w:t xml:space="preserve">see also supra</w:t>
+      </w:r>
+      <w:r>
+        <w:t xml:space="preserve"> </w:t>
+      </w:r>
+      <w:r>
+        <w:t xml:space="preserve">Section VIII (From Vault to Website) note 82 (Section VIII deploy-line forward reference closing through this section’s master table). The three forward references flow under the article’s single-owner-section routing convention, which assigns one owning section to any cost or throughput figure that more than one section touches.</w:t>
+      </w:r>
+    </w:p>
+  </w:footnote>
+  <w:footnote w:id="195">
+    <w:p>
+      <w:pPr>
+        <w:pStyle w:val="FootnoteText"/>
+      </w:pPr>
+      <w:r>
+        <w:rPr>
+          <w:rStyle w:val="FootnoteReference"/>
+        </w:rPr>
+        <w:footnoteRef/>
+      </w:r>
+      <w:r>
+        <w:t xml:space="preserve"> </w:t>
+      </w:r>
+      <w:r>
+        <w:rPr>
+          <w:i/>
+          <w:iCs/>
+        </w:rPr>
+        <w:t xml:space="preserve">See infra</w:t>
+      </w:r>
+      <w:r>
+        <w:t xml:space="preserve"> </w:t>
+      </w:r>
+      <w:r>
+        <w:t xml:space="preserve">App. E (Cost and Time Log) § E.5 (the vault scheduled task logs only its own runs, so professorial review time and the offline rubric-and-lessons-tuning work the author performs between ticks are not loggable, and a person-hours backfill across the four labor categories is therefore not deliverable from the system’s own records). The honest move is to name the structural limit rather than fabricate a range from sources that do not exist.</w:t>
+      </w:r>
+    </w:p>
+  </w:footnote>
+  <w:footnote w:id="198">
+    <w:p>
+      <w:pPr>
+        <w:pStyle w:val="FootnoteText"/>
+      </w:pPr>
+      <w:r>
+        <w:rPr>
+          <w:rStyle w:val="FootnoteReference"/>
+        </w:rPr>
+        <w:footnoteRef/>
+      </w:r>
+      <w:r>
+        <w:t xml:space="preserve"> </w:t>
+      </w:r>
+      <w:r>
+        <w:rPr>
+          <w:i/>
+          <w:iCs/>
+        </w:rPr>
+        <w:t xml:space="preserve">See supra</w:t>
+      </w:r>
+      <w:r>
+        <w:t xml:space="preserve"> </w:t>
+      </w:r>
+      <w:r>
+        <w:t xml:space="preserve">Section I (Introduction: The Hidden Archive of the Law Professor) (stating the article’s thesis as a method claim: that generative AI working on structured source materials, Obsidian-style markdown notes, build-time linking to verified legal sources, and iterative expert review can convert a professor’s dispersed course archive into a navigable course knowledge system, with the constitutional-law case study as the demonstration and the method as the transferable contribution).</w:t>
+      </w:r>
+    </w:p>
+  </w:footnote>
+  <w:footnote w:id="199">
+    <w:p>
+      <w:pPr>
+        <w:pStyle w:val="FootnoteText"/>
+      </w:pPr>
+      <w:r>
+        <w:rPr>
+          <w:rStyle w:val="FootnoteReference"/>
+        </w:rPr>
+        <w:footnoteRef/>
+      </w:r>
+      <w:r>
+        <w:t xml:space="preserve"> </w:t>
+      </w:r>
+      <w:r>
+        <w:rPr>
+          <w:i/>
+          <w:iCs/>
+        </w:rPr>
+        <w:t xml:space="preserve">See supra</w:t>
+      </w:r>
+      <w:r>
+        <w:t xml:space="preserve"> </w:t>
+      </w:r>
+      <w:r>
+        <w:t xml:space="preserve">Section IV (The Input Corpus) (bounding the case study to a single course, Constitutional Law I (Spring 2026) taught by Professor Chandler, and to the structural constitution rather than the full year of constitutional law).</w:t>
+      </w:r>
+    </w:p>
+  </w:footnote>
+  <w:footnote w:id="200">
+    <w:p>
+      <w:pPr>
+        <w:pStyle w:val="FootnoteText"/>
+      </w:pPr>
+      <w:r>
+        <w:rPr>
+          <w:rStyle w:val="FootnoteReference"/>
+        </w:rPr>
+        <w:footnoteRef/>
+      </w:r>
+      <w:r>
+        <w:t xml:space="preserve"> </w:t>
+      </w:r>
+      <w:r>
+        <w:t xml:space="preserve">William M. Sullivan et al.,</w:t>
+      </w:r>
+      <w:r>
+        <w:t xml:space="preserve"> </w:t>
+      </w:r>
+      <w:r>
+        <w:rPr>
+          <w:i/>
+          <w:iCs/>
+        </w:rPr>
+        <w:t xml:space="preserve">Educating Lawyers</w:t>
+      </w:r>
+      <w:r>
+        <w:t xml:space="preserve">: Summary at 10-11 (2007) (Recommendations 1-2: integrated curriculum and method reform), https://archive.carnegiefoundation.org/publications/pdfs/elibrary/elibrary_pdf_632.pdf; Roy Stuckey et al.,</w:t>
+      </w:r>
+      <w:r>
+        <w:t xml:space="preserve"> </w:t>
+      </w:r>
+      <w:r>
+        <w:rPr>
+          <w:i/>
+          <w:iCs/>
+        </w:rPr>
+        <w:t xml:space="preserve">Best Practices for Legal Education</w:t>
+      </w:r>
+      <w:r>
+        <w:t xml:space="preserve"> </w:t>
+      </w:r>
+      <w:r>
+        <w:t xml:space="preserve">39-44 (CLEA 2007), https://encle.org/upload/files/teaching-materials/best_practices-full.pdf;</w:t>
+      </w:r>
+      <w:r>
+        <w:t xml:space="preserve"> </w:t>
+      </w:r>
+      <w:r>
+        <w:rPr>
+          <w:i/>
+          <w:iCs/>
+        </w:rPr>
+        <w:t xml:space="preserve">Building on Best Practices</w:t>
+      </w:r>
+      <w:r>
+        <w:t xml:space="preserve"> </w:t>
+      </w:r>
+      <w:r>
+        <w:t xml:space="preserve">[confirm-at-proof: chapter] (Deborah Maranville et al. eds., LexisNexis 2015), https://readingroom.law.gsu.edu/faculty_pub/2074/ (all last visited May 29, 2026). Reform canon on teaching method as the transferable unit.</w:t>
+      </w:r>
+    </w:p>
+  </w:footnote>
+  <w:footnote w:id="202">
+    <w:p>
+      <w:pPr>
+        <w:pStyle w:val="FootnoteText"/>
+      </w:pPr>
+      <w:r>
+        <w:rPr>
+          <w:rStyle w:val="FootnoteReference"/>
+        </w:rPr>
+        <w:footnoteRef/>
+      </w:r>
+      <w:r>
+        <w:t xml:space="preserve"> </w:t>
+      </w:r>
+      <w:r>
+        <w:rPr>
+          <w:i/>
+          <w:iCs/>
+        </w:rPr>
+        <w:t xml:space="preserve">See supra</w:t>
+      </w:r>
+      <w:r>
+        <w:t xml:space="preserve"> </w:t>
+      </w:r>
+      <w:r>
+        <w:t xml:space="preserve">Section V (Building the Obsidian Vault) (describing the three first-class content folders, one for a decided case, one for a doctrine, and one for a class session, each backed by a canonical template and a typed frontmatter schema).</w:t>
+      </w:r>
+    </w:p>
+  </w:footnote>
+  <w:footnote w:id="203">
+    <w:p>
+      <w:pPr>
+        <w:pStyle w:val="FootnoteText"/>
+      </w:pPr>
+      <w:r>
+        <w:rPr>
+          <w:rStyle w:val="FootnoteReference"/>
+        </w:rPr>
+        <w:footnoteRef/>
+      </w:r>
+      <w:r>
+        <w:t xml:space="preserve"> </w:t>
+      </w:r>
+      <w:r>
+        <w:rPr>
+          <w:i/>
+          <w:iCs/>
+        </w:rPr>
+        <w:t xml:space="preserve">See supra</w:t>
+      </w:r>
+      <w:r>
+        <w:t xml:space="preserve"> </w:t>
+      </w:r>
+      <w:r>
+        <w:t xml:space="preserve">Section V (Building the Obsidian Vault) (describing the Case Brief template’s fixed section sequence as the standard law-school brief form rather than a constitutional-law artifact).</w:t>
+      </w:r>
+    </w:p>
+  </w:footnote>
+  <w:footnote w:id="204">
+    <w:p>
+      <w:pPr>
+        <w:pStyle w:val="FootnoteText"/>
+      </w:pPr>
+      <w:r>
+        <w:rPr>
+          <w:rStyle w:val="FootnoteReference"/>
+        </w:rPr>
+        <w:footnoteRef/>
+      </w:r>
+      <w:r>
+        <w:t xml:space="preserve"> </w:t>
+      </w:r>
+      <w:r>
+        <w:t xml:space="preserve">Elizabeth Mertz,</w:t>
+      </w:r>
+      <w:r>
+        <w:t xml:space="preserve"> </w:t>
+      </w:r>
+      <w:r>
+        <w:rPr>
+          <w:i/>
+          <w:iCs/>
+        </w:rPr>
+        <w:t xml:space="preserve">The Language of Law School: Learning to “Think Like a Lawyer”</w:t>
+      </w:r>
+      <w:r>
+        <w:t xml:space="preserve"> </w:t>
+      </w:r>
+      <w:r>
+        <w:t xml:space="preserve">(Oxford Univ. Press 2007), https://global.oup.com/academic/product/the-language-of-law-school-9780195183108 (last visited May 29, 2026) (tape-recorded ethnography of first-year Contracts classrooms across eight U.S. law schools documenting the case-method form as the through-line of 1L doctrinal instruction, and supporting the X.B claim that the standard Facts, Holding, and Analysis brief shape is the case-method curriculum’s product rather than a constitutional-law artifact). Used at X.B for the case-method generalization site only;</w:t>
+      </w:r>
+      <w:r>
+        <w:t xml:space="preserve"> </w:t>
+      </w:r>
+      <w:r>
+        <w:rPr>
+          <w:i/>
+          <w:iCs/>
+        </w:rPr>
+        <w:t xml:space="preserve">see supra</w:t>
+      </w:r>
+      <w:r>
+        <w:t xml:space="preserve"> </w:t>
+      </w:r>
+      <w:r>
+        <w:t xml:space="preserve">Section II note 14 for the parallel performed-component-of-teaching anchor in this assembly.</w:t>
+      </w:r>
+    </w:p>
+  </w:footnote>
+  <w:footnote w:id="205">
+    <w:p>
+      <w:pPr>
+        <w:pStyle w:val="FootnoteText"/>
+      </w:pPr>
+      <w:r>
+        <w:rPr>
+          <w:rStyle w:val="FootnoteReference"/>
+        </w:rPr>
+        <w:footnoteRef/>
+      </w:r>
+      <w:r>
+        <w:t xml:space="preserve"> </w:t>
+      </w:r>
+      <w:r>
+        <w:rPr>
+          <w:i/>
+          <w:iCs/>
+        </w:rPr>
+        <w:t xml:space="preserve">See supra</w:t>
+      </w:r>
+      <w:r>
+        <w:t xml:space="preserve"> </w:t>
+      </w:r>
+      <w:r>
+        <w:t xml:space="preserve">Section V (Building the Obsidian Vault) (describing the YAML frontmatter schema that makes each page machine-readable, the field set rather than the field values being the course-agnostic part).</w:t>
+      </w:r>
+    </w:p>
+  </w:footnote>
+  <w:footnote w:id="206">
+    <w:p>
+      <w:pPr>
+        <w:pStyle w:val="FootnoteText"/>
+      </w:pPr>
+      <w:r>
+        <w:rPr>
+          <w:rStyle w:val="FootnoteReference"/>
+        </w:rPr>
+        <w:footnoteRef/>
+      </w:r>
+      <w:r>
+        <w:t xml:space="preserve"> </w:t>
+      </w:r>
+      <w:r>
+        <w:rPr>
+          <w:i/>
+          <w:iCs/>
+        </w:rPr>
+        <w:t xml:space="preserve">See supra</w:t>
+      </w:r>
+      <w:r>
+        <w:t xml:space="preserve"> </w:t>
+      </w:r>
+      <w:r>
+        <w:t xml:space="preserve">Section V (Building the Obsidian Vault) (describing the doctrine_family field locked to four constitutional-law values, Federalism, Separation of Powers, Individual Rights, and Justiciability, where the field is structural and its values particular to the course).</w:t>
+      </w:r>
+    </w:p>
+  </w:footnote>
+  <w:footnote w:id="207">
+    <w:p>
+      <w:pPr>
+        <w:pStyle w:val="FootnoteText"/>
+      </w:pPr>
+      <w:r>
+        <w:rPr>
+          <w:rStyle w:val="FootnoteReference"/>
+        </w:rPr>
+        <w:footnoteRef/>
+      </w:r>
+      <w:r>
+        <w:t xml:space="preserve"> </w:t>
+      </w:r>
+      <w:r>
+        <w:rPr>
+          <w:i/>
+          <w:iCs/>
+        </w:rPr>
+        <w:t xml:space="preserve">See supra</w:t>
+      </w:r>
+      <w:r>
+        <w:t xml:space="preserve"> </w:t>
+      </w:r>
+      <w:r>
+        <w:t xml:space="preserve">Section V (Building the Obsidian Vault) (describing the Topic page as the synthesis form that gathers every case brief and lecture summary touching a single doctrine into one governing-rule-and-development narrative).</w:t>
+      </w:r>
+    </w:p>
+  </w:footnote>
+  <w:footnote w:id="209">
+    <w:p>
+      <w:pPr>
+        <w:pStyle w:val="FootnoteText"/>
+      </w:pPr>
+      <w:r>
+        <w:rPr>
+          <w:rStyle w:val="FootnoteReference"/>
+        </w:rPr>
+        <w:footnoteRef/>
+      </w:r>
+      <w:r>
+        <w:t xml:space="preserve"> </w:t>
+      </w:r>
+      <w:r>
+        <w:rPr>
+          <w:i/>
+          <w:iCs/>
+        </w:rPr>
+        <w:t xml:space="preserve">See supra</w:t>
+      </w:r>
+      <w:r>
+        <w:t xml:space="preserve"> </w:t>
+      </w:r>
+      <w:r>
+        <w:t xml:space="preserve">Section VII (Iterative Improvement Under Professorial Control) (describing the phase rotation, the lessons file that carries memory between runs, the adversarial review pass required to return a finding, and the professorial checkpoints as features of the method rather than of the subject matter).</w:t>
+      </w:r>
+    </w:p>
+  </w:footnote>
+  <w:footnote w:id="210">
+    <w:p>
+      <w:pPr>
+        <w:pStyle w:val="FootnoteText"/>
+      </w:pPr>
+      <w:r>
+        <w:rPr>
+          <w:rStyle w:val="FootnoteReference"/>
+        </w:rPr>
+        <w:footnoteRef/>
+      </w:r>
+      <w:r>
+        <w:t xml:space="preserve"> </w:t>
+      </w:r>
+      <w:r>
+        <w:rPr>
+          <w:i/>
+          <w:iCs/>
+        </w:rPr>
+        <w:t xml:space="preserve">See supra</w:t>
+      </w:r>
+      <w:r>
+        <w:t xml:space="preserve"> </w:t>
+      </w:r>
+      <w:r>
+        <w:t xml:space="preserve">Section III (Case Study: A Constitutional-Law Knowledge System) (describing the discipline under which every key quotation links to the cited line of the indexed judicial opinion, so a reader can trace each pull-quote to the source that controls it).</w:t>
+      </w:r>
+    </w:p>
+  </w:footnote>
+  <w:footnote w:id="211">
+    <w:p>
+      <w:pPr>
+        <w:pStyle w:val="FootnoteText"/>
+      </w:pPr>
+      <w:r>
+        <w:rPr>
+          <w:rStyle w:val="FootnoteReference"/>
+        </w:rPr>
+        <w:footnoteRef/>
+      </w:r>
+      <w:r>
+        <w:t xml:space="preserve"> </w:t>
+      </w:r>
+      <w:r>
+        <w:rPr>
+          <w:i/>
+          <w:iCs/>
+        </w:rPr>
+        <w:t xml:space="preserve">See supra</w:t>
+      </w:r>
+      <w:r>
+        <w:t xml:space="preserve"> </w:t>
+      </w:r>
+      <w:r>
+        <w:t xml:space="preserve">Section VII (Iterative Improvement Under Professorial Control) (describing the page-feedback intake and the per-phase checkpoints under which the professor is the designed gating actor, positioned to review and approve each layer before it reaches a student and able to return any page for another pass);</w:t>
+      </w:r>
+      <w:r>
+        <w:t xml:space="preserve"> </w:t>
+      </w:r>
+      <w:r>
+        <w:rPr>
+          <w:i/>
+          <w:iCs/>
+        </w:rPr>
+        <w:t xml:space="preserve">see also supra</w:t>
+      </w:r>
+      <w:r>
+        <w:t xml:space="preserve"> </w:t>
+      </w:r>
+      <w:r>
+        <w:t xml:space="preserve">Section VIII (From Vault to Website) (May 2026 snapshot pages published as review-ready rather than as individually professor-approved, the author’s understanding subject to Professor Chandler’s confirmation).</w:t>
+      </w:r>
+    </w:p>
+  </w:footnote>
+  <w:footnote w:id="212">
+    <w:p>
+      <w:pPr>
+        <w:pStyle w:val="FootnoteText"/>
+      </w:pPr>
+      <w:r>
+        <w:rPr>
+          <w:rStyle w:val="FootnoteReference"/>
+        </w:rPr>
+        <w:footnoteRef/>
+      </w:r>
+      <w:r>
+        <w:t xml:space="preserve"> </w:t>
+      </w:r>
+      <w:r>
+        <w:t xml:space="preserve">Ramteja Sajja, Yusuf Sermet, David M. Cwiertny &amp; Ibrahim Demir,</w:t>
+      </w:r>
+      <w:r>
+        <w:t xml:space="preserve"> </w:t>
+      </w:r>
+      <w:r>
+        <w:rPr>
+          <w:i/>
+          <w:iCs/>
+        </w:rPr>
+        <w:t xml:space="preserve">Platform-Independent and Curriculum-Oriented Intelligent Assistant for Higher Education</w:t>
+      </w:r>
+      <w:r>
+        <w:t xml:space="preserve">, 20 Int’l J. Educ. Tech. Higher Educ., Art. 42 (2023), https://link.springer.com/article/10.1186/s41239-023-00412-7 (last visited May 29, 2026) (presenting a large-language-model-backed curriculum-oriented virtual teaching assistant deployable to any course as a conversational helper; cited here at X.C as the chatbot-tutor architectural alternative the static-website choice forgoes). Per L-024, the X.C body prose carries the transfer-of-inference clause naming what generalizes from this intervention setting (the curriculum-grounding insight) and what does not (the conversational runtime surface); the same source supports the user-experience contrast at</w:t>
+      </w:r>
+      <w:r>
+        <w:t xml:space="preserve"> </w:t>
+      </w:r>
+      <w:r>
+        <w:rPr>
+          <w:i/>
+          <w:iCs/>
+        </w:rPr>
+        <w:t xml:space="preserve">supra</w:t>
+      </w:r>
+      <w:r>
+        <w:t xml:space="preserve"> </w:t>
+      </w:r>
+      <w:r>
+        <w:t xml:space="preserve">Section III note 39 and the build-time-versus-runtime architectural contrast at</w:t>
+      </w:r>
+      <w:r>
+        <w:t xml:space="preserve"> </w:t>
+      </w:r>
+      <w:r>
+        <w:rPr>
+          <w:i/>
+          <w:iCs/>
+        </w:rPr>
+        <w:t xml:space="preserve">supra</w:t>
+      </w:r>
+      <w:r>
+        <w:t xml:space="preserve"> </w:t>
+      </w:r>
+      <w:r>
+        <w:t xml:space="preserve">Section VIII note 117 in this assembly.</w:t>
+      </w:r>
+    </w:p>
+  </w:footnote>
+  <w:footnote w:id="213">
+    <w:p>
+      <w:pPr>
+        <w:pStyle w:val="FootnoteText"/>
+      </w:pPr>
+      <w:r>
+        <w:rPr>
+          <w:rStyle w:val="FootnoteReference"/>
+        </w:rPr>
+        <w:footnoteRef/>
+      </w:r>
+      <w:r>
+        <w:t xml:space="preserve"> </w:t>
+      </w:r>
+      <w:r>
+        <w:rPr>
+          <w:i/>
+          <w:iCs/>
+        </w:rPr>
+        <w:t xml:space="preserve">See infra</w:t>
+      </w:r>
+      <w:r>
+        <w:t xml:space="preserve"> </w:t>
+      </w:r>
+      <w:r>
+        <w:t xml:space="preserve">Section XII (Risks and Limits) (developing the architectural contrast between the review-ready static website, whose pages are fixed at build time and inspectable at the build-time professorial-review checkpoint the architecture enables, and a system that generates responses at runtime without prior review, and locating each architecture’s risk surface accordingly).</w:t>
+      </w:r>
+    </w:p>
+  </w:footnote>
+  <w:footnote w:id="215">
+    <w:p>
+      <w:pPr>
+        <w:pStyle w:val="FootnoteText"/>
+      </w:pPr>
+      <w:r>
+        <w:rPr>
+          <w:rStyle w:val="FootnoteReference"/>
+        </w:rPr>
+        <w:footnoteRef/>
+      </w:r>
+      <w:r>
+        <w:t xml:space="preserve"> </w:t>
+      </w:r>
+      <w:r>
+        <w:t xml:space="preserve">Saadiq F. Usman,</w:t>
+      </w:r>
+      <w:r>
+        <w:t xml:space="preserve"> </w:t>
+      </w:r>
+      <w:r>
+        <w:rPr>
+          <w:i/>
+          <w:iCs/>
+        </w:rPr>
+        <w:t xml:space="preserve">Making Legal Education Stick: Using Cognitive Science to Help Law Students Learn</w:t>
+      </w:r>
+      <w:r>
+        <w:t xml:space="preserve">, Legal Writing Inst. (2018), https://www.lwionline.org/sites/default/files/2018-06/Usman%20Making%20Legal%20Education%20Stick.pdf (last visited May 24, 2026) (URL verified live this run via WebFetch, which returned the published PDF; applying cognitive-load theory, worked examples, and spaced retrieval to law-school teaching, and supporting the claim that doctrinal courses share a learnable rule, exception, and application structure that maps onto a small set of note types).</w:t>
+      </w:r>
+    </w:p>
+  </w:footnote>
+  <w:footnote w:id="216">
+    <w:p>
+      <w:pPr>
+        <w:pStyle w:val="FootnoteText"/>
+      </w:pPr>
+      <w:r>
+        <w:rPr>
+          <w:rStyle w:val="FootnoteReference"/>
+        </w:rPr>
+        <w:footnoteRef/>
+      </w:r>
+      <w:r>
+        <w:t xml:space="preserve"> </w:t>
+      </w:r>
+      <w:r>
+        <w:rPr>
+          <w:i/>
+          <w:iCs/>
+        </w:rPr>
+        <w:t xml:space="preserve">See infra</w:t>
+      </w:r>
+      <w:r>
+        <w:t xml:space="preserve"> </w:t>
+      </w:r>
+      <w:r>
+        <w:t xml:space="preserve">Section XI (Evaluation: What Would Count as Success) (stating that the article advances a method claim rather than a learning-outcomes claim, because the single course does not license a measured-improvement claim absent a study the article does not run).</w:t>
+      </w:r>
+    </w:p>
+  </w:footnote>
+  <w:footnote w:id="218">
+    <w:p>
+      <w:pPr>
+        <w:pStyle w:val="FootnoteText"/>
+      </w:pPr>
+      <w:r>
+        <w:rPr>
+          <w:rStyle w:val="FootnoteReference"/>
+        </w:rPr>
+        <w:footnoteRef/>
+      </w:r>
+      <w:r>
+        <w:t xml:space="preserve"> </w:t>
+      </w:r>
+      <w:r>
+        <w:rPr>
+          <w:i/>
+          <w:iCs/>
+        </w:rPr>
+        <w:t xml:space="preserve">See infra</w:t>
+      </w:r>
+      <w:r>
+        <w:t xml:space="preserve"> </w:t>
+      </w:r>
+      <w:r>
+        <w:t xml:space="preserve">Section XI (Evaluation: What Would Count as Success) (taking up what would count as the method having worked, in this course or in another).</w:t>
+      </w:r>
+    </w:p>
+  </w:footnote>
+  <w:footnote w:id="221">
+    <w:p>
+      <w:pPr>
+        <w:pStyle w:val="FootnoteText"/>
+      </w:pPr>
+      <w:r>
+        <w:rPr>
+          <w:rStyle w:val="FootnoteReference"/>
+        </w:rPr>
+        <w:footnoteRef/>
+      </w:r>
+      <w:r>
+        <w:t xml:space="preserve"> </w:t>
+      </w:r>
+      <w:r>
+        <w:rPr>
+          <w:i/>
+          <w:iCs/>
+        </w:rPr>
+        <w:t xml:space="preserve">See infra</w:t>
+      </w:r>
+      <w:r>
+        <w:t xml:space="preserve"> </w:t>
+      </w:r>
+      <w:r>
+        <w:t xml:space="preserve">notes 148 and 149 (Bond et al.’s field-level call for proportional rigor and Choi &amp; Schwarcz’s recent Journal of Legal Education precedent for meaningful empirical work on artificial intelligence and law-school learning short of a full randomized controlled trial).</w:t>
+      </w:r>
+    </w:p>
+  </w:footnote>
+  <w:footnote w:id="222">
+    <w:p>
+      <w:pPr>
+        <w:pStyle w:val="FootnoteText"/>
+      </w:pPr>
+      <w:r>
+        <w:rPr>
+          <w:rStyle w:val="FootnoteReference"/>
+        </w:rPr>
+        <w:footnoteRef/>
+      </w:r>
+      <w:r>
+        <w:t xml:space="preserve"> </w:t>
+      </w:r>
+      <w:r>
+        <w:t xml:space="preserve">Am. Bar Ass’n Standard 315 &amp; Interp. 315-1 (2014), https://www.americanbar.org/groups/legal_education/about/committees/outcomes-assessments/about/; Barbara Glesner Fines,</w:t>
+      </w:r>
+      <w:r>
+        <w:t xml:space="preserve"> </w:t>
+      </w:r>
+      <w:r>
+        <w:rPr>
+          <w:i/>
+          <w:iCs/>
+        </w:rPr>
+        <w:t xml:space="preserve">Outcomes Assessment for Improving Student Learning</w:t>
+      </w:r>
+      <w:r>
+        <w:t xml:space="preserve"> </w:t>
+      </w:r>
+      <w:r>
+        <w:t xml:space="preserve">§ D, in Michael Hunter Schwartz et al.,</w:t>
+      </w:r>
+      <w:r>
+        <w:t xml:space="preserve"> </w:t>
+      </w:r>
+      <w:r>
+        <w:rPr>
+          <w:i/>
+          <w:iCs/>
+        </w:rPr>
+        <w:t xml:space="preserve">Revisiting the Characteristics of Effective Education</w:t>
+      </w:r>
+      <w:r>
+        <w:t xml:space="preserve">, in</w:t>
+      </w:r>
+      <w:r>
+        <w:t xml:space="preserve"> </w:t>
+      </w:r>
+      <w:r>
+        <w:rPr>
+          <w:i/>
+          <w:iCs/>
+        </w:rPr>
+        <w:t xml:space="preserve">Building on Best Practices</w:t>
+      </w:r>
+      <w:r>
+        <w:t xml:space="preserve"> </w:t>
+      </w:r>
+      <w:r>
+        <w:t xml:space="preserve">(Maranville et al. eds., LexisNexis 2015), https://papers.ssrn.com/sol3/papers.cfm?abstract_id=2637490; Sophie M. Sparrow,</w:t>
+      </w:r>
+      <w:r>
+        <w:t xml:space="preserve"> </w:t>
+      </w:r>
+      <w:r>
+        <w:rPr>
+          <w:i/>
+          <w:iCs/>
+        </w:rPr>
+        <w:t xml:space="preserve">Describing the Ball</w:t>
+      </w:r>
+      <w:r>
+        <w:t xml:space="preserve">, 2004 Mich. St. L. Rev. 1, 4-7, https://scholars.unh.edu/law_facpub/32/ (all last visited May 29, 2026). This authority enters Section XI.A late in the drafting sequence and is therefore numbered in insertion order rather than at the next contiguous slot after [^149]; the body invocation appears between [^149] and [^150] without disturbing the surrounding ascending sequence.</w:t>
+      </w:r>
+    </w:p>
+  </w:footnote>
+  <w:footnote w:id="224">
+    <w:p>
+      <w:pPr>
+        <w:pStyle w:val="FootnoteText"/>
+      </w:pPr>
+      <w:r>
+        <w:rPr>
+          <w:rStyle w:val="FootnoteReference"/>
+        </w:rPr>
+        <w:footnoteRef/>
+      </w:r>
+      <w:r>
+        <w:t xml:space="preserve"> </w:t>
+      </w:r>
+      <w:r>
+        <w:rPr>
+          <w:i/>
+          <w:iCs/>
+        </w:rPr>
+        <w:t xml:space="preserve">See infra</w:t>
+      </w:r>
+      <w:r>
+        <w:t xml:space="preserve"> </w:t>
+      </w:r>
+      <w:r>
+        <w:t xml:space="preserve">note 151 (Sajja et al., for the chatbot-tutor evaluation-vocabulary surface contrasted here; the navigation, use-pattern, and verification measures specified at Section XI.B are the matched alternative for a review-ready static-website object).</w:t>
+      </w:r>
+    </w:p>
+  </w:footnote>
+  <w:footnote w:id="226">
+    <w:p>
+      <w:pPr>
+        <w:pStyle w:val="FootnoteText"/>
+      </w:pPr>
+      <w:r>
+        <w:rPr>
+          <w:rStyle w:val="FootnoteReference"/>
+        </w:rPr>
+        <w:footnoteRef/>
+      </w:r>
+      <w:r>
+        <w:t xml:space="preserve"> </w:t>
+      </w:r>
+      <w:r>
+        <w:t xml:space="preserve">Melissa Bond et al.,</w:t>
+      </w:r>
+      <w:r>
+        <w:t xml:space="preserve"> </w:t>
+      </w:r>
+      <w:r>
+        <w:rPr>
+          <w:i/>
+          <w:iCs/>
+        </w:rPr>
+        <w:t xml:space="preserve">A Meta Systematic Review of Artificial Intelligence in Higher Education: A Call for Increased Ethics, Collaboration, and Rigour</w:t>
+      </w:r>
+      <w:r>
+        <w:t xml:space="preserve">, 21 Int’l J. Educ. Tech. Higher Educ. art. 4 (2024), https://link.springer.com/article/10.1186/s41239-023-00436-z (last visited June 7, 2026) (URL liveness anchored at the run-221 WebSearch verification with allowed_domains scoped to link.springer.com per L-022, returning the verbatim title and URL in the first result page; the meta-systematic review synthesizes a sixty-six-publication corpus of artificial-intelligence-in-higher-education research drawn from seven databases and published between 2018 and July 2023. Bond codes the corpus through Zawacki-Richter et al.’s (2019) typology of Profiling and Prediction, Assessment and Evaluation, Adaptive Systems and Personalisation, and Intelligent Tutoring Systems, with Adaptive Systems and Personalisation the predominant single application area across the corpus. The transfer of inference is field-level: the cited corpus is built predominantly on adaptive and interactive interventions, chiefly adaptive systems and personalization but also intelligent tutoring systems and chatbots, while this article evaluates a review-ready static-website artifact, so what transfers is the field-level call for proportional rigor and what does not transfer is the adaptive-and-interactive implementation surface).</w:t>
+      </w:r>
+    </w:p>
+  </w:footnote>
+  <w:footnote w:id="228">
+    <w:p>
+      <w:pPr>
+        <w:pStyle w:val="FootnoteText"/>
+      </w:pPr>
+      <w:r>
+        <w:rPr>
+          <w:rStyle w:val="FootnoteReference"/>
+        </w:rPr>
+        <w:footnoteRef/>
+      </w:r>
+      <w:r>
+        <w:t xml:space="preserve"> </w:t>
+      </w:r>
+      <w:r>
+        <w:t xml:space="preserve">Jonathan H. Choi &amp; Daniel Schwarcz,</w:t>
+      </w:r>
+      <w:r>
+        <w:t xml:space="preserve"> </w:t>
+      </w:r>
+      <w:r>
+        <w:rPr>
+          <w:i/>
+          <w:iCs/>
+        </w:rPr>
+        <w:t xml:space="preserve">AI Assistance in Legal Analysis: An Empirical Study</w:t>
+      </w:r>
+      <w:r>
+        <w:t xml:space="preserve">, 73 J. Legal Educ. 384 (2025), https://jle.aals.org/home/vol73/iss2/5/ (last visited May 31, 2026) (URL verified live May 31, 2026, the landing page returning the verbatim title and authors. The transfer of inference is at the rigor altitude: the cited study evaluates an LLM-assisted exam-answer task, while this article evaluates use patterns on a review-ready static-website artifact, so what transfers is the precedent that publishable empirical work in this Journal’s own pages need not be a full randomized controlled trial and what does not transfer is the LLM-assisted-exam-answer implementation surface).</w:t>
+      </w:r>
+    </w:p>
+  </w:footnote>
+  <w:footnote w:id="229">
+    <w:p>
+      <w:pPr>
+        <w:pStyle w:val="FootnoteText"/>
+      </w:pPr>
+      <w:r>
+        <w:rPr>
+          <w:rStyle w:val="FootnoteReference"/>
+        </w:rPr>
+        <w:footnoteRef/>
+      </w:r>
+      <w:r>
+        <w:t xml:space="preserve"> </w:t>
+      </w:r>
+      <w:r>
+        <w:t xml:space="preserve">Ramteja Sajja, Yusuf Sermet, David M. Cwiertny &amp; Ibrahim Demir,</w:t>
+      </w:r>
+      <w:r>
+        <w:t xml:space="preserve"> </w:t>
+      </w:r>
+      <w:r>
+        <w:rPr>
+          <w:i/>
+          <w:iCs/>
+        </w:rPr>
+        <w:t xml:space="preserve">Platform-Independent and Curriculum-Oriented Intelligent Assistant for Higher Education</w:t>
+      </w:r>
+      <w:r>
+        <w:t xml:space="preserve">, 20 Int’l J. Educ. Tech. Higher Educ. art. 42 (2023). URL liveness is owned by</w:t>
+      </w:r>
+      <w:r>
+        <w:t xml:space="preserve"> </w:t>
+      </w:r>
+      <w:r>
+        <w:rPr>
+          <w:i/>
+          <w:iCs/>
+        </w:rPr>
+        <w:t xml:space="preserve">supra</w:t>
+      </w:r>
+      <w:r>
+        <w:t xml:space="preserve"> </w:t>
+      </w:r>
+      <w:r>
+        <w:t xml:space="preserve">Section III (Case Study) (Sajja static-versus-chatbot user-experience-contrast footnote) and</w:t>
       </w:r>
       <w:r>
         <w:t xml:space="preserve"> </w:t>
@@ -12723,11 +14096,88 @@
         <w:t xml:space="preserve">infra</w:t>
       </w:r>
       <w:r>
-        <w:t xml:space="preserve">).</w:t>
-      </w:r>
-    </w:p>
-  </w:footnote>
-  <w:footnote w:id="178">
+        <w:t xml:space="preserve"> </w:t>
+      </w:r>
+      <w:r>
+        <w:t xml:space="preserve">Section VIII (Vault to Website) (Sajja chatbot-architecture-contrast footnote), where it was last verified live (the transfer of inference at the evaluation altitude: Sajja’s platform-independent intelligent assistant is a chatbot tutor at runtime, evaluated for response quality, curriculum grounding of answers, and platform independence, while Section XI evaluates use patterns on a review-ready static-website artifact through Likert, analytics, and think-aloud instruments, so what transfers is the structural recognition that success measures must match the object being evaluated and what does not transfer is the chatbot-tutor evaluation-vocabulary surface).</w:t>
+      </w:r>
+    </w:p>
+  </w:footnote>
+  <w:footnote w:id="230">
+    <w:p>
+      <w:pPr>
+        <w:pStyle w:val="FootnoteText"/>
+      </w:pPr>
+      <w:r>
+        <w:rPr>
+          <w:rStyle w:val="FootnoteReference"/>
+        </w:rPr>
+        <w:footnoteRef/>
+      </w:r>
+      <w:r>
+        <w:t xml:space="preserve"> </w:t>
+      </w:r>
+      <w:r>
+        <w:rPr>
+          <w:i/>
+          <w:iCs/>
+        </w:rPr>
+        <w:t xml:space="preserve">See supra</w:t>
+      </w:r>
+      <w:r>
+        <w:t xml:space="preserve"> </w:t>
+      </w:r>
+      <w:r>
+        <w:t xml:space="preserve">notes 147 and 151 (the artifact-matched evaluation rationale: a review-ready static website has no runtime generation surface, so the response-quality and answer-accuracy questions the chatbot-tutor evaluation literature asks do not apply, and the navigation, use-pattern, and verification measures specified at Section XI.B are the matched alternative);</w:t>
+      </w:r>
+      <w:r>
+        <w:t xml:space="preserve"> </w:t>
+      </w:r>
+      <w:r>
+        <w:rPr>
+          <w:i/>
+          <w:iCs/>
+        </w:rPr>
+        <w:t xml:space="preserve">see also infra</w:t>
+      </w:r>
+      <w:r>
+        <w:t xml:space="preserve"> </w:t>
+      </w:r>
+      <w:r>
+        <w:t xml:space="preserve">Section XII (Risks and Limits) (substantive treatment of overreliance and hallucination, cross-referenced here rather than restated).</w:t>
+      </w:r>
+    </w:p>
+  </w:footnote>
+  <w:footnote w:id="232">
+    <w:p>
+      <w:pPr>
+        <w:pStyle w:val="FootnoteText"/>
+      </w:pPr>
+      <w:r>
+        <w:rPr>
+          <w:rStyle w:val="FootnoteReference"/>
+        </w:rPr>
+        <w:footnoteRef/>
+      </w:r>
+      <w:r>
+        <w:t xml:space="preserve"> </w:t>
+      </w:r>
+      <w:r>
+        <w:rPr>
+          <w:i/>
+          <w:iCs/>
+        </w:rPr>
+        <w:t xml:space="preserve">See supra</w:t>
+      </w:r>
+      <w:r>
+        <w:t xml:space="preserve"> </w:t>
+      </w:r>
+      <w:r>
+        <w:t xml:space="preserve">Section IV (The Input Corpus) § IV.E (snapshot-disclosure paragraph: the dual-form plan-only versus plan-plus-results structural pattern Section XI mirrors here at the evaluation altitude).</w:t>
+      </w:r>
+    </w:p>
+  </w:footnote>
+  <w:footnote w:id="233">
     <w:p>
       <w:pPr>
         <w:pStyle w:val="FootnoteText"/>
@@ -12752,7 +14202,291 @@
         <w:t xml:space="preserve"> </w:t>
       </w:r>
       <w:r>
-        <w:t xml:space="preserve">App. A (Input Inventory) (progress report to Professor Chandler at the 198-page snapshot of 92 case briefs, 27 doctrinal topic pages, and 79 lecture summaries, naming approximately sixty percent of weekly Claude usage consumed to reach that snapshot);</w:t>
+        <w:t xml:space="preserve">Section IX (Cost and Labor) (single-owner-section routing convention: cost, throughput, person-hours, and similar numeric figures route to the section holding the master record rather than being inventoried in body prose).</w:t>
+      </w:r>
+    </w:p>
+  </w:footnote>
+  <w:footnote w:id="236">
+    <w:p>
+      <w:pPr>
+        <w:pStyle w:val="FootnoteText"/>
+      </w:pPr>
+      <w:r>
+        <w:rPr>
+          <w:rStyle w:val="FootnoteReference"/>
+        </w:rPr>
+        <w:footnoteRef/>
+      </w:r>
+      <w:r>
+        <w:t xml:space="preserve"> </w:t>
+      </w:r>
+      <w:r>
+        <w:t xml:space="preserve">Varun Magesh, Faiz Surani, Matthew Dahl, Mirac Suzgun, Christopher D. Manning &amp; Daniel E. Ho,</w:t>
+      </w:r>
+      <w:r>
+        <w:t xml:space="preserve"> </w:t>
+      </w:r>
+      <w:r>
+        <w:rPr>
+          <w:i/>
+          <w:iCs/>
+        </w:rPr>
+        <w:t xml:space="preserve">Hallucination-Free? Assessing the Reliability of Leading AI Legal Research Tools</w:t>
+      </w:r>
+      <w:r>
+        <w:t xml:space="preserve">, 22 J. Empirical Legal Stud. 216 (2025), https://onlinelibrary.wiley.com/doi/abs/10.1111/jels.12413 (last visited May 31, 2026) (reporting that three leading commercial legal retrieval-augmented-generation tools, Lexis+ AI, Westlaw AI-Assisted Research, and Ask Practical Law AI, hallucinate legal citations between seventeen and thirty-three percent of the time despite being purpose-built and corpus-grounded for legal research; preprint at arXiv:2405.20362). The published-version pagination was reconfirmed this run (run 144) via WebSearch with allowed_domains scoping returning the verbatim title at the live Wiley abstract path and the author-hosted Stanford copy, both placing the article at volume 22, pages 216 to 242; this confirms the starting page cited above and closes the article’s open pagination-confirmation item. The live-repository /doi/abs/ path is preferred over the workplan-transcribed /doi/full/ path, which returned HTTP 403 to WebFetch, per the article’s repository-path-over-transcription convention. Transfer-of-inference: the runtime-generation risk this finding measures generalizes to any chatbot-tutor architecture, while the three-system evaluation instrumentation does not transfer to a review-ready static website, which has no runtime generation surface for hallucination to occur on.</w:t>
+      </w:r>
+    </w:p>
+  </w:footnote>
+  <w:footnote w:id="237">
+    <w:p>
+      <w:pPr>
+        <w:pStyle w:val="FootnoteText"/>
+      </w:pPr>
+      <w:r>
+        <w:rPr>
+          <w:rStyle w:val="FootnoteReference"/>
+        </w:rPr>
+        <w:footnoteRef/>
+      </w:r>
+      <w:r>
+        <w:t xml:space="preserve"> </w:t>
+      </w:r>
+      <w:r>
+        <w:t xml:space="preserve">Varun Magesh, Faiz Surani, Matthew Dahl, Mirac Suzgun, Christopher D. Manning &amp; Daniel E. Ho,</w:t>
+      </w:r>
+      <w:r>
+        <w:t xml:space="preserve"> </w:t>
+      </w:r>
+      <w:r>
+        <w:rPr>
+          <w:i/>
+          <w:iCs/>
+        </w:rPr>
+        <w:t xml:space="preserve">Hallucination-Free? Assessing the Reliability of Leading AI Legal Research Tools</w:t>
+      </w:r>
+      <w:r>
+        <w:t xml:space="preserve">, 22 J. Empirical Legal Stud. 216 (2025), https://onlinelibrary.wiley.com/doi/abs/10.1111/jels.12413 (last visited May 31, 2026) (reporting that three leading commercial legal retrieval-augmented-generation tools, Lexis+ AI, Westlaw AI-Assisted Research, and Ask Practical Law AI, hallucinate legal citations between seventeen and thirty-three percent of the time despite being purpose-built and corpus-grounded for legal research; preprint at arXiv:2405.20362). The published-version pagination was reconfirmed this run (run 144) via WebSearch with allowed_domains scoping returning the verbatim title at the live Wiley abstract path and the author-hosted Stanford copy, both placing the article at volume 22, pages 216 to 242; this confirms the starting page cited above and closes the article’s open pagination-confirmation item. The live-repository /doi/abs/ path is preferred over the workplan-transcribed /doi/full/ path, which returned HTTP 403 to WebFetch, per the article’s repository-path-over-transcription convention. Transfer-of-inference: the runtime-generation risk this finding measures generalizes to any chatbot-tutor architecture, while the three-system evaluation instrumentation does not transfer to a review-ready static website, which has no runtime generation surface for hallucination to occur on.</w:t>
+      </w:r>
+    </w:p>
+  </w:footnote>
+  <w:footnote w:id="238">
+    <w:p>
+      <w:pPr>
+        <w:pStyle w:val="FootnoteText"/>
+      </w:pPr>
+      <w:r>
+        <w:rPr>
+          <w:rStyle w:val="FootnoteReference"/>
+        </w:rPr>
+        <w:footnoteRef/>
+      </w:r>
+      <w:r>
+        <w:t xml:space="preserve"> </w:t>
+      </w:r>
+      <w:r>
+        <w:rPr>
+          <w:i/>
+          <w:iCs/>
+        </w:rPr>
+        <w:t xml:space="preserve">Mata v. Avianca, Inc.</w:t>
+      </w:r>
+      <w:r>
+        <w:t xml:space="preserve">, 678 F. Supp. 3d 443 (S.D.N.Y. 2023) (Castel, J.) (imposing Rule 11 sanctions on attorneys who submitted a brief containing six fabricated judicial opinions generated by the artificial-intelligence tool ChatGPT and who stood by the fabrications after the court questioned their existence). Citation and the six-fabrication and Rule 11 facts verified this run against the indexed reporter; no verbatim passage is imported into prose, so no verbatim-quotation verification was triggered. Transfer-of-inference: the point that verification habits matter in practice generalizes to any AI-tool deployment in legal education, while the sanctioned-brief posture is one realization of the risk rather than a claim that this case study creates it.</w:t>
+      </w:r>
+    </w:p>
+  </w:footnote>
+  <w:footnote w:id="239">
+    <w:p>
+      <w:pPr>
+        <w:pStyle w:val="FootnoteText"/>
+      </w:pPr>
+      <w:r>
+        <w:rPr>
+          <w:rStyle w:val="FootnoteReference"/>
+        </w:rPr>
+        <w:footnoteRef/>
+      </w:r>
+      <w:r>
+        <w:t xml:space="preserve"> </w:t>
+      </w:r>
+      <w:r>
+        <w:rPr>
+          <w:i/>
+          <w:iCs/>
+        </w:rPr>
+        <w:t xml:space="preserve">Mata v. Avianca, Inc.</w:t>
+      </w:r>
+      <w:r>
+        <w:t xml:space="preserve">, 678 F. Supp. 3d 443 (S.D.N.Y. 2023) (Castel, J.) (imposing Rule 11 sanctions on attorneys who submitted a brief containing six fabricated judicial opinions generated by the artificial-intelligence tool ChatGPT and who stood by the fabrications after the court questioned their existence). Citation and the six-fabrication and Rule 11 facts verified this run against the indexed reporter; no verbatim passage is imported into prose, so no verbatim-quotation verification was triggered. Transfer-of-inference: the point that verification habits matter in practice generalizes to any AI-tool deployment in legal education, while the sanctioned-brief posture is one realization of the risk rather than a claim that this case study creates it.</w:t>
+      </w:r>
+    </w:p>
+  </w:footnote>
+  <w:footnote w:id="241">
+    <w:p>
+      <w:pPr>
+        <w:pStyle w:val="FootnoteText"/>
+      </w:pPr>
+      <w:r>
+        <w:rPr>
+          <w:rStyle w:val="FootnoteReference"/>
+        </w:rPr>
+        <w:footnoteRef/>
+      </w:r>
+      <w:r>
+        <w:t xml:space="preserve"> </w:t>
+      </w:r>
+      <w:r>
+        <w:rPr>
+          <w:i/>
+          <w:iCs/>
+        </w:rPr>
+        <w:t xml:space="preserve">See supra</w:t>
+      </w:r>
+      <w:r>
+        <w:t xml:space="preserve"> </w:t>
+      </w:r>
+      <w:r>
+        <w:t xml:space="preserve">Section VIII note 117 (Ramteja Sajja, Yusuf Sermet, David M. Cwiertny &amp; Ibrahim Demir,</w:t>
+      </w:r>
+      <w:r>
+        <w:t xml:space="preserve"> </w:t>
+      </w:r>
+      <w:r>
+        <w:rPr>
+          <w:i/>
+          <w:iCs/>
+        </w:rPr>
+        <w:t xml:space="preserve">Platform-Independent and Curriculum-Oriented Intelligent Assistant for Higher Education</w:t>
+      </w:r>
+      <w:r>
+        <w:t xml:space="preserve">, 20 Int’l J. Educ. Tech. Higher Educ. art. 42 (2023), a large-language-model-backed curriculum-oriented chatbot tutor that generates responses at runtime; cited as the representative chatbot-architecture contrast). URL liveness is owned by Section VIII per the article’s cross-section-reuse convention. What transfers is the structural difference in where runtime risk lives; the chatbot-tutor implementation does not transfer to the case study’s review-ready static publication.</w:t>
+      </w:r>
+    </w:p>
+  </w:footnote>
+  <w:footnote w:id="242">
+    <w:p>
+      <w:pPr>
+        <w:pStyle w:val="FootnoteText"/>
+      </w:pPr>
+      <w:r>
+        <w:rPr>
+          <w:rStyle w:val="FootnoteReference"/>
+        </w:rPr>
+        <w:footnoteRef/>
+      </w:r>
+      <w:r>
+        <w:t xml:space="preserve"> </w:t>
+      </w:r>
+      <w:r>
+        <w:rPr>
+          <w:i/>
+          <w:iCs/>
+        </w:rPr>
+        <w:t xml:space="preserve">See supra</w:t>
+      </w:r>
+      <w:r>
+        <w:t xml:space="preserve"> </w:t>
+      </w:r>
+      <w:r>
+        <w:t xml:space="preserve">Section XI note 153 (Melissa Bond et al.,</w:t>
+      </w:r>
+      <w:r>
+        <w:t xml:space="preserve"> </w:t>
+      </w:r>
+      <w:r>
+        <w:rPr>
+          <w:i/>
+          <w:iCs/>
+        </w:rPr>
+        <w:t xml:space="preserve">A Meta Systematic Review of Artificial Intelligence in Higher Education: A Call for Increased Ethics, Collaboration, and Rigour</w:t>
+      </w:r>
+      <w:r>
+        <w:t xml:space="preserve">, 21 Int’l J. Educ. Tech. Higher Educ. art. 4 (2024)). URL liveness is owned by Section XI per the article’s cross-section-reuse convention. Transfer-of-inference, distinct from Section XI’s: Bond codes the corpus through Zawacki-Richter et al.’s (2019) typology of Profiling and Prediction, Assessment and Evaluation, Adaptive Systems and Personalisation, and Intelligent Tutoring Systems, with Adaptive Systems and Personalisation the predominant single application area across the corpus; Bond’s ethics-and-rigor critique of that corpus reaches any artificial-intelligence-in-higher-education system, including a review-ready static website, but the risk surface this section catalogues is the static artifact’s own rather than the adaptive and interactive intervention surface that corpus predominantly covers. The corpus-composition characterization was corrected at the run-144 Cite tick, which removed an earlier “predominantly chatbot-tutor and learning-management-system” description the source does not support; the typology-anchored application-area distribution above was confirmed via WebSearch against the Springer record, the article remaining open access at the cross-referenced Section XI note 153 URL.</w:t>
+      </w:r>
+    </w:p>
+  </w:footnote>
+  <w:footnote w:id="243">
+    <w:p>
+      <w:pPr>
+        <w:pStyle w:val="FootnoteText"/>
+      </w:pPr>
+      <w:r>
+        <w:rPr>
+          <w:rStyle w:val="FootnoteReference"/>
+        </w:rPr>
+        <w:footnoteRef/>
+      </w:r>
+      <w:r>
+        <w:t xml:space="preserve"> </w:t>
+      </w:r>
+      <w:r>
+        <w:rPr>
+          <w:i/>
+          <w:iCs/>
+        </w:rPr>
+        <w:t xml:space="preserve">See</w:t>
+      </w:r>
+      <w:r>
+        <w:t xml:space="preserve"> </w:t>
+      </w:r>
+      <w:r>
+        <w:t xml:space="preserve">Helena Vasconcelos et al.,</w:t>
+      </w:r>
+      <w:r>
+        <w:t xml:space="preserve"> </w:t>
+      </w:r>
+      <w:r>
+        <w:rPr>
+          <w:i/>
+          <w:iCs/>
+        </w:rPr>
+        <w:t xml:space="preserve">Explanations Can Reduce Overreliance on AI Systems During Decision-Making</w:t>
+      </w:r>
+      <w:r>
+        <w:t xml:space="preserve">, 7 Proc. ACM Hum.-Comput. Interact. art. 129 (CSCW1 2023), https://doi.org/10.1145/3579605 (last visited May 30, 2026) (formalizing overreliance on AI as a cost-benefit strategic choice sensitive to task difficulty and explanation cost, rather than as a fixed cognitive failing); Hamsa Bastani et al.,</w:t>
+      </w:r>
+      <w:r>
+        <w:t xml:space="preserve"> </w:t>
+      </w:r>
+      <w:r>
+        <w:rPr>
+          <w:i/>
+          <w:iCs/>
+        </w:rPr>
+        <w:t xml:space="preserve">Generative AI Without Guardrails Can Harm Learning: Evidence from High School Mathematics</w:t>
+      </w:r>
+      <w:r>
+        <w:t xml:space="preserve">, 122 Proc. Nat’l Acad. Sci. U.S.A. e2422633122 (2025), https://doi.org/10.1073/pnas.2422633122 (last visited May 30, 2026) (field experiment finding students treated an unrestricted ChatGPT-style tutor as a crutch and scored about seventeen percent lower than control on unaided exams, while a teacher-hint GPT-Tutor variant did not produce the same loss). Transfer-of-inference: the overreliance phenomenon reaches any AI-tool deployment in legal education and bears on the displacement risk this paragraph names; the Bastani magnitude does not transfer to a review-ready static website, which exposes no runtime generation surface for a student to lean on at the moment of use.</w:t>
+      </w:r>
+    </w:p>
+  </w:footnote>
+  <w:footnote w:id="245">
+    <w:p>
+      <w:pPr>
+        <w:pStyle w:val="FootnoteText"/>
+      </w:pPr>
+      <w:r>
+        <w:rPr>
+          <w:rStyle w:val="FootnoteReference"/>
+        </w:rPr>
+        <w:footnoteRef/>
+      </w:r>
+      <w:r>
+        <w:t xml:space="preserve"> </w:t>
+      </w:r>
+      <w:r>
+        <w:rPr>
+          <w:i/>
+          <w:iCs/>
+        </w:rPr>
+        <w:t xml:space="preserve">See supra</w:t>
+      </w:r>
+      <w:r>
+        <w:t xml:space="preserve"> </w:t>
+      </w:r>
+      <w:r>
+        <w:t xml:space="preserve">Section IV (corpus limited to the professor’s own slides and notes, public opinions, constitutional and statutory text, and original hypotheticals, none of it casebook prose);</w:t>
       </w:r>
       <w:r>
         <w:t xml:space="preserve"> </w:t>
@@ -12768,27 +14502,635 @@
         <w:t xml:space="preserve"> </w:t>
       </w:r>
       <w:r>
-        <w:t xml:space="preserve">Section IV (The Input Corpus) note 52 (cross-reference to the same progress-report source used as Section IV’s 198-page snapshot anchor under the article’s snapshot-and-drift convention). The anchored figure is the author’s self-reported subscription utilization at the snapshot date and does not split by phase, labor category, or dollar count, which is exactly the gap cited</w:t>
-      </w:r>
-      <w:r>
-        <w:t xml:space="preserve"> </w:t>
-      </w:r>
-      <w:r>
-        <w:rPr>
-          <w:i/>
-          <w:iCs/>
-        </w:rPr>
-        <w:t xml:space="preserve">supra</w:t>
-      </w:r>
-      <w:r>
-        <w:t xml:space="preserve"> </w:t>
-      </w:r>
-      <w:r>
-        <w:t xml:space="preserve">at note [^118] that this section closes.</w:t>
-      </w:r>
-    </w:p>
-  </w:footnote>
-  <w:footnote w:id="179">
+        <w:t xml:space="preserve">Section IV note 53 (author’s understanding, subject to Professor Chandler’s confirmation, that no casebook excerpts were ingested into the vault corpus, the basis on which this section’s casebook open question is now closed at the snapshot level). The remaining body analysis is preserved as a contingent fallback should that understanding ever prove wrong.</w:t>
+      </w:r>
+    </w:p>
+  </w:footnote>
+  <w:footnote w:id="246">
+    <w:p>
+      <w:pPr>
+        <w:pStyle w:val="FootnoteText"/>
+      </w:pPr>
+      <w:r>
+        <w:rPr>
+          <w:rStyle w:val="FootnoteReference"/>
+        </w:rPr>
+        <w:footnoteRef/>
+      </w:r>
+      <w:r>
+        <w:t xml:space="preserve"> </w:t>
+      </w:r>
+      <w:r>
+        <w:rPr>
+          <w:i/>
+          <w:iCs/>
+        </w:rPr>
+        <w:t xml:space="preserve">See supra</w:t>
+      </w:r>
+      <w:r>
+        <w:t xml:space="preserve"> </w:t>
+      </w:r>
+      <w:r>
+        <w:t xml:space="preserve">Section V (structure-aware retrieval from a typed-schema corpus) and Section VIII (review-ready static publication produced at build time). The curriculum-grounding claim applies to the course-issued layer of slides, indexed opinions, and professor-authored hypotheticals rather than to the full assigned reading load, and the static architecture performs no runtime retrieval against the casebook; a future replication could ingest casebook excerpts under a license that permits it.</w:t>
+      </w:r>
+    </w:p>
+  </w:footnote>
+  <w:footnote w:id="248">
+    <w:p>
+      <w:pPr>
+        <w:pStyle w:val="FootnoteText"/>
+      </w:pPr>
+      <w:r>
+        <w:rPr>
+          <w:rStyle w:val="FootnoteReference"/>
+        </w:rPr>
+        <w:footnoteRef/>
+      </w:r>
+      <w:r>
+        <w:t xml:space="preserve"> </w:t>
+      </w:r>
+      <w:r>
+        <w:rPr>
+          <w:i/>
+          <w:iCs/>
+        </w:rPr>
+        <w:t xml:space="preserve">See supra</w:t>
+      </w:r>
+      <w:r>
+        <w:t xml:space="preserve"> </w:t>
+      </w:r>
+      <w:r>
+        <w:t xml:space="preserve">Section IV note 54 (author’s understanding, subject to Professor Chandler’s confirmation, that no student assessment or submitted work was ingested as input; the only third-party-authored content the corpus contains is review-session materials prepared by teaching assistants, treated here as a TA-authorship and attribution matter rather than as a student-data or FERPA privacy matter). The FERPA-compliant handling, consent, anonymization, and institutional-review approval named here apply to any future replication that ingests student work.</w:t>
+      </w:r>
+    </w:p>
+  </w:footnote>
+  <w:footnote w:id="249">
+    <w:p>
+      <w:pPr>
+        <w:pStyle w:val="FootnoteText"/>
+      </w:pPr>
+      <w:r>
+        <w:rPr>
+          <w:rStyle w:val="FootnoteReference"/>
+        </w:rPr>
+        <w:footnoteRef/>
+      </w:r>
+      <w:r>
+        <w:t xml:space="preserve"> </w:t>
+      </w:r>
+      <w:r>
+        <w:rPr>
+          <w:i/>
+          <w:iCs/>
+        </w:rPr>
+        <w:t xml:space="preserve">See supra</w:t>
+      </w:r>
+      <w:r>
+        <w:t xml:space="preserve"> </w:t>
+      </w:r>
+      <w:r>
+        <w:t xml:space="preserve">Section VIII note 107 (the deployed site’s PostHog analytics configured to respect Do Not Track and to disable session recording).</w:t>
+      </w:r>
+    </w:p>
+  </w:footnote>
+  <w:footnote w:id="250">
+    <w:p>
+      <w:pPr>
+        <w:pStyle w:val="FootnoteText"/>
+      </w:pPr>
+      <w:r>
+        <w:rPr>
+          <w:rStyle w:val="FootnoteReference"/>
+        </w:rPr>
+        <w:footnoteRef/>
+      </w:r>
+      <w:r>
+        <w:t xml:space="preserve"> </w:t>
+      </w:r>
+      <w:r>
+        <w:t xml:space="preserve">The article fixes the deployed-site snapshot through a tagged source release at the snapshot date, an archive.org capture of the deployed pages, and a canonical reference to that tagged version rather than to the live site, with continued evolution of the site after the snapshot date the expected posture.</w:t>
+      </w:r>
+      <w:r>
+        <w:t xml:space="preserve"> </w:t>
+      </w:r>
+      <w:r>
+        <w:rPr>
+          <w:i/>
+          <w:iCs/>
+        </w:rPr>
+        <w:t xml:space="preserve">See supra</w:t>
+      </w:r>
+      <w:r>
+        <w:t xml:space="preserve"> </w:t>
+      </w:r>
+      <w:r>
+        <w:t xml:space="preserve">Section IV notes 52, 52, and 54 (input-corpus snapshot disclosure and snapshot-date selection, the input-side analogue).</w:t>
+      </w:r>
+    </w:p>
+  </w:footnote>
+  <w:footnote w:id="252">
+    <w:p>
+      <w:pPr>
+        <w:pStyle w:val="FootnoteText"/>
+      </w:pPr>
+      <w:r>
+        <w:rPr>
+          <w:rStyle w:val="FootnoteReference"/>
+        </w:rPr>
+        <w:footnoteRef/>
+      </w:r>
+      <w:r>
+        <w:t xml:space="preserve"> </w:t>
+      </w:r>
+      <w:r>
+        <w:t xml:space="preserve">The equity-and-accessibility risks are consolidated here: the deployed application’s broadband and modern-browser dependence, the open screen-reader question for its hash-route navigation and search palette, the device assumption in the 300-dpi PDFs, and the Canvas-enrollment gate on the input corpus.</w:t>
+      </w:r>
+      <w:r>
+        <w:t xml:space="preserve"> </w:t>
+      </w:r>
+      <w:r>
+        <w:rPr>
+          <w:i/>
+          <w:iCs/>
+        </w:rPr>
+        <w:t xml:space="preserve">Cf. supra</w:t>
+      </w:r>
+      <w:r>
+        <w:t xml:space="preserve"> </w:t>
+      </w:r>
+      <w:r>
+        <w:t xml:space="preserve">Sections II, III, IV, and VIII.</w:t>
+      </w:r>
+      <w:r>
+        <w:t xml:space="preserve"> </w:t>
+      </w:r>
+      <w:r>
+        <w:rPr>
+          <w:i/>
+          <w:iCs/>
+        </w:rPr>
+        <w:t xml:space="preserve">See</w:t>
+      </w:r>
+      <w:r>
+        <w:t xml:space="preserve"> </w:t>
+      </w:r>
+      <w:r>
+        <w:t xml:space="preserve">Am. Bar Ass’n Standard 207 (2025), https://www.americanbar.org/groups/legal_education/accreditation/standards/standards-rules/ (last visited May 30, 2026) (accommodating qualified individuals with disabilities).</w:t>
+      </w:r>
+    </w:p>
+  </w:footnote>
+  <w:footnote w:id="253">
+    <w:p>
+      <w:pPr>
+        <w:pStyle w:val="FootnoteText"/>
+      </w:pPr>
+      <w:r>
+        <w:rPr>
+          <w:rStyle w:val="FootnoteReference"/>
+        </w:rPr>
+        <w:footnoteRef/>
+      </w:r>
+      <w:r>
+        <w:t xml:space="preserve"> </w:t>
+      </w:r>
+      <w:r>
+        <w:rPr>
+          <w:i/>
+          <w:iCs/>
+        </w:rPr>
+        <w:t xml:space="preserve">See supra</w:t>
+      </w:r>
+      <w:r>
+        <w:t xml:space="preserve"> </w:t>
+      </w:r>
+      <w:r>
+        <w:t xml:space="preserve">Section XI note 153 (Melissa Bond et al.,</w:t>
+      </w:r>
+      <w:r>
+        <w:t xml:space="preserve"> </w:t>
+      </w:r>
+      <w:r>
+        <w:rPr>
+          <w:i/>
+          <w:iCs/>
+        </w:rPr>
+        <w:t xml:space="preserve">A Meta Systematic Review of Artificial Intelligence in Higher Education: A Call for Increased Ethics, Collaboration, and Rigour</w:t>
+      </w:r>
+      <w:r>
+        <w:t xml:space="preserve">, 21 Int’l J. Educ. Tech. Higher Educ. art. 4 (2024)). URL liveness is owned by Section XI per the article’s cross-section-reuse convention. Transfer-of-inference, distinct from Section XI’s: Bond codes the corpus through Zawacki-Richter et al.’s (2019) typology of Profiling and Prediction, Assessment and Evaluation, Adaptive Systems and Personalisation, and Intelligent Tutoring Systems, with Adaptive Systems and Personalisation the predominant single application area across the corpus; Bond’s ethics-and-rigor critique of that corpus reaches any artificial-intelligence-in-higher-education system, including a review-ready static website, but the risk surface this section catalogues is the static artifact’s own rather than the adaptive and interactive intervention surface that corpus predominantly covers. The corpus-composition characterization was corrected at the run-144 Cite tick, which removed an earlier “predominantly chatbot-tutor and learning-management-system” description the source does not support; the typology-anchored application-area distribution above was confirmed via WebSearch against the Springer record, the article remaining open access at the cross-referenced Section XI note 153 URL.</w:t>
+      </w:r>
+    </w:p>
+  </w:footnote>
+  <w:footnote w:id="254">
+    <w:p>
+      <w:pPr>
+        <w:pStyle w:val="FootnoteText"/>
+      </w:pPr>
+      <w:r>
+        <w:rPr>
+          <w:rStyle w:val="FootnoteReference"/>
+        </w:rPr>
+        <w:footnoteRef/>
+      </w:r>
+      <w:r>
+        <w:t xml:space="preserve"> </w:t>
+      </w:r>
+      <w:r>
+        <w:rPr>
+          <w:i/>
+          <w:iCs/>
+        </w:rPr>
+        <w:t xml:space="preserve">See supra</w:t>
+      </w:r>
+      <w:r>
+        <w:t xml:space="preserve"> </w:t>
+      </w:r>
+      <w:r>
+        <w:t xml:space="preserve">Section XI note 153 (Melissa Bond et al.,</w:t>
+      </w:r>
+      <w:r>
+        <w:t xml:space="preserve"> </w:t>
+      </w:r>
+      <w:r>
+        <w:rPr>
+          <w:i/>
+          <w:iCs/>
+        </w:rPr>
+        <w:t xml:space="preserve">A Meta Systematic Review of Artificial Intelligence in Higher Education: A Call for Increased Ethics, Collaboration, and Rigour</w:t>
+      </w:r>
+      <w:r>
+        <w:t xml:space="preserve">, 21 Int’l J. Educ. Tech. Higher Educ. art. 4 (2024)). URL liveness is owned by Section XI per the article’s cross-section-reuse convention. Transfer-of-inference, distinct from Section XI’s: Bond codes the corpus through Zawacki-Richter et al.’s (2019) typology of Profiling and Prediction, Assessment and Evaluation, Adaptive Systems and Personalisation, and Intelligent Tutoring Systems, with Adaptive Systems and Personalisation the predominant single application area across the corpus; Bond’s ethics-and-rigor critique of that corpus reaches any artificial-intelligence-in-higher-education system, including a review-ready static website, but the risk surface this section catalogues is the static artifact’s own rather than the adaptive and interactive intervention surface that corpus predominantly covers. The corpus-composition characterization was corrected at the run-144 Cite tick, which removed an earlier “predominantly chatbot-tutor and learning-management-system” description the source does not support; the typology-anchored application-area distribution above was confirmed via WebSearch against the Springer record, the article remaining open access at the cross-referenced Section XI note 153 URL.</w:t>
+      </w:r>
+    </w:p>
+  </w:footnote>
+  <w:footnote w:id="255">
+    <w:p>
+      <w:pPr>
+        <w:pStyle w:val="FootnoteText"/>
+      </w:pPr>
+      <w:r>
+        <w:rPr>
+          <w:rStyle w:val="FootnoteReference"/>
+        </w:rPr>
+        <w:footnoteRef/>
+      </w:r>
+      <w:r>
+        <w:t xml:space="preserve"> </w:t>
+      </w:r>
+      <w:r>
+        <w:rPr>
+          <w:i/>
+          <w:iCs/>
+        </w:rPr>
+        <w:t xml:space="preserve">See supra</w:t>
+      </w:r>
+      <w:r>
+        <w:t xml:space="preserve"> </w:t>
+      </w:r>
+      <w:r>
+        <w:t xml:space="preserve">Section XI note 153 (Melissa Bond et al.,</w:t>
+      </w:r>
+      <w:r>
+        <w:t xml:space="preserve"> </w:t>
+      </w:r>
+      <w:r>
+        <w:rPr>
+          <w:i/>
+          <w:iCs/>
+        </w:rPr>
+        <w:t xml:space="preserve">A Meta Systematic Review of Artificial Intelligence in Higher Education: A Call for Increased Ethics, Collaboration, and Rigour</w:t>
+      </w:r>
+      <w:r>
+        <w:t xml:space="preserve">, 21 Int’l J. Educ. Tech. Higher Educ. art. 4 (2024)). URL liveness is owned by Section XI per the article’s cross-section-reuse convention. Transfer-of-inference, distinct from Section XI’s: Bond codes the corpus through Zawacki-Richter et al.’s (2019) typology of Profiling and Prediction, Assessment and Evaluation, Adaptive Systems and Personalisation, and Intelligent Tutoring Systems, with Adaptive Systems and Personalisation the predominant single application area across the corpus; Bond’s ethics-and-rigor critique of that corpus reaches any artificial-intelligence-in-higher-education system, including a review-ready static website, but the risk surface this section catalogues is the static artifact’s own rather than the adaptive and interactive intervention surface that corpus predominantly covers. The corpus-composition characterization was corrected at the run-144 Cite tick, which removed an earlier “predominantly chatbot-tutor and learning-management-system” description the source does not support; the typology-anchored application-area distribution above was confirmed via WebSearch against the Springer record, the article remaining open access at the cross-referenced Section XI note 153 URL.</w:t>
+      </w:r>
+    </w:p>
+  </w:footnote>
+  <w:footnote w:id="258">
+    <w:p>
+      <w:pPr>
+        <w:pStyle w:val="FootnoteText"/>
+      </w:pPr>
+      <w:r>
+        <w:rPr>
+          <w:rStyle w:val="FootnoteReference"/>
+        </w:rPr>
+        <w:footnoteRef/>
+      </w:r>
+      <w:r>
+        <w:t xml:space="preserve"> </w:t>
+      </w:r>
+      <w:r>
+        <w:t xml:space="preserve">H2O Open Casebooks, Harvard Law School Library Innovation Lab, https://opencasebook.org (last visited May 28, 2026) (URL verified live in this Cite run; open platform for making, sharing, and remixing openly licensed casebooks released under a Creative Commons BY-NC-SA license and built on the public-domain case corpus);</w:t>
+      </w:r>
+      <w:r>
+        <w:t xml:space="preserve"> </w:t>
+      </w:r>
+      <w:r>
+        <w:rPr>
+          <w:i/>
+          <w:iCs/>
+        </w:rPr>
+        <w:t xml:space="preserve">see also</w:t>
+      </w:r>
+      <w:r>
+        <w:t xml:space="preserve"> </w:t>
+      </w:r>
+      <w:r>
+        <w:rPr>
+          <w:i/>
+          <w:iCs/>
+        </w:rPr>
+        <w:t xml:space="preserve">The MIT Press and Harvard Law School Library Launch New Series Offering High-Quality, Affordable Law Textbooks</w:t>
+      </w:r>
+      <w:r>
+        <w:t xml:space="preserve">, MIT News (Apr. 26, 2022), https://news.mit.edu/2022/mit-press-harvard-law-school-library-launch-open-casebook-series-0426 (URL verified live in this Cite run; announcing the jointly launched open casebook series built on the H2O platform); eLangdell Press, Center for Computer-Assisted Legal Instruction, https://www.cali.org/the-elangdell-bookstore (last visited May 28, 2026) (URL verified live in this Cite run; the bookstore describes itself as “100% Free. Creative Commons licensed. Peer-reviewed.” and lists over thirty peer-reviewed casebooks and course materials distributed without charge).</w:t>
+      </w:r>
+    </w:p>
+  </w:footnote>
+  <w:footnote w:id="259">
+    <w:p>
+      <w:pPr>
+        <w:pStyle w:val="FootnoteText"/>
+      </w:pPr>
+      <w:r>
+        <w:rPr>
+          <w:rStyle w:val="FootnoteReference"/>
+        </w:rPr>
+        <w:footnoteRef/>
+      </w:r>
+      <w:r>
+        <w:t xml:space="preserve"> </w:t>
+      </w:r>
+      <w:r>
+        <w:rPr>
+          <w:i/>
+          <w:iCs/>
+        </w:rPr>
+        <w:t xml:space="preserve">See supra</w:t>
+      </w:r>
+      <w:r>
+        <w:t xml:space="preserve"> </w:t>
+      </w:r>
+      <w:r>
+        <w:t xml:space="preserve">Section XII (Risks and Limits) (developing the architectural contrast between the review-ready-static-site posture and the runtime LMS-integrated AI-tutor and adaptive-courseware alternative, and the rationale for the static posture as the institutional architectural choice this method makes).</w:t>
+      </w:r>
+    </w:p>
+  </w:footnote>
+  <w:footnote w:id="261">
+    <w:p>
+      <w:pPr>
+        <w:pStyle w:val="FootnoteText"/>
+      </w:pPr>
+      <w:r>
+        <w:rPr>
+          <w:rStyle w:val="FootnoteReference"/>
+        </w:rPr>
+        <w:footnoteRef/>
+      </w:r>
+      <w:r>
+        <w:t xml:space="preserve"> </w:t>
+      </w:r>
+      <w:r>
+        <w:rPr>
+          <w:i/>
+          <w:iCs/>
+        </w:rPr>
+        <w:t xml:space="preserve">See supra</w:t>
+      </w:r>
+      <w:r>
+        <w:t xml:space="preserve"> </w:t>
+      </w:r>
+      <w:r>
+        <w:t xml:space="preserve">Section IX (Cost and Labor: The Honest Accounting) (build tractable for a single professor working with a scheduled assistant, with deployment running on near-zero-cost static hosting; the cost-and-labor figures and master table are developed in that section rather than here).</w:t>
+      </w:r>
+    </w:p>
+  </w:footnote>
+  <w:footnote w:id="262">
+    <w:p>
+      <w:pPr>
+        <w:pStyle w:val="FootnoteText"/>
+      </w:pPr>
+      <w:r>
+        <w:rPr>
+          <w:rStyle w:val="FootnoteReference"/>
+        </w:rPr>
+        <w:footnoteRef/>
+      </w:r>
+      <w:r>
+        <w:t xml:space="preserve"> </w:t>
+      </w:r>
+      <w:r>
+        <w:rPr>
+          <w:i/>
+          <w:iCs/>
+        </w:rPr>
+        <w:t xml:space="preserve">See supra</w:t>
+      </w:r>
+      <w:r>
+        <w:t xml:space="preserve"> </w:t>
+      </w:r>
+      <w:r>
+        <w:t xml:space="preserve">Section VIII (From Vault to Website) (versioned build pipeline and static-site deployment that information technology hosts and version-controls as custodian).</w:t>
+      </w:r>
+    </w:p>
+  </w:footnote>
+  <w:footnote w:id="264">
+    <w:p>
+      <w:pPr>
+        <w:pStyle w:val="FootnoteText"/>
+      </w:pPr>
+      <w:r>
+        <w:rPr>
+          <w:rStyle w:val="FootnoteReference"/>
+        </w:rPr>
+        <w:footnoteRef/>
+      </w:r>
+      <w:r>
+        <w:t xml:space="preserve"> </w:t>
+      </w:r>
+      <w:r>
+        <w:rPr>
+          <w:i/>
+          <w:iCs/>
+        </w:rPr>
+        <w:t xml:space="preserve">See supra</w:t>
+      </w:r>
+      <w:r>
+        <w:t xml:space="preserve"> </w:t>
+      </w:r>
+      <w:r>
+        <w:t xml:space="preserve">Section VII (Iterative Improvement Under Professorial Control) (the professor as the designed gating actor whom the workflow positions to review each page at the build-time checkpoint before publication);</w:t>
+      </w:r>
+      <w:r>
+        <w:t xml:space="preserve"> </w:t>
+      </w:r>
+      <w:r>
+        <w:rPr>
+          <w:i/>
+          <w:iCs/>
+        </w:rPr>
+        <w:t xml:space="preserve">see also supra</w:t>
+      </w:r>
+      <w:r>
+        <w:t xml:space="preserve"> </w:t>
+      </w:r>
+      <w:r>
+        <w:t xml:space="preserve">Section VIII (From Vault to Website) (May 2026 snapshot pages published as review-ready drafts rather than as individually professor-approved, the author’s understanding subject to Professor Chandler’s confirmation; the gatekeeping role and capability described here are the architecture’s, not a completed-review claim this article makes of the snapshot).</w:t>
+      </w:r>
+    </w:p>
+  </w:footnote>
+  <w:footnote w:id="265">
+    <w:p>
+      <w:pPr>
+        <w:pStyle w:val="FootnoteText"/>
+      </w:pPr>
+      <w:r>
+        <w:rPr>
+          <w:rStyle w:val="FootnoteReference"/>
+        </w:rPr>
+        <w:footnoteRef/>
+      </w:r>
+      <w:r>
+        <w:t xml:space="preserve"> </w:t>
+      </w:r>
+      <w:r>
+        <w:rPr>
+          <w:i/>
+          <w:iCs/>
+        </w:rPr>
+        <w:t xml:space="preserve">See supra</w:t>
+      </w:r>
+      <w:r>
+        <w:t xml:space="preserve"> </w:t>
+      </w:r>
+      <w:r>
+        <w:t xml:space="preserve">Section XII (Risks and Limits) (contrasting a review-ready static artifact shipped from a versioned commit, whose pages are fixed at build time and traceable to the named professor the workflow designates as their pre-publication reviewer, with a runtime system whose generated responses leave no such artifact and no such designed reviewer trail).</w:t>
+      </w:r>
+    </w:p>
+  </w:footnote>
+  <w:footnote w:id="266">
+    <w:p>
+      <w:pPr>
+        <w:pStyle w:val="FootnoteText"/>
+      </w:pPr>
+      <w:r>
+        <w:rPr>
+          <w:rStyle w:val="FootnoteReference"/>
+        </w:rPr>
+        <w:footnoteRef/>
+      </w:r>
+      <w:r>
+        <w:t xml:space="preserve"> </w:t>
+      </w:r>
+      <w:r>
+        <w:t xml:space="preserve">Ernest L. Boyer, Scholarship Reconsidered: Priorities of the Professoriate (1990) (Carnegie Foundation for the Advancement of Teaching monograph proposing the scholarship of teaching as a distinct, equally rigorous form of scholarly work alongside the scholarships of discovery, integration, and application; the framing the contestation sentence anchors to as Boyer’s account); Susan Sturm &amp; Lani Guinier,</w:t>
+      </w:r>
+      <w:r>
+        <w:t xml:space="preserve"> </w:t>
+      </w:r>
+      <w:r>
+        <w:rPr>
+          <w:i/>
+          <w:iCs/>
+        </w:rPr>
+        <w:t xml:space="preserve">The Law School Matrix: Reforming Legal Education in a Culture of Competition and Conformity</w:t>
+      </w:r>
+      <w:r>
+        <w:t xml:space="preserve">, 60 Vand. L. Rev. 515 (2007) (cited to the Vanderbilt Law Review journal form because the convenience copy at the Columbia Law School faculty-scholarship repository, https://scholarship.law.columbia.edu/faculty_scholarship/1502/, carries a “This paper has been withdrawn” notice on the live record; the Columbia URL was confirmed live in this Cite run, and the substantive cite uses the published journal form); Michèle M. Leering,</w:t>
+      </w:r>
+      <w:r>
+        <w:t xml:space="preserve"> </w:t>
+      </w:r>
+      <w:r>
+        <w:rPr>
+          <w:i/>
+          <w:iCs/>
+        </w:rPr>
+        <w:t xml:space="preserve">Building a Movement for the Scholarship of Teaching &amp; Learning in Legal Education</w:t>
+      </w:r>
+      <w:r>
+        <w:t xml:space="preserve">, New Legal Realism Project (May 21, 2018), https://newlegalrealism.org/2018/05/21/michele-leering-on-building-a-movement-for-the-scholarship-of-teaching-learning-in-legal-education/ (URL verified live in this Cite run; the New Legal Realism Project post page surfaces the entry under the heading “Michèle Leering on Building a Movement for the Scholarship of Teaching &amp; Learning in Legal Education,” and the operative essay title used here is the substantive title the post heading announces).</w:t>
+      </w:r>
+    </w:p>
+  </w:footnote>
+  <w:footnote w:id="267">
+    <w:p>
+      <w:pPr>
+        <w:pStyle w:val="FootnoteText"/>
+      </w:pPr>
+      <w:r>
+        <w:rPr>
+          <w:rStyle w:val="FootnoteReference"/>
+        </w:rPr>
+        <w:footnoteRef/>
+      </w:r>
+      <w:r>
+        <w:t xml:space="preserve"> </w:t>
+      </w:r>
+      <w:r>
+        <w:t xml:space="preserve">Am. Bar Ass’n, Standards and Rules of Procedure for Approval of Law Schools Standard 405 (2025-2026 ed.) (titled “Professional Environment,” located in Chapter 4 (The Faculty); governs the conditions of faculty appointment, academic freedom, and security of position under which scholarly contributions are weighed for promotion and tenure at ABA-approved law schools); the consolidated Standards are published by the ABA Section of Legal Education and Admissions to the Bar at https://www.americanbar.org/groups/legal_education/accreditation/standards/standards-rules/ (last visited May 29, 2026) (URL verified live in this Cite run; the 2025-2026 edition reflects all changes approved by the Section’s Council and concurred in by the ABA House of Delegates through August 2025).</w:t>
+      </w:r>
+    </w:p>
+  </w:footnote>
+  <w:footnote w:id="269">
+    <w:p>
+      <w:pPr>
+        <w:pStyle w:val="FootnoteText"/>
+      </w:pPr>
+      <w:r>
+        <w:rPr>
+          <w:rStyle w:val="FootnoteReference"/>
+        </w:rPr>
+        <w:footnoteRef/>
+      </w:r>
+      <w:r>
+        <w:t xml:space="preserve"> </w:t>
+      </w:r>
+      <w:r>
+        <w:rPr>
+          <w:i/>
+          <w:iCs/>
+        </w:rPr>
+        <w:t xml:space="preserve">See supra</w:t>
+      </w:r>
+      <w:r>
+        <w:t xml:space="preserve"> </w:t>
+      </w:r>
+      <w:r>
+        <w:t xml:space="preserve">Section X (Generalization Beyond Constitutional Law) (the method, schema, verified-source discipline, and phase rotation transfer across doctrinal courses while the constitutional-law content does not).</w:t>
+      </w:r>
+    </w:p>
+  </w:footnote>
+  <w:footnote w:id="270">
+    <w:p>
+      <w:pPr>
+        <w:pStyle w:val="FootnoteText"/>
+      </w:pPr>
+      <w:r>
+        <w:rPr>
+          <w:rStyle w:val="FootnoteReference"/>
+        </w:rPr>
+        <w:footnoteRef/>
+      </w:r>
+      <w:r>
+        <w:t xml:space="preserve"> </w:t>
+      </w:r>
+      <w:r>
+        <w:rPr>
+          <w:i/>
+          <w:iCs/>
+        </w:rPr>
+        <w:t xml:space="preserve">See supra</w:t>
+      </w:r>
+      <w:r>
+        <w:t xml:space="preserve"> </w:t>
+      </w:r>
+      <w:r>
+        <w:t xml:space="preserve">Section XII (Risks and Limits) (institutional capacity gap as an access constraint: library, instructional-design, and information-technology stewardship are unevenly distributed across institutions, so the “modest, replicable” framing overstates for under-resourced schools).</w:t>
+      </w:r>
+    </w:p>
+  </w:footnote>
+  <w:footnote w:id="271">
     <w:p>
       <w:pPr>
         <w:pStyle w:val="FootnoteText"/>
@@ -12813,158 +15155,94 @@
         <w:t xml:space="preserve"> </w:t>
       </w:r>
       <w:r>
-        <w:t xml:space="preserve">App. E (Cost and Time Log) § E.5 (Honest Caveats), recording that the cost log’s fields at the per-tick level are run_count, phase, model, files_read, files_written, words_generated, and notes;</w:t>
-      </w:r>
-      <w:r>
-        <w:t xml:space="preserve"> </w:t>
-      </w:r>
-      <w:r>
-        <w:rPr>
-          <w:i/>
-          <w:iCs/>
-        </w:rPr>
-        <w:t xml:space="preserve">see also infra</w:t>
-      </w:r>
-      <w:r>
-        <w:t xml:space="preserve"> </w:t>
-      </w:r>
-      <w:r>
-        <w:t xml:space="preserve">Table 9.1 (in-section per-phase aggregate of the same fields across runs 66 to 329). The two non-delivered columns, per-tick token-level model spend and human review hours, are framed at notes [^132] and [^133]</w:t>
-      </w:r>
-      <w:r>
-        <w:t xml:space="preserve"> </w:t>
-      </w:r>
-      <w:r>
-        <w:rPr>
-          <w:i/>
-          <w:iCs/>
-        </w:rPr>
-        <w:t xml:space="preserve">infra</w:t>
-      </w:r>
-      <w:r>
-        <w:t xml:space="preserve"> </w:t>
-      </w:r>
-      <w:r>
-        <w:t xml:space="preserve">as structural scope rather than capture-pending items.</w:t>
-      </w:r>
-    </w:p>
-  </w:footnote>
-  <w:footnote w:id="180">
-    <w:p>
-      <w:pPr>
-        <w:pStyle w:val="FootnoteText"/>
-      </w:pPr>
-      <w:r>
-        <w:rPr>
-          <w:rStyle w:val="FootnoteReference"/>
-        </w:rPr>
-        <w:footnoteRef/>
-      </w:r>
-      <w:r>
-        <w:t xml:space="preserve"> </w:t>
-      </w:r>
-      <w:r>
-        <w:rPr>
-          <w:i/>
-          <w:iCs/>
-        </w:rPr>
-        <w:t xml:space="preserve">See infra</w:t>
-      </w:r>
-      <w:r>
-        <w:t xml:space="preserve"> </w:t>
-      </w:r>
-      <w:r>
-        <w:t xml:space="preserve">App. E (Cost and Time Log) § E.5 (recording that neither this paper’s cost log nor the vault’s run-scores records per-tick token counts, so no dollar figure for model usage can be derived from either, and that human review hours are not loggable by a system that records only its own runs);</w:t>
-      </w:r>
-      <w:r>
-        <w:t xml:space="preserve"> </w:t>
-      </w:r>
-      <w:r>
-        <w:rPr>
-          <w:i/>
-          <w:iCs/>
-        </w:rPr>
-        <w:t xml:space="preserve">see also infra</w:t>
-      </w:r>
-      <w:r>
-        <w:t xml:space="preserve"> </w:t>
-      </w:r>
-      <w:r>
-        <w:t xml:space="preserve">Table 9.1 (in-section delivery of the columns the cost log does instrument). The omission is recorded as a structural property of the logging system rather than as a defect to be repaired by retroactive reconstruction.</w:t>
-      </w:r>
-    </w:p>
-  </w:footnote>
-  <w:footnote w:id="182">
-    <w:p>
-      <w:pPr>
-        <w:pStyle w:val="FootnoteText"/>
-      </w:pPr>
-      <w:r>
-        <w:rPr>
-          <w:rStyle w:val="FootnoteReference"/>
-        </w:rPr>
-        <w:footnoteRef/>
-      </w:r>
-      <w:r>
-        <w:t xml:space="preserve"> </w:t>
-      </w:r>
-      <w:r>
-        <w:rPr>
-          <w:i/>
-          <w:iCs/>
-        </w:rPr>
-        <w:t xml:space="preserve">See infra</w:t>
-      </w:r>
-      <w:r>
-        <w:t xml:space="preserve"> </w:t>
-      </w:r>
-      <w:r>
-        <w:t xml:space="preserve">App. F (Technical Setup) (DEPLOY.md Step 2 designating the Netlify CLI direct-upload path as canonical specifically because it does not consume Netlify build minutes and uses the local PAT so deploys are reproducible from the scheduled task without proxy-token TTL pressure; DEPLOY.md fallback-path entry demoting the Netlify MCP</w:t>
-      </w:r>
-      <w:r>
-        <w:t xml:space="preserve"> </w:t>
-      </w:r>
-      <w:r>
-        <w:rPr>
-          <w:rStyle w:val="VerbatimChar"/>
-        </w:rPr>
-        <w:t xml:space="preserve">netlify-deploy-services-updater</w:t>
-      </w:r>
-      <w:r>
-        <w:t xml:space="preserve"> </w:t>
-      </w:r>
-      <w:r>
-        <w:t xml:space="preserve">call with</w:t>
-      </w:r>
-      <w:r>
-        <w:t xml:space="preserve"> </w:t>
-      </w:r>
-      <w:r>
-        <w:rPr>
-          <w:rStyle w:val="VerbatimChar"/>
-        </w:rPr>
-        <w:t xml:space="preserve">operation: deploy-site</w:t>
-      </w:r>
-      <w:r>
-        <w:t xml:space="preserve"> </w:t>
-      </w:r>
-      <w:r>
-        <w:t xml:space="preserve">and</w:t>
-      </w:r>
-      <w:r>
-        <w:t xml:space="preserve"> </w:t>
-      </w:r>
-      <w:r>
-        <w:rPr>
-          <w:rStyle w:val="VerbatimChar"/>
-        </w:rPr>
-        <w:t xml:space="preserve">siteId: f78a098b-9a9e-412a-8d4f-dd8ccda13bfe</w:t>
-      </w:r>
-      <w:r>
-        <w:t xml:space="preserve"> </w:t>
-      </w:r>
-      <w:r>
-        <w:t xml:space="preserve">because it consumes Netlify build minutes);</w:t>
+        <w:t xml:space="preserve">Section XIV (Conclusion) (taking up whether the institution extends the adoption invitation).</w:t>
+      </w:r>
+    </w:p>
+  </w:footnote>
+  <w:footnote w:id="274">
+    <w:p>
+      <w:pPr>
+        <w:pStyle w:val="FootnoteText"/>
+      </w:pPr>
+      <w:r>
+        <w:rPr>
+          <w:rStyle w:val="FootnoteReference"/>
+        </w:rPr>
+        <w:footnoteRef/>
+      </w:r>
+      <w:r>
+        <w:t xml:space="preserve"> </w:t>
+      </w:r>
+      <w:r>
+        <w:rPr>
+          <w:i/>
+          <w:iCs/>
+        </w:rPr>
+        <w:t xml:space="preserve">See supra</w:t>
+      </w:r>
+      <w:r>
+        <w:t xml:space="preserve"> </w:t>
+      </w:r>
+      <w:r>
+        <w:t xml:space="preserve">Section I (Introduction: The Hidden Archive of the Law Professor) (the law professor’s archive of slides, readings, briefs, and packets dispersed across a flat folder structure that stored the material without connecting it).</w:t>
+      </w:r>
+    </w:p>
+  </w:footnote>
+  <w:footnote w:id="275">
+    <w:p>
+      <w:pPr>
+        <w:pStyle w:val="FootnoteText"/>
+      </w:pPr>
+      <w:r>
+        <w:rPr>
+          <w:rStyle w:val="FootnoteReference"/>
+        </w:rPr>
+        <w:footnoteRef/>
+      </w:r>
+      <w:r>
+        <w:t xml:space="preserve"> </w:t>
+      </w:r>
+      <w:r>
+        <w:rPr>
+          <w:i/>
+          <w:iCs/>
+        </w:rPr>
+        <w:t xml:space="preserve">See supra</w:t>
+      </w:r>
+      <w:r>
+        <w:t xml:space="preserve"> </w:t>
+      </w:r>
+      <w:r>
+        <w:t xml:space="preserve">Section X (Generalization Beyond Constitutional Law) (the contribution is the replicable method rather than the constitutional-law artifact, a method other doctrinal courses with comparable case-and-doctrine archives can adapt).</w:t>
+      </w:r>
+    </w:p>
+  </w:footnote>
+  <w:footnote w:id="277">
+    <w:p>
+      <w:pPr>
+        <w:pStyle w:val="FootnoteText"/>
+      </w:pPr>
+      <w:r>
+        <w:rPr>
+          <w:rStyle w:val="FootnoteReference"/>
+        </w:rPr>
+        <w:footnoteRef/>
+      </w:r>
+      <w:r>
+        <w:t xml:space="preserve"> </w:t>
+      </w:r>
+      <w:r>
+        <w:rPr>
+          <w:i/>
+          <w:iCs/>
+        </w:rPr>
+        <w:t xml:space="preserve">See supra</w:t>
+      </w:r>
+      <w:r>
+        <w:t xml:space="preserve"> </w:t>
+      </w:r>
+      <w:r>
+        <w:t xml:space="preserve">Section VII.B (One phase per tick: the rotation as the loop) (enumerating the six phases as Ingest, Lint, Enrich, Expand, Synthesize, and Verify and describing the one-phase-per-tick execution discipline);</w:t>
       </w:r>
       <w:r>
         <w:t xml:space="preserve"> </w:t>
@@ -12980,533 +15258,11 @@
         <w:t xml:space="preserve"> </w:t>
       </w:r>
       <w:r>
-        <w:t xml:space="preserve">Section VIII (From Vault to Website) (cross-reference to the same DEPLOY.md Step 2 cited in Section VIII’s build-pipeline framing of the deploy path).</w:t>
-      </w:r>
-    </w:p>
-  </w:footnote>
-  <w:footnote w:id="183">
-    <w:p>
-      <w:pPr>
-        <w:pStyle w:val="FootnoteText"/>
-      </w:pPr>
-      <w:r>
-        <w:rPr>
-          <w:rStyle w:val="FootnoteReference"/>
-        </w:rPr>
-        <w:footnoteRef/>
-      </w:r>
-      <w:r>
-        <w:t xml:space="preserve"> </w:t>
-      </w:r>
-      <w:r>
-        <w:rPr>
-          <w:i/>
-          <w:iCs/>
-        </w:rPr>
-        <w:t xml:space="preserve">See infra</w:t>
-      </w:r>
-      <w:r>
-        <w:t xml:space="preserve"> </w:t>
-      </w:r>
-      <w:r>
-        <w:t xml:space="preserve">App. F (Technical Setup) (vault</w:t>
-      </w:r>
-      <w:r>
-        <w:t xml:space="preserve"> </w:t>
-      </w:r>
-      <w:r>
-        <w:rPr>
-          <w:rStyle w:val="VerbatimChar"/>
-        </w:rPr>
-        <w:t xml:space="preserve">LESSONS.md</w:t>
-      </w:r>
-      <w:r>
-        <w:t xml:space="preserve"> </w:t>
-      </w:r>
-      <w:r>
-        <w:t xml:space="preserve">Deployment item 5 naming the HTTP 403 “Account credit usage exceeded” pattern as an external block rather than a code defect, recording that build still succeeds and upload aborts before any deploy record is created, and specifying the RUNBOOK guard fires after</w:t>
-      </w:r>
-      <w:r>
-        <w:t xml:space="preserve"> </w:t>
-      </w:r>
-      <w:r>
-        <w:rPr>
-          <w:rStyle w:val="VerbatimChar"/>
-        </w:rPr>
-        <w:t xml:space="preserve">consecutive_same_type_failures&gt;=3</w:t>
-      </w:r>
-      <w:r>
-        <w:t xml:space="preserve"> </w:t>
-      </w:r>
-      <w:r>
-        <w:t xml:space="preserve">and</w:t>
-      </w:r>
-      <w:r>
-        <w:t xml:space="preserve"> </w:t>
-      </w:r>
-      <w:r>
-        <w:rPr>
-          <w:rStyle w:val="VerbatimChar"/>
-        </w:rPr>
-        <w:t xml:space="preserve">type=deploy-credit-blocked</w:t>
-      </w:r>
-      <w:r>
-        <w:t xml:space="preserve"> </w:t>
-      </w:r>
-      <w:r>
-        <w:t xml:space="preserve">to skip the fast-deploy POST until credits are restored; same entry’s Seen-record logging 2026-05-07T18:41Z, T19:11Z, and T19:42Z as the three sequential credit-block events that tripped the three-strike guard against a 281-page corpus build of 131 cases, 53 topics, and 97 lectures).</w:t>
-      </w:r>
-    </w:p>
-  </w:footnote>
-  <w:footnote w:id="184">
-    <w:p>
-      <w:pPr>
-        <w:pStyle w:val="FootnoteText"/>
-      </w:pPr>
-      <w:r>
-        <w:rPr>
-          <w:rStyle w:val="FootnoteReference"/>
-        </w:rPr>
-        <w:footnoteRef/>
-      </w:r>
-      <w:r>
-        <w:t xml:space="preserve"> </w:t>
-      </w:r>
-      <w:r>
-        <w:rPr>
-          <w:i/>
-          <w:iCs/>
-        </w:rPr>
-        <w:t xml:space="preserve">See infra</w:t>
-      </w:r>
-      <w:r>
-        <w:t xml:space="preserve"> </w:t>
-      </w:r>
-      <w:r>
-        <w:t xml:space="preserve">App. E (Cost and Time Log), tbl. 9.2 (deploy-phase line; two-state hosting framing carrying the qualitative free-tier-bounded-under-normal-operation property paired with the credit-block-when-credits-exhaust hedge, without fabricating a dollar figure for either state; in-section row reference uses local Table 9.N numbering per the convention named at note [^121]</w:t>
-      </w:r>
-      <w:r>
-        <w:t xml:space="preserve"> </w:t>
-      </w:r>
-      <w:r>
-        <w:rPr>
-          <w:i/>
-          <w:iCs/>
-        </w:rPr>
-        <w:t xml:space="preserve">supra</w:t>
-      </w:r>
-      <w:r>
-        <w:t xml:space="preserve">).</w:t>
-      </w:r>
-    </w:p>
-  </w:footnote>
-  <w:footnote w:id="186">
-    <w:p>
-      <w:pPr>
-        <w:pStyle w:val="FootnoteText"/>
-      </w:pPr>
-      <w:r>
-        <w:rPr>
-          <w:rStyle w:val="FootnoteReference"/>
-        </w:rPr>
-        <w:footnoteRef/>
-      </w:r>
-      <w:r>
-        <w:t xml:space="preserve"> </w:t>
-      </w:r>
-      <w:r>
-        <w:rPr>
-          <w:i/>
-          <w:iCs/>
-        </w:rPr>
-        <w:t xml:space="preserve">See infra</w:t>
-      </w:r>
-      <w:r>
-        <w:t xml:space="preserve"> </w:t>
-      </w:r>
-      <w:r>
-        <w:t xml:space="preserve">App. F (Technical Setup) (vault</w:t>
-      </w:r>
-      <w:r>
-        <w:t xml:space="preserve"> </w:t>
-      </w:r>
-      <w:r>
-        <w:rPr>
-          <w:rStyle w:val="VerbatimChar"/>
-        </w:rPr>
-        <w:t xml:space="preserve">LESSONS.md</w:t>
-      </w:r>
-      <w:r>
-        <w:t xml:space="preserve"> </w:t>
-      </w:r>
-      <w:r>
-        <w:t xml:space="preserve">Deployment item 1 recording that</w:t>
-      </w:r>
-      <w:r>
-        <w:t xml:space="preserve"> </w:t>
-      </w:r>
-      <w:r>
-        <w:rPr>
-          <w:rStyle w:val="VerbatimChar"/>
-        </w:rPr>
-        <w:t xml:space="preserve">.site/fast_deploy.py</w:t>
-      </w:r>
-      <w:r>
-        <w:t xml:space="preserve"> </w:t>
-      </w:r>
-      <w:r>
-        <w:t xml:space="preserve">walks</w:t>
-      </w:r>
-      <w:r>
-        <w:t xml:space="preserve"> </w:t>
-      </w:r>
-      <w:r>
-        <w:rPr>
-          <w:rStyle w:val="VerbatimChar"/>
-        </w:rPr>
-        <w:t xml:space="preserve">dist/</w:t>
-      </w:r>
-      <w:r>
-        <w:t xml:space="preserve">, POSTs the manifest, uploads only required bytes, and calls finalize, completing in approximately six seconds and fitting inside the forty-five-second sandbox cap; vault</w:t>
-      </w:r>
-      <w:r>
-        <w:t xml:space="preserve"> </w:t>
-      </w:r>
-      <w:r>
-        <w:rPr>
-          <w:rStyle w:val="VerbatimChar"/>
-        </w:rPr>
-        <w:t xml:space="preserve">CHANGELOG.md</w:t>
-      </w:r>
-      <w:r>
-        <w:t xml:space="preserve"> </w:t>
-      </w:r>
-      <w:r>
-        <w:t xml:space="preserve">2026-05-01 deploy entry logging a clean CLI-path deploy at approximately sixteen seconds build plus approximately eight seconds upload on a 205-page corpus build of 100 cases, 28 topics, and 77 lectures via</w:t>
-      </w:r>
-      <w:r>
-        <w:t xml:space="preserve"> </w:t>
-      </w:r>
-      <w:r>
-        <w:rPr>
-          <w:rStyle w:val="VerbatimChar"/>
-        </w:rPr>
-        <w:t xml:space="preserve">netlify-cli --no-build --prod --dir .</w:t>
-      </w:r>
-      <w:r>
-        <w:t xml:space="preserve"> </w:t>
-      </w:r>
-      <w:r>
-        <w:t xml:space="preserve">from</w:t>
-      </w:r>
-      <w:r>
-        <w:t xml:space="preserve"> </w:t>
-      </w:r>
-      <w:r>
-        <w:rPr>
-          <w:rStyle w:val="VerbatimChar"/>
-        </w:rPr>
-        <w:t xml:space="preserve">.site/dist</w:t>
-      </w:r>
-      <w:r>
-        <w:t xml:space="preserve">; DEPLOY.md Step 3.5 verification budget at approximately ten to fifteen seconds total across the three sub-checks of page sample, search sanity probe, and source-materials sample, capturing the wall-clock cost in the run summary before Step 4 advances</w:t>
-      </w:r>
-      <w:r>
-        <w:t xml:space="preserve"> </w:t>
-      </w:r>
-      <w:r>
-        <w:rPr>
-          <w:rStyle w:val="VerbatimChar"/>
-        </w:rPr>
-        <w:t xml:space="preserve">last_deploy</w:t>
-      </w:r>
-      <w:r>
-        <w:t xml:space="preserve">). The aggregated approximately twenty-to-forty-second deploy-phase wall-clock floor is the sum of the build, upload, and verification ranges and is presented as a range rather than a point estimate, following the article’s numeric-caveat discipline for anchored-empirical-precision claims.</w:t>
-      </w:r>
-    </w:p>
-  </w:footnote>
-  <w:footnote w:id="187">
-    <w:p>
-      <w:pPr>
-        <w:pStyle w:val="FootnoteText"/>
-      </w:pPr>
-      <w:r>
-        <w:rPr>
-          <w:rStyle w:val="FootnoteReference"/>
-        </w:rPr>
-        <w:footnoteRef/>
-      </w:r>
-      <w:r>
-        <w:t xml:space="preserve"> </w:t>
-      </w:r>
-      <w:r>
-        <w:rPr>
-          <w:i/>
-          <w:iCs/>
-        </w:rPr>
-        <w:t xml:space="preserve">See infra</w:t>
-      </w:r>
-      <w:r>
-        <w:t xml:space="preserve"> </w:t>
-      </w:r>
-      <w:r>
-        <w:t xml:space="preserve">App. E (Cost and Time Log) (vault</w:t>
-      </w:r>
-      <w:r>
-        <w:t xml:space="preserve"> </w:t>
-      </w:r>
-      <w:r>
-        <w:rPr>
-          <w:rStyle w:val="VerbatimChar"/>
-        </w:rPr>
-        <w:t xml:space="preserve">CHANGELOG.md</w:t>
-      </w:r>
-      <w:r>
-        <w:t xml:space="preserve"> </w:t>
-      </w:r>
-      <w:r>
-        <w:t xml:space="preserve">line 198 documenting the vault scheduled-task cadence as a thirty-minute interval with tiered context loading and an Ingest budget of three to five files per run; Article</w:t>
-      </w:r>
-      <w:r>
-        <w:t xml:space="preserve"> </w:t>
-      </w:r>
-      <w:r>
-        <w:rPr>
-          <w:rStyle w:val="VerbatimChar"/>
-        </w:rPr>
-        <w:t xml:space="preserve">BUILD_NARRATIVE_2026-05.md</w:t>
-      </w:r>
-      <w:r>
-        <w:t xml:space="preserve"> </w:t>
-      </w:r>
-      <w:r>
-        <w:t xml:space="preserve">entry timestamps for 2026-05-19 demonstrating the two-hour article scheduled-task cadence at Cite 05:00:00Z, Polish 07:00:00Z, Stitch 11:00:00Z, and Verify 13:00:00Z, with the same two-hour spacing observable across all entries in the rolling narrative). The two cadences are the multipliers that, combined with the per-tick token-economy mechanism at note [^128]</w:t>
-      </w:r>
-      <w:r>
-        <w:t xml:space="preserve"> </w:t>
-      </w:r>
-      <w:r>
-        <w:rPr>
-          <w:i/>
-          <w:iCs/>
-        </w:rPr>
-        <w:t xml:space="preserve">infra</w:t>
-      </w:r>
-      <w:r>
-        <w:t xml:space="preserve">, let the master cost-table row at note [^121]</w:t>
-      </w:r>
-      <w:r>
-        <w:t xml:space="preserve"> </w:t>
-      </w:r>
-      <w:r>
-        <w:rPr>
-          <w:i/>
-          <w:iCs/>
-        </w:rPr>
-        <w:t xml:space="preserve">supra</w:t>
-      </w:r>
-      <w:r>
-        <w:t xml:space="preserve"> </w:t>
-      </w:r>
-      <w:r>
-        <w:t xml:space="preserve">back-compute weekly token spend against the [^119] sixty-percent-of-weekly-Claude anchor.</w:t>
-      </w:r>
-    </w:p>
-  </w:footnote>
-  <w:footnote w:id="188">
-    <w:p>
-      <w:pPr>
-        <w:pStyle w:val="FootnoteText"/>
-      </w:pPr>
-      <w:r>
-        <w:rPr>
-          <w:rStyle w:val="FootnoteReference"/>
-        </w:rPr>
-        <w:footnoteRef/>
-      </w:r>
-      <w:r>
-        <w:t xml:space="preserve"> </w:t>
-      </w:r>
-      <w:r>
-        <w:rPr>
-          <w:i/>
-          <w:iCs/>
-        </w:rPr>
-        <w:t xml:space="preserve">See infra</w:t>
-      </w:r>
-      <w:r>
-        <w:t xml:space="preserve"> </w:t>
-      </w:r>
-      <w:r>
-        <w:t xml:space="preserve">App. D (Karpathy-Loop Per-Phase Rubric) (vault</w:t>
-      </w:r>
-      <w:r>
-        <w:t xml:space="preserve"> </w:t>
-      </w:r>
-      <w:r>
-        <w:rPr>
-          <w:rStyle w:val="VerbatimChar"/>
-        </w:rPr>
-        <w:t xml:space="preserve">LESSONS.md</w:t>
-      </w:r>
-      <w:r>
-        <w:t xml:space="preserve"> </w:t>
-      </w:r>
-      <w:r>
-        <w:t xml:space="preserve">Ingest combined-cap entry specifying the cap at ten across new files plus Step 8 backfills per tick, with the backfill budget equal to</w:t>
-      </w:r>
-      <w:r>
-        <w:t xml:space="preserve"> </w:t>
-      </w:r>
-      <w:r>
-        <w:rPr>
-          <w:rStyle w:val="VerbatimChar"/>
-        </w:rPr>
-        <w:t xml:space="preserve">max(0, 10 - new_files_count)</w:t>
-      </w:r>
-      <w:r>
-        <w:t xml:space="preserve"> </w:t>
-      </w:r>
-      <w:r>
-        <w:t xml:space="preserve">and the exception that when Steps 1 through 7 produce zero new files the backfill-only ceiling rises to fifteen; same entry naming the enforcement mechanism as a</w:t>
-      </w:r>
-      <w:r>
-        <w:t xml:space="preserve"> </w:t>
-      </w:r>
-      <w:r>
-        <w:rPr>
-          <w:rStyle w:val="VerbatimChar"/>
-        </w:rPr>
-        <w:t xml:space="preserve">scope_discipline 0</w:t>
-      </w:r>
-      <w:r>
-        <w:t xml:space="preserve"> </w:t>
-      </w:r>
-      <w:r>
-        <w:t xml:space="preserve">score that drops the run score from 5.0 to 4.5 when the cap is crossed; Seen-record dated 2026-04-22T18:45Z capturing the eight-new-plus-three-backfill total of eleven that triggered the red flag).</w:t>
-      </w:r>
-    </w:p>
-  </w:footnote>
-  <w:footnote w:id="190">
-    <w:p>
-      <w:pPr>
-        <w:pStyle w:val="FootnoteText"/>
-      </w:pPr>
-      <w:r>
-        <w:rPr>
-          <w:rStyle w:val="FootnoteReference"/>
-        </w:rPr>
-        <w:footnoteRef/>
-      </w:r>
-      <w:r>
-        <w:t xml:space="preserve"> </w:t>
-      </w:r>
-      <w:r>
-        <w:rPr>
-          <w:i/>
-          <w:iCs/>
-        </w:rPr>
-        <w:t xml:space="preserve">See infra</w:t>
-      </w:r>
-      <w:r>
-        <w:t xml:space="preserve"> </w:t>
-      </w:r>
-      <w:r>
-        <w:t xml:space="preserve">App. D (Karpathy-Loop Per-Phase Rubric) (dispatcher protocol enumerating per-run loads as Tier 1 covering the state file, the rubric for the current phase, and the lessons file, with Tier 2 covering the current phase’s rubric, the lessons file, the current month’s build narrative, and the personas file only for the adversarial review pass, and naming the explicit prohibition against reading other rubrics or archived narratives; same source recording the cross-rubric-reading prohibition that each run loads only its own phase rubric because cross-rubric reading creates conflicting incentives, with the same dispatcher-protocol architecture mirrored in the vault scheduled task per its own runbook and tiered-loading guidance);</w:t>
-      </w:r>
-      <w:r>
-        <w:t xml:space="preserve"> </w:t>
-      </w:r>
-      <w:r>
-        <w:rPr>
-          <w:i/>
-          <w:iCs/>
-        </w:rPr>
-        <w:t xml:space="preserve">see also supra</w:t>
-      </w:r>
-      <w:r>
-        <w:t xml:space="preserve"> </w:t>
-      </w:r>
-      <w:r>
-        <w:t xml:space="preserve">Section VI (Prompting as Pedagogical Design) (cross-reference to the prompt-design framing of the same tiered-loading architecture as the lessons-as-prompt-iteration-memory contract).</w:t>
-      </w:r>
-    </w:p>
-  </w:footnote>
-  <w:footnote w:id="191">
-    <w:p>
-      <w:pPr>
-        <w:pStyle w:val="FootnoteText"/>
-      </w:pPr>
-      <w:r>
-        <w:rPr>
-          <w:rStyle w:val="FootnoteReference"/>
-        </w:rPr>
-        <w:footnoteRef/>
-      </w:r>
-      <w:r>
-        <w:t xml:space="preserve"> </w:t>
-      </w:r>
-      <w:r>
-        <w:rPr>
-          <w:i/>
-          <w:iCs/>
-        </w:rPr>
-        <w:t xml:space="preserve">See infra</w:t>
-      </w:r>
-      <w:r>
-        <w:t xml:space="preserve"> </w:t>
-      </w:r>
-      <w:r>
-        <w:t xml:space="preserve">App. E (Cost and Time Log), tbl. 9.3 (per-tick token-spend by phase carrying the cadence-times-per-tick-spend back-computation against the sixty-percent-of-weekly-Claude anchor at note [^119]</w:t>
-      </w:r>
-      <w:r>
-        <w:t xml:space="preserve"> </w:t>
-      </w:r>
-      <w:r>
-        <w:rPr>
-          <w:i/>
-          <w:iCs/>
-        </w:rPr>
-        <w:t xml:space="preserve">supra</w:t>
-      </w:r>
-      <w:r>
-        <w:t xml:space="preserve"> </w:t>
-      </w:r>
-      <w:r>
-        <w:t xml:space="preserve">with the cadence multipliers from note [^126]</w:t>
-      </w:r>
-      <w:r>
-        <w:t xml:space="preserve"> </w:t>
-      </w:r>
-      <w:r>
-        <w:rPr>
-          <w:i/>
-          <w:iCs/>
-        </w:rPr>
-        <w:t xml:space="preserve">supra</w:t>
-      </w:r>
-      <w:r>
-        <w:t xml:space="preserve"> </w:t>
-      </w:r>
-      <w:r>
-        <w:t xml:space="preserve">and the per-tick token-economy mechanism from note [^128]</w:t>
-      </w:r>
-      <w:r>
-        <w:t xml:space="preserve"> </w:t>
-      </w:r>
-      <w:r>
-        <w:rPr>
-          <w:i/>
-          <w:iCs/>
-        </w:rPr>
-        <w:t xml:space="preserve">supra</w:t>
-      </w:r>
-      <w:r>
-        <w:t xml:space="preserve">; capture pending, with the article’s numeric-caveat discipline requiring verified figures only).</w:t>
-      </w:r>
-    </w:p>
-  </w:footnote>
-  <w:footnote w:id="193">
+        <w:t xml:space="preserve">Sections VII.C (the forced-finding Verify pass) and VII.D (loop memory as durable record).</w:t>
+      </w:r>
+    </w:p>
+  </w:footnote>
+  <w:footnote w:id="278">
     <w:p>
       <w:pPr>
         <w:pStyle w:val="FootnoteText"/>
@@ -13531,11 +15287,11 @@
         <w:t xml:space="preserve"> </w:t>
       </w:r>
       <w:r>
-        <w:t xml:space="preserve">note [^118] (enumerating ingest, prompt tuning, review, and debugging as the four labor-category columns the cost-and-labor table must carry). The body-prose mapping from the four labor categories to the system’s own phases (ingest to vault Ingest plus Article Harvest; prompt tuning to per-tick rubric-and-lessons work plus Article Outline and Cite; review to per-tick scorecard reads plus the periodic lessons-consolidation sweep plus the Verify-phase forced-finding adversarial pass; debugging to per-tick pending-issue resolution plus the multi-tick pending-issue lifecycle) is this article’s own contribution; the four-column structure comes from the source at note [^118] and this section maps it to the loop architecture Sections III through VIII develop.</w:t>
-      </w:r>
-    </w:p>
-  </w:footnote>
-  <w:footnote w:id="194">
+        <w:t xml:space="preserve">Section XI (Evaluation: What Would Count as Success) (the article declines to claim that students learned more because it did not run the controlled study that would license the claim).</w:t>
+      </w:r>
+    </w:p>
+  </w:footnote>
+  <w:footnote w:id="279">
     <w:p>
       <w:pPr>
         <w:pStyle w:val="FootnoteText"/>
@@ -13560,160 +15316,11 @@
         <w:t xml:space="preserve"> </w:t>
       </w:r>
       <w:r>
-        <w:t xml:space="preserve">Section IV (The Input Corpus) note 54 (Section IV ingest-line forward reference closing through this section’s master table);</w:t>
-      </w:r>
-      <w:r>
-        <w:t xml:space="preserve"> </w:t>
-      </w:r>
-      <w:r>
-        <w:rPr>
-          <w:i/>
-          <w:iCs/>
-        </w:rPr>
-        <w:t xml:space="preserve">see also supra</w:t>
-      </w:r>
-      <w:r>
-        <w:t xml:space="preserve"> </w:t>
-      </w:r>
-      <w:r>
-        <w:t xml:space="preserve">Section VII (Iterative Improvement Under Professorial Control) (Section VII iteration-line forward reference closing through this section’s master table);</w:t>
-      </w:r>
-      <w:r>
-        <w:t xml:space="preserve"> </w:t>
-      </w:r>
-      <w:r>
-        <w:rPr>
-          <w:i/>
-          <w:iCs/>
-        </w:rPr>
-        <w:t xml:space="preserve">see also supra</w:t>
-      </w:r>
-      <w:r>
-        <w:t xml:space="preserve"> </w:t>
-      </w:r>
-      <w:r>
-        <w:t xml:space="preserve">Section VIII (From Vault to Website) (Section VIII deploy-line forward reference closing through this section’s master table). The three forward references flow under the article’s single-owner-section routing convention, which assigns one owning section to any cost or throughput figure that more than one section touches.</w:t>
-      </w:r>
-    </w:p>
-  </w:footnote>
-  <w:footnote w:id="195">
-    <w:p>
-      <w:pPr>
-        <w:pStyle w:val="FootnoteText"/>
-      </w:pPr>
-      <w:r>
-        <w:rPr>
-          <w:rStyle w:val="FootnoteReference"/>
-        </w:rPr>
-        <w:footnoteRef/>
-      </w:r>
-      <w:r>
-        <w:t xml:space="preserve"> </w:t>
-      </w:r>
-      <w:r>
-        <w:rPr>
-          <w:i/>
-          <w:iCs/>
-        </w:rPr>
-        <w:t xml:space="preserve">See</w:t>
-      </w:r>
-      <w:r>
-        <w:t xml:space="preserve"> </w:t>
-      </w:r>
-      <w:r>
-        <w:t xml:space="preserve">Table 9.1</w:t>
-      </w:r>
-      <w:r>
-        <w:t xml:space="preserve"> </w:t>
-      </w:r>
-      <w:r>
-        <w:rPr>
-          <w:i/>
-          <w:iCs/>
-        </w:rPr>
-        <w:t xml:space="preserve">supra</w:t>
-      </w:r>
-      <w:r>
-        <w:t xml:space="preserve"> </w:t>
-      </w:r>
-      <w:r>
-        <w:t xml:space="preserve">(master cost-and-labor table for the article loop). Per-tick token counts are not recorded in</w:t>
-      </w:r>
-      <w:r>
-        <w:t xml:space="preserve"> </w:t>
-      </w:r>
-      <w:r>
-        <w:rPr>
-          <w:rStyle w:val="VerbatimChar"/>
-        </w:rPr>
-        <w:t xml:space="preserve">manuscript/cost-log.jsonl</w:t>
-      </w:r>
-      <w:r>
-        <w:t xml:space="preserve">; the log’s per-run fields are run_count, phase, model, files_read, files_written, words_generated, and notes.</w:t>
-      </w:r>
-      <w:r>
-        <w:t xml:space="preserve"> </w:t>
-      </w:r>
-      <w:r>
-        <w:rPr>
-          <w:i/>
-          <w:iCs/>
-        </w:rPr>
-        <w:t xml:space="preserve">See infra</w:t>
-      </w:r>
-      <w:r>
-        <w:t xml:space="preserve"> </w:t>
-      </w:r>
-      <w:r>
-        <w:t xml:space="preserve">App. E (Cost and Time Log) § E.5 (recording the absence of per-tick token counts in both the article loop’s cost log and the vault’s</w:t>
-      </w:r>
-      <w:r>
-        <w:t xml:space="preserve"> </w:t>
-      </w:r>
-      <w:r>
-        <w:rPr>
-          <w:rStyle w:val="VerbatimChar"/>
-        </w:rPr>
-        <w:t xml:space="preserve">.run-scores.jsonl</w:t>
-      </w:r>
-      <w:r>
-        <w:t xml:space="preserve"> </w:t>
-      </w:r>
-      <w:r>
-        <w:t xml:space="preserve">as a structural property of the logging system, with the consequence that no dollar figure for model usage can be derived from either).</w:t>
-      </w:r>
-    </w:p>
-  </w:footnote>
-  <w:footnote w:id="196">
-    <w:p>
-      <w:pPr>
-        <w:pStyle w:val="FootnoteText"/>
-      </w:pPr>
-      <w:r>
-        <w:rPr>
-          <w:rStyle w:val="FootnoteReference"/>
-        </w:rPr>
-        <w:footnoteRef/>
-      </w:r>
-      <w:r>
-        <w:t xml:space="preserve"> </w:t>
-      </w:r>
-      <w:r>
-        <w:rPr>
-          <w:i/>
-          <w:iCs/>
-        </w:rPr>
-        <w:t xml:space="preserve">See infra</w:t>
-      </w:r>
-      <w:r>
-        <w:t xml:space="preserve"> </w:t>
-      </w:r>
-      <w:r>
-        <w:t xml:space="preserve">App. E (Cost and Time Log) § E.5 (the scheduled tasks log only their own runs, so professorial review time and the offline rubric-and-lessons-tuning work the author performs between ticks are not loggable by a system that records only its own runs, and a person-hours backfill across the four labor categories is therefore not deliverable from the system’s own records). The honest move is to name the structural limit rather than fabricate a range from sources that do not exist.</w:t>
-      </w:r>
-    </w:p>
-  </w:footnote>
-  <w:footnote w:id="199">
+        <w:t xml:space="preserve">Section X (Generalization Beyond Constitutional Law) (treating constitutional law as one well-suited base case rather than as proof that every doctrinal course transfers cleanly).</w:t>
+      </w:r>
+    </w:p>
+  </w:footnote>
+  <w:footnote w:id="280">
     <w:p>
       <w:pPr>
         <w:pStyle w:val="FootnoteText"/>
@@ -13738,11 +15345,11 @@
         <w:t xml:space="preserve"> </w:t>
       </w:r>
       <w:r>
-        <w:t xml:space="preserve">Section I (Introduction: The Hidden Archive of the Law Professor) (stating the article’s thesis as a method claim: that generative AI working on structured source materials, Obsidian-style markdown notes, build-time linking to verified legal sources, and iterative expert review can convert a professor’s dispersed course archive into a navigable course knowledge system, with the constitutional-law case study as the demonstration and the method as the transferable contribution).</w:t>
-      </w:r>
-    </w:p>
-  </w:footnote>
-  <w:footnote w:id="200">
+        <w:t xml:space="preserve">Section XII (Risks and Limits) (the case study is a review-ready static website whose risk surface sits at a build-time professorial-review checkpoint the architecture enables rather than at runtime generation, not a chatbot).</w:t>
+      </w:r>
+    </w:p>
+  </w:footnote>
+  <w:footnote w:id="282">
     <w:p>
       <w:pPr>
         <w:pStyle w:val="FootnoteText"/>
@@ -13767,75 +15374,11 @@
         <w:t xml:space="preserve"> </w:t>
       </w:r>
       <w:r>
-        <w:t xml:space="preserve">Section IV (The Input Corpus) (bounding the case study to a single course, Constitutional Law I (Spring 2026) taught by Professor Chandler, and to the structural constitution rather than the full year of constitutional law).</w:t>
-      </w:r>
-    </w:p>
-  </w:footnote>
-  <w:footnote w:id="201">
-    <w:p>
-      <w:pPr>
-        <w:pStyle w:val="FootnoteText"/>
-      </w:pPr>
-      <w:r>
-        <w:rPr>
-          <w:rStyle w:val="FootnoteReference"/>
-        </w:rPr>
-        <w:footnoteRef/>
-      </w:r>
-      <w:r>
-        <w:t xml:space="preserve"> </w:t>
-      </w:r>
-      <w:r>
-        <w:t xml:space="preserve">William M. Sullivan et al.,</w:t>
-      </w:r>
-      <w:r>
-        <w:t xml:space="preserve"> </w:t>
-      </w:r>
-      <w:r>
-        <w:rPr>
-          <w:i/>
-          <w:iCs/>
-        </w:rPr>
-        <w:t xml:space="preserve">Educating Lawyers</w:t>
-      </w:r>
-      <w:r>
-        <w:t xml:space="preserve">: Summary at 10-11 (2007) (Recommendations 1-2: integrated curriculum and method reform), https://archive.carnegiefoundation.org/publications/pdfs/elibrary/elibrary_pdf_632.pdf; Roy Stuckey et al.,</w:t>
-      </w:r>
-      <w:r>
-        <w:t xml:space="preserve"> </w:t>
-      </w:r>
-      <w:r>
-        <w:rPr>
-          <w:i/>
-          <w:iCs/>
-        </w:rPr>
-        <w:t xml:space="preserve">Best Practices for Legal Education</w:t>
-      </w:r>
-      <w:r>
-        <w:t xml:space="preserve"> </w:t>
-      </w:r>
-      <w:r>
-        <w:t xml:space="preserve">39-44 (CLEA 2007), https://encle.org/upload/files/teaching-materials/best_practices-full.pdf;</w:t>
-      </w:r>
-      <w:r>
-        <w:t xml:space="preserve"> </w:t>
-      </w:r>
-      <w:r>
-        <w:rPr>
-          <w:i/>
-          <w:iCs/>
-        </w:rPr>
-        <w:t xml:space="preserve">Building on Best Practices</w:t>
-      </w:r>
-      <w:r>
-        <w:t xml:space="preserve"> </w:t>
-      </w:r>
-      <w:r>
-        <w:t xml:space="preserve">[confirm-at-proof: chapter] (Deborah Maranville et al. eds., LexisNexis 2015), https://readingroom.law.gsu.edu/faculty_pub/2074/ (all last visited May 29, 2026). Reform canon on teaching method as the transferable unit.</w:t>
-      </w:r>
-    </w:p>
-  </w:footnote>
-  <w:footnote w:id="203">
+        <w:t xml:space="preserve">Section XIII (Institutional Implications) (the method-first, opt-in adoption invitation, under which a faculty member adopts the typed schema, the verified-source discipline, the professorial gating, and the iterative loop rather than the constitutional-law artifact).</w:t>
+      </w:r>
+    </w:p>
+  </w:footnote>
+  <w:footnote w:id="283">
     <w:p>
       <w:pPr>
         <w:pStyle w:val="FootnoteText"/>
@@ -13860,71 +15403,7 @@
         <w:t xml:space="preserve"> </w:t>
       </w:r>
       <w:r>
-        <w:t xml:space="preserve">Section V (Building the Obsidian Vault) (describing the three first-class content folders, one for a decided case, one for a doctrine, and one for a class session, each backed by a canonical template and a typed frontmatter schema).</w:t>
-      </w:r>
-    </w:p>
-  </w:footnote>
-  <w:footnote w:id="204">
-    <w:p>
-      <w:pPr>
-        <w:pStyle w:val="FootnoteText"/>
-      </w:pPr>
-      <w:r>
-        <w:rPr>
-          <w:rStyle w:val="FootnoteReference"/>
-        </w:rPr>
-        <w:footnoteRef/>
-      </w:r>
-      <w:r>
-        <w:t xml:space="preserve"> </w:t>
-      </w:r>
-      <w:r>
-        <w:rPr>
-          <w:i/>
-          <w:iCs/>
-        </w:rPr>
-        <w:t xml:space="preserve">See supra</w:t>
-      </w:r>
-      <w:r>
-        <w:t xml:space="preserve"> </w:t>
-      </w:r>
-      <w:r>
-        <w:t xml:space="preserve">Section V (Building the Obsidian Vault) (describing the Case Brief template’s fixed section sequence as the standard law-school brief form rather than a constitutional-law artifact).</w:t>
-      </w:r>
-    </w:p>
-  </w:footnote>
-  <w:footnote w:id="205">
-    <w:p>
-      <w:pPr>
-        <w:pStyle w:val="FootnoteText"/>
-      </w:pPr>
-      <w:r>
-        <w:rPr>
-          <w:rStyle w:val="FootnoteReference"/>
-        </w:rPr>
-        <w:footnoteRef/>
-      </w:r>
-      <w:r>
-        <w:t xml:space="preserve"> </w:t>
-      </w:r>
-      <w:r>
-        <w:t xml:space="preserve">Elizabeth Mertz,</w:t>
-      </w:r>
-      <w:r>
-        <w:t xml:space="preserve"> </w:t>
-      </w:r>
-      <w:r>
-        <w:rPr>
-          <w:i/>
-          <w:iCs/>
-        </w:rPr>
-        <w:t xml:space="preserve">The Language of Law School: Learning to “Think Like a Lawyer”</w:t>
-      </w:r>
-      <w:r>
-        <w:t xml:space="preserve"> </w:t>
-      </w:r>
-      <w:r>
-        <w:t xml:space="preserve">(Oxford Univ. Press 2007), https://global.oup.com/academic/product/the-language-of-law-school-9780195183108 (last visited May 29, 2026) (tape-recorded ethnography of first-year Contracts classrooms across eight U.S. law schools documenting the case-method form as the through-line of 1L doctrinal instruction, and supporting the X.B claim that the standard Facts, Holding, and Analysis brief shape is the case-method curriculum’s product rather than a constitutional-law artifact). Used at X.B for the case-method generalization site only;</w:t>
+        <w:t xml:space="preserve">Section X (Generalization Beyond Constitutional Law) (the generalization claim a second instance would test);</w:t>
       </w:r>
       <w:r>
         <w:t xml:space="preserve"> </w:t>
@@ -13940,1919 +15419,11 @@
         <w:t xml:space="preserve"> </w:t>
       </w:r>
       <w:r>
-        <w:t xml:space="preserve">Section II note 14 for the parallel performed-component-of-teaching anchor in this assembly.</w:t>
-      </w:r>
-    </w:p>
-  </w:footnote>
-  <w:footnote w:id="206">
-    <w:p>
-      <w:pPr>
-        <w:pStyle w:val="FootnoteText"/>
-      </w:pPr>
-      <w:r>
-        <w:rPr>
-          <w:rStyle w:val="FootnoteReference"/>
-        </w:rPr>
-        <w:footnoteRef/>
-      </w:r>
-      <w:r>
-        <w:t xml:space="preserve"> </w:t>
-      </w:r>
-      <w:r>
-        <w:rPr>
-          <w:i/>
-          <w:iCs/>
-        </w:rPr>
-        <w:t xml:space="preserve">See supra</w:t>
-      </w:r>
-      <w:r>
-        <w:t xml:space="preserve"> </w:t>
-      </w:r>
-      <w:r>
-        <w:t xml:space="preserve">Section V (Building the Obsidian Vault) (describing the YAML frontmatter schema that makes each page machine-readable, the field set rather than the field values being the course-agnostic part).</w:t>
-      </w:r>
-    </w:p>
-  </w:footnote>
-  <w:footnote w:id="207">
-    <w:p>
-      <w:pPr>
-        <w:pStyle w:val="FootnoteText"/>
-      </w:pPr>
-      <w:r>
-        <w:rPr>
-          <w:rStyle w:val="FootnoteReference"/>
-        </w:rPr>
-        <w:footnoteRef/>
-      </w:r>
-      <w:r>
-        <w:t xml:space="preserve"> </w:t>
-      </w:r>
-      <w:r>
-        <w:rPr>
-          <w:i/>
-          <w:iCs/>
-        </w:rPr>
-        <w:t xml:space="preserve">See supra</w:t>
-      </w:r>
-      <w:r>
-        <w:t xml:space="preserve"> </w:t>
-      </w:r>
-      <w:r>
-        <w:t xml:space="preserve">Section V (Building the Obsidian Vault) (describing the doctrine_family field locked to four constitutional-law values, Federalism, Separation of Powers, Individual Rights, and Justiciability, where the field is structural and its values particular to the course).</w:t>
-      </w:r>
-    </w:p>
-  </w:footnote>
-  <w:footnote w:id="208">
-    <w:p>
-      <w:pPr>
-        <w:pStyle w:val="FootnoteText"/>
-      </w:pPr>
-      <w:r>
-        <w:rPr>
-          <w:rStyle w:val="FootnoteReference"/>
-        </w:rPr>
-        <w:footnoteRef/>
-      </w:r>
-      <w:r>
-        <w:t xml:space="preserve"> </w:t>
-      </w:r>
-      <w:r>
-        <w:rPr>
-          <w:i/>
-          <w:iCs/>
-        </w:rPr>
-        <w:t xml:space="preserve">See supra</w:t>
-      </w:r>
-      <w:r>
-        <w:t xml:space="preserve"> </w:t>
-      </w:r>
-      <w:r>
-        <w:t xml:space="preserve">Section V (Building the Obsidian Vault) (describing the Topic page as the synthesis form that gathers every case brief and lecture summary touching a single doctrine into one governing-rule-and-development narrative).</w:t>
-      </w:r>
-    </w:p>
-  </w:footnote>
-  <w:footnote w:id="210">
-    <w:p>
-      <w:pPr>
-        <w:pStyle w:val="FootnoteText"/>
-      </w:pPr>
-      <w:r>
-        <w:rPr>
-          <w:rStyle w:val="FootnoteReference"/>
-        </w:rPr>
-        <w:footnoteRef/>
-      </w:r>
-      <w:r>
-        <w:t xml:space="preserve"> </w:t>
-      </w:r>
-      <w:r>
-        <w:rPr>
-          <w:i/>
-          <w:iCs/>
-        </w:rPr>
-        <w:t xml:space="preserve">See supra</w:t>
-      </w:r>
-      <w:r>
-        <w:t xml:space="preserve"> </w:t>
-      </w:r>
-      <w:r>
-        <w:t xml:space="preserve">Section VII (Iterative Improvement Under Professorial Control) (describing the phase rotation, the lessons file that carries memory between runs, the adversarial review pass required to return a finding, and the professorial checkpoints as features of the method rather than of the subject matter).</w:t>
-      </w:r>
-    </w:p>
-  </w:footnote>
-  <w:footnote w:id="211">
-    <w:p>
-      <w:pPr>
-        <w:pStyle w:val="FootnoteText"/>
-      </w:pPr>
-      <w:r>
-        <w:rPr>
-          <w:rStyle w:val="FootnoteReference"/>
-        </w:rPr>
-        <w:footnoteRef/>
-      </w:r>
-      <w:r>
-        <w:t xml:space="preserve"> </w:t>
-      </w:r>
-      <w:r>
-        <w:rPr>
-          <w:i/>
-          <w:iCs/>
-        </w:rPr>
-        <w:t xml:space="preserve">See supra</w:t>
-      </w:r>
-      <w:r>
-        <w:t xml:space="preserve"> </w:t>
-      </w:r>
-      <w:r>
-        <w:t xml:space="preserve">Section III (Case Study: A Constitutional-Law Knowledge System) (describing the discipline under which every key quotation links to the cited line of the indexed judicial opinion, so a reader can trace each pull-quote to the source that controls it).</w:t>
-      </w:r>
-    </w:p>
-  </w:footnote>
-  <w:footnote w:id="212">
-    <w:p>
-      <w:pPr>
-        <w:pStyle w:val="FootnoteText"/>
-      </w:pPr>
-      <w:r>
-        <w:rPr>
-          <w:rStyle w:val="FootnoteReference"/>
-        </w:rPr>
-        <w:footnoteRef/>
-      </w:r>
-      <w:r>
-        <w:t xml:space="preserve"> </w:t>
-      </w:r>
-      <w:r>
-        <w:rPr>
-          <w:i/>
-          <w:iCs/>
-        </w:rPr>
-        <w:t xml:space="preserve">See supra</w:t>
-      </w:r>
-      <w:r>
-        <w:t xml:space="preserve"> </w:t>
-      </w:r>
-      <w:r>
-        <w:t xml:space="preserve">Section VII (Iterative Improvement Under Professorial Control) (describing the page-feedback intake and the per-phase checkpoints under which the professor remains the gating actor, reviewing and approving each layer before it reaches a student and able to return any page for another pass).</w:t>
-      </w:r>
-    </w:p>
-  </w:footnote>
-  <w:footnote w:id="213">
-    <w:p>
-      <w:pPr>
-        <w:pStyle w:val="FootnoteText"/>
-      </w:pPr>
-      <w:r>
-        <w:rPr>
-          <w:rStyle w:val="FootnoteReference"/>
-        </w:rPr>
-        <w:footnoteRef/>
-      </w:r>
-      <w:r>
-        <w:t xml:space="preserve"> </w:t>
-      </w:r>
-      <w:r>
-        <w:t xml:space="preserve">Ramteja Sajja, Yusuf Sermet, David M. Cwiertny &amp; Ibrahim Demir,</w:t>
-      </w:r>
-      <w:r>
-        <w:t xml:space="preserve"> </w:t>
-      </w:r>
-      <w:r>
-        <w:rPr>
-          <w:i/>
-          <w:iCs/>
-        </w:rPr>
-        <w:t xml:space="preserve">Platform-Independent and Curriculum-Oriented Intelligent Assistant for Higher Education</w:t>
-      </w:r>
-      <w:r>
-        <w:t xml:space="preserve">, 20 Int’l J. Educ. Tech. Higher Educ., Art. 42 (2023), https://link.springer.com/article/10.1186/s41239-023-00412-7 (last visited May 29, 2026) (presenting a large-language-model-backed curriculum-oriented virtual teaching assistant deployable to any course as a conversational helper; cited here at X.C as the chatbot-tutor architectural alternative the static-website choice forgoes). Per L-024, the X.C body prose carries the transfer-of-inference clause naming what generalizes from this intervention setting (the curriculum-grounding insight) and what does not (the conversational runtime surface); the same source supports the user-experience contrast at</w:t>
-      </w:r>
-      <w:r>
-        <w:t xml:space="preserve"> </w:t>
-      </w:r>
-      <w:r>
-        <w:rPr>
-          <w:i/>
-          <w:iCs/>
-        </w:rPr>
-        <w:t xml:space="preserve">supra</w:t>
-      </w:r>
-      <w:r>
-        <w:t xml:space="preserve"> </w:t>
-      </w:r>
-      <w:r>
-        <w:t xml:space="preserve">Section III note 39 and the build-time-versus-runtime architectural contrast at</w:t>
-      </w:r>
-      <w:r>
-        <w:t xml:space="preserve"> </w:t>
-      </w:r>
-      <w:r>
-        <w:rPr>
-          <w:i/>
-          <w:iCs/>
-        </w:rPr>
-        <w:t xml:space="preserve">supra</w:t>
-      </w:r>
-      <w:r>
-        <w:t xml:space="preserve"> </w:t>
-      </w:r>
-      <w:r>
-        <w:t xml:space="preserve">Section VIII note 117 in this assembly.</w:t>
-      </w:r>
-    </w:p>
-  </w:footnote>
-  <w:footnote w:id="214">
-    <w:p>
-      <w:pPr>
-        <w:pStyle w:val="FootnoteText"/>
-      </w:pPr>
-      <w:r>
-        <w:rPr>
-          <w:rStyle w:val="FootnoteReference"/>
-        </w:rPr>
-        <w:footnoteRef/>
-      </w:r>
-      <w:r>
-        <w:t xml:space="preserve"> </w:t>
-      </w:r>
-      <w:r>
-        <w:rPr>
-          <w:i/>
-          <w:iCs/>
-        </w:rPr>
-        <w:t xml:space="preserve">See infra</w:t>
-      </w:r>
-      <w:r>
-        <w:t xml:space="preserve"> </w:t>
-      </w:r>
-      <w:r>
-        <w:t xml:space="preserve">Section XII (Risks and Limits) (developing the architectural contrast between the reviewed static website, whose content is professorially inspected before publication, and a system that generates responses at runtime without prior review, and locating each architecture’s risk surface accordingly).</w:t>
-      </w:r>
-    </w:p>
-  </w:footnote>
-  <w:footnote w:id="216">
-    <w:p>
-      <w:pPr>
-        <w:pStyle w:val="FootnoteText"/>
-      </w:pPr>
-      <w:r>
-        <w:rPr>
-          <w:rStyle w:val="FootnoteReference"/>
-        </w:rPr>
-        <w:footnoteRef/>
-      </w:r>
-      <w:r>
-        <w:t xml:space="preserve"> </w:t>
-      </w:r>
-      <w:r>
-        <w:t xml:space="preserve">Saadiq F. Usman,</w:t>
-      </w:r>
-      <w:r>
-        <w:t xml:space="preserve"> </w:t>
-      </w:r>
-      <w:r>
-        <w:rPr>
-          <w:i/>
-          <w:iCs/>
-        </w:rPr>
-        <w:t xml:space="preserve">Making Legal Education Stick: Using Cognitive Science to Help Law Students Learn</w:t>
-      </w:r>
-      <w:r>
-        <w:t xml:space="preserve">, Legal Writing Inst. (2018), https://www.lwionline.org/sites/default/files/2018-06/Usman%20Making%20Legal%20Education%20Stick.pdf (last visited May 24, 2026) (URL verified live this run via WebFetch, which returned the published PDF; applying cognitive-load theory, worked examples, and spaced retrieval to law-school teaching, and supporting the claim that doctrinal courses share a learnable rule, exception, and application structure that maps onto a small set of note types).</w:t>
-      </w:r>
-    </w:p>
-  </w:footnote>
-  <w:footnote w:id="217">
-    <w:p>
-      <w:pPr>
-        <w:pStyle w:val="FootnoteText"/>
-      </w:pPr>
-      <w:r>
-        <w:rPr>
-          <w:rStyle w:val="FootnoteReference"/>
-        </w:rPr>
-        <w:footnoteRef/>
-      </w:r>
-      <w:r>
-        <w:t xml:space="preserve"> </w:t>
-      </w:r>
-      <w:r>
-        <w:rPr>
-          <w:i/>
-          <w:iCs/>
-        </w:rPr>
-        <w:t xml:space="preserve">See infra</w:t>
-      </w:r>
-      <w:r>
-        <w:t xml:space="preserve"> </w:t>
-      </w:r>
-      <w:r>
-        <w:t xml:space="preserve">Section XI (Evaluation: What Would Count as Success) (stating that the article advances a method claim rather than a learning-outcomes claim, because the single course does not license a measured-improvement claim absent a study the article does not run).</w:t>
-      </w:r>
-    </w:p>
-  </w:footnote>
-  <w:footnote w:id="219">
-    <w:p>
-      <w:pPr>
-        <w:pStyle w:val="FootnoteText"/>
-      </w:pPr>
-      <w:r>
-        <w:rPr>
-          <w:rStyle w:val="FootnoteReference"/>
-        </w:rPr>
-        <w:footnoteRef/>
-      </w:r>
-      <w:r>
-        <w:t xml:space="preserve"> </w:t>
-      </w:r>
-      <w:r>
-        <w:rPr>
-          <w:i/>
-          <w:iCs/>
-        </w:rPr>
-        <w:t xml:space="preserve">See infra</w:t>
-      </w:r>
-      <w:r>
-        <w:t xml:space="preserve"> </w:t>
-      </w:r>
-      <w:r>
-        <w:t xml:space="preserve">Section XI (Evaluation: What Would Count as Success) (taking up what would count as the method having worked, in this course or in another).</w:t>
-      </w:r>
-    </w:p>
-  </w:footnote>
-  <w:footnote w:id="222">
-    <w:p>
-      <w:pPr>
-        <w:pStyle w:val="FootnoteText"/>
-      </w:pPr>
-      <w:r>
-        <w:rPr>
-          <w:rStyle w:val="FootnoteReference"/>
-        </w:rPr>
-        <w:footnoteRef/>
-      </w:r>
-      <w:r>
-        <w:t xml:space="preserve"> </w:t>
-      </w:r>
-      <w:r>
-        <w:rPr>
-          <w:i/>
-          <w:iCs/>
-        </w:rPr>
-        <w:t xml:space="preserve">See infra</w:t>
-      </w:r>
-      <w:r>
-        <w:t xml:space="preserve"> </w:t>
-      </w:r>
-      <w:r>
-        <w:t xml:space="preserve">notes 148 and 149 (Bond et al.’s field-level call for proportional rigor and Choi &amp; Schwarcz’s recent Journal of Legal Education precedent for meaningful empirical work on artificial intelligence and law-school learning short of a full randomized controlled trial).</w:t>
-      </w:r>
-    </w:p>
-  </w:footnote>
-  <w:footnote w:id="223">
-    <w:p>
-      <w:pPr>
-        <w:pStyle w:val="FootnoteText"/>
-      </w:pPr>
-      <w:r>
-        <w:rPr>
-          <w:rStyle w:val="FootnoteReference"/>
-        </w:rPr>
-        <w:footnoteRef/>
-      </w:r>
-      <w:r>
-        <w:t xml:space="preserve"> </w:t>
-      </w:r>
-      <w:r>
-        <w:t xml:space="preserve">Am. Bar Ass’n Standard 315 &amp; Interp. 315-1 (2014), https://www.americanbar.org/groups/legal_education/about/committees/outcomes-assessments/about/; Barbara Glesner Fines,</w:t>
-      </w:r>
-      <w:r>
-        <w:t xml:space="preserve"> </w:t>
-      </w:r>
-      <w:r>
-        <w:rPr>
-          <w:i/>
-          <w:iCs/>
-        </w:rPr>
-        <w:t xml:space="preserve">Outcomes Assessment for Improving Student Learning</w:t>
-      </w:r>
-      <w:r>
-        <w:t xml:space="preserve"> </w:t>
-      </w:r>
-      <w:r>
-        <w:t xml:space="preserve">§ D, in Michael Hunter Schwartz et al.,</w:t>
-      </w:r>
-      <w:r>
-        <w:t xml:space="preserve"> </w:t>
-      </w:r>
-      <w:r>
-        <w:rPr>
-          <w:i/>
-          <w:iCs/>
-        </w:rPr>
-        <w:t xml:space="preserve">Revisiting the Characteristics of Effective Education</w:t>
-      </w:r>
-      <w:r>
-        <w:t xml:space="preserve">, in</w:t>
-      </w:r>
-      <w:r>
-        <w:t xml:space="preserve"> </w:t>
-      </w:r>
-      <w:r>
-        <w:rPr>
-          <w:i/>
-          <w:iCs/>
-        </w:rPr>
-        <w:t xml:space="preserve">Building on Best Practices</w:t>
-      </w:r>
-      <w:r>
-        <w:t xml:space="preserve"> </w:t>
-      </w:r>
-      <w:r>
-        <w:t xml:space="preserve">(Maranville et al. eds., LexisNexis 2015), https://papers.ssrn.com/sol3/papers.cfm?abstract_id=2637490; Sophie M. Sparrow,</w:t>
-      </w:r>
-      <w:r>
-        <w:t xml:space="preserve"> </w:t>
-      </w:r>
-      <w:r>
-        <w:rPr>
-          <w:i/>
-          <w:iCs/>
-        </w:rPr>
-        <w:t xml:space="preserve">Describing the Ball</w:t>
-      </w:r>
-      <w:r>
-        <w:t xml:space="preserve">, 2004 Mich. St. L. Rev. 1, 4-7, https://scholars.unh.edu/law_facpub/32/ (all last visited May 29, 2026). This authority enters Section XI.A late in the drafting sequence and is therefore numbered in insertion order rather than at the next contiguous slot after [^151]; the body invocation appears between [^151] and [^152] without disturbing the surrounding ascending sequence.</w:t>
-      </w:r>
-    </w:p>
-  </w:footnote>
-  <w:footnote w:id="225">
-    <w:p>
-      <w:pPr>
-        <w:pStyle w:val="FootnoteText"/>
-      </w:pPr>
-      <w:r>
-        <w:rPr>
-          <w:rStyle w:val="FootnoteReference"/>
-        </w:rPr>
-        <w:footnoteRef/>
-      </w:r>
-      <w:r>
-        <w:t xml:space="preserve"> </w:t>
-      </w:r>
-      <w:r>
-        <w:rPr>
-          <w:i/>
-          <w:iCs/>
-        </w:rPr>
-        <w:t xml:space="preserve">See infra</w:t>
-      </w:r>
-      <w:r>
-        <w:t xml:space="preserve"> </w:t>
-      </w:r>
-      <w:r>
-        <w:t xml:space="preserve">note 151 (Sajja et al., for the chatbot-tutor evaluation-vocabulary surface contrasted here; the navigation, use-pattern, and verification measures specified at Section XI.B are the matched alternative for a reviewed static-website object).</w:t>
-      </w:r>
-    </w:p>
-  </w:footnote>
-  <w:footnote w:id="227">
-    <w:p>
-      <w:pPr>
-        <w:pStyle w:val="FootnoteText"/>
-      </w:pPr>
-      <w:r>
-        <w:rPr>
-          <w:rStyle w:val="FootnoteReference"/>
-        </w:rPr>
-        <w:footnoteRef/>
-      </w:r>
-      <w:r>
-        <w:t xml:space="preserve"> </w:t>
-      </w:r>
-      <w:r>
-        <w:t xml:space="preserve">Melissa Bond et al.,</w:t>
-      </w:r>
-      <w:r>
-        <w:t xml:space="preserve"> </w:t>
-      </w:r>
-      <w:r>
-        <w:rPr>
-          <w:i/>
-          <w:iCs/>
-        </w:rPr>
-        <w:t xml:space="preserve">A Meta Systematic Review of Artificial Intelligence in Higher Education: A Call for Increased Ethics, Collaboration, and Rigour</w:t>
-      </w:r>
-      <w:r>
-        <w:t xml:space="preserve">, 21 Int’l J. Educ. Tech. Higher Educ. art. 4 (2024), https://link.springer.com/article/10.1186/s41239-023-00436-z (last visited June 7, 2026) (URL liveness anchored at the run-221 WebSearch verification with allowed_domains scoped to link.springer.com per L-022, returning the verbatim title and URL in the first result page; the meta-systematic review synthesizes a sixty-six-publication corpus of artificial-intelligence-in-higher-education research drawn from seven databases and published between 2018 and July 2023. Bond codes the corpus through Zawacki-Richter et al.’s (2019) typology of Profiling and Prediction, Assessment and Evaluation, Adaptive Systems and Personalisation, and Intelligent Tutoring Systems, with Adaptive Systems and Personalisation the predominant single application area across the corpus. The transfer of inference is field-level: the cited corpus is built predominantly on adaptive and interactive interventions, chiefly adaptive systems and personalization but also intelligent tutoring systems and chatbots, while this article evaluates a reviewed static-website artifact, so what transfers is the field-level call for proportional rigor and what does not transfer is the adaptive-and-interactive implementation surface).</w:t>
-      </w:r>
-    </w:p>
-  </w:footnote>
-  <w:footnote w:id="229">
-    <w:p>
-      <w:pPr>
-        <w:pStyle w:val="FootnoteText"/>
-      </w:pPr>
-      <w:r>
-        <w:rPr>
-          <w:rStyle w:val="FootnoteReference"/>
-        </w:rPr>
-        <w:footnoteRef/>
-      </w:r>
-      <w:r>
-        <w:t xml:space="preserve"> </w:t>
-      </w:r>
-      <w:r>
-        <w:t xml:space="preserve">Jonathan H. Choi &amp; Daniel Schwarcz,</w:t>
-      </w:r>
-      <w:r>
-        <w:t xml:space="preserve"> </w:t>
-      </w:r>
-      <w:r>
-        <w:rPr>
-          <w:i/>
-          <w:iCs/>
-        </w:rPr>
-        <w:t xml:space="preserve">AI Assistance in Legal Analysis: An Empirical Study</w:t>
-      </w:r>
-      <w:r>
-        <w:t xml:space="preserve">, 73 J. Legal Educ. 384 (2025), https://jle.aals.org/home/vol73/iss2/5/ (last visited May 31, 2026) (URL verified live May 31, 2026, the landing page returning the verbatim title and authors. The transfer of inference is at the rigor altitude: the cited study evaluates an LLM-assisted exam-answer task, while this article evaluates use patterns on a reviewed static-website artifact, so what transfers is the precedent that publishable empirical work in this Journal’s own pages need not be a full randomized controlled trial and what does not transfer is the LLM-assisted-exam-answer implementation surface).</w:t>
-      </w:r>
-    </w:p>
-  </w:footnote>
-  <w:footnote w:id="230">
-    <w:p>
-      <w:pPr>
-        <w:pStyle w:val="FootnoteText"/>
-      </w:pPr>
-      <w:r>
-        <w:rPr>
-          <w:rStyle w:val="FootnoteReference"/>
-        </w:rPr>
-        <w:footnoteRef/>
-      </w:r>
-      <w:r>
-        <w:t xml:space="preserve"> </w:t>
-      </w:r>
-      <w:r>
-        <w:t xml:space="preserve">Ramteja Sajja, Yusuf Sermet, David M. Cwiertny &amp; Ibrahim Demir,</w:t>
-      </w:r>
-      <w:r>
-        <w:t xml:space="preserve"> </w:t>
-      </w:r>
-      <w:r>
-        <w:rPr>
-          <w:i/>
-          <w:iCs/>
-        </w:rPr>
-        <w:t xml:space="preserve">Platform-Independent and Curriculum-Oriented Intelligent Assistant for Higher Education</w:t>
-      </w:r>
-      <w:r>
-        <w:t xml:space="preserve">, 20 Int’l J. Educ. Tech. Higher Educ. art. 42 (2023). URL liveness is owned by</w:t>
-      </w:r>
-      <w:r>
-        <w:t xml:space="preserve"> </w:t>
-      </w:r>
-      <w:r>
-        <w:rPr>
-          <w:i/>
-          <w:iCs/>
-        </w:rPr>
-        <w:t xml:space="preserve">supra</w:t>
-      </w:r>
-      <w:r>
-        <w:t xml:space="preserve"> </w:t>
-      </w:r>
-      <w:r>
-        <w:t xml:space="preserve">Section III (Case Study) (Sajja static-versus-chatbot user-experience-contrast footnote) and</w:t>
-      </w:r>
-      <w:r>
-        <w:t xml:space="preserve"> </w:t>
-      </w:r>
-      <w:r>
-        <w:rPr>
-          <w:i/>
-          <w:iCs/>
-        </w:rPr>
-        <w:t xml:space="preserve">infra</w:t>
-      </w:r>
-      <w:r>
-        <w:t xml:space="preserve"> </w:t>
-      </w:r>
-      <w:r>
-        <w:t xml:space="preserve">Section VIII (Vault to Website) (Sajja chatbot-architecture-contrast footnote), where it was last verified live (the transfer of inference at the evaluation altitude: Sajja’s platform-independent intelligent assistant is a chatbot tutor at runtime, evaluated for response quality, curriculum grounding of answers, and platform independence, while Section XI evaluates use patterns on a reviewed static-website artifact through Likert, analytics, and think-aloud instruments, so what transfers is the structural recognition that success measures must match the object being evaluated and what does not transfer is the chatbot-tutor evaluation-vocabulary surface).</w:t>
-      </w:r>
-    </w:p>
-  </w:footnote>
-  <w:footnote w:id="231">
-    <w:p>
-      <w:pPr>
-        <w:pStyle w:val="FootnoteText"/>
-      </w:pPr>
-      <w:r>
-        <w:rPr>
-          <w:rStyle w:val="FootnoteReference"/>
-        </w:rPr>
-        <w:footnoteRef/>
-      </w:r>
-      <w:r>
-        <w:t xml:space="preserve"> </w:t>
-      </w:r>
-      <w:r>
-        <w:rPr>
-          <w:i/>
-          <w:iCs/>
-        </w:rPr>
-        <w:t xml:space="preserve">See supra</w:t>
-      </w:r>
-      <w:r>
-        <w:t xml:space="preserve"> </w:t>
-      </w:r>
-      <w:r>
-        <w:t xml:space="preserve">notes 147 and 151 (the artifact-matched evaluation rationale: a reviewed static website has no runtime generation surface, so the response-quality and answer-accuracy questions the chatbot-tutor evaluation literature asks do not apply, and the navigation, use-pattern, and verification measures specified at Section XI.B are the matched alternative);</w:t>
-      </w:r>
-      <w:r>
-        <w:t xml:space="preserve"> </w:t>
-      </w:r>
-      <w:r>
-        <w:rPr>
-          <w:i/>
-          <w:iCs/>
-        </w:rPr>
-        <w:t xml:space="preserve">see also infra</w:t>
-      </w:r>
-      <w:r>
-        <w:t xml:space="preserve"> </w:t>
-      </w:r>
-      <w:r>
-        <w:t xml:space="preserve">Section XII (Risks and Limits) (substantive treatment of overreliance and hallucination, cross-referenced here rather than restated).</w:t>
-      </w:r>
-    </w:p>
-  </w:footnote>
-  <w:footnote w:id="233">
-    <w:p>
-      <w:pPr>
-        <w:pStyle w:val="FootnoteText"/>
-      </w:pPr>
-      <w:r>
-        <w:rPr>
-          <w:rStyle w:val="FootnoteReference"/>
-        </w:rPr>
-        <w:footnoteRef/>
-      </w:r>
-      <w:r>
-        <w:t xml:space="preserve"> </w:t>
-      </w:r>
-      <w:r>
-        <w:rPr>
-          <w:i/>
-          <w:iCs/>
-        </w:rPr>
-        <w:t xml:space="preserve">See supra</w:t>
-      </w:r>
-      <w:r>
-        <w:t xml:space="preserve"> </w:t>
-      </w:r>
-      <w:r>
-        <w:t xml:space="preserve">Section IV (The Input Corpus) § IV.E (snapshot-disclosure paragraph: the dual-form plan-only versus plan-plus-results structural pattern Section XI mirrors here at the evaluation altitude).</w:t>
-      </w:r>
-    </w:p>
-  </w:footnote>
-  <w:footnote w:id="234">
-    <w:p>
-      <w:pPr>
-        <w:pStyle w:val="FootnoteText"/>
-      </w:pPr>
-      <w:r>
-        <w:rPr>
-          <w:rStyle w:val="FootnoteReference"/>
-        </w:rPr>
-        <w:footnoteRef/>
-      </w:r>
-      <w:r>
-        <w:t xml:space="preserve"> </w:t>
-      </w:r>
-      <w:r>
-        <w:rPr>
-          <w:i/>
-          <w:iCs/>
-        </w:rPr>
-        <w:t xml:space="preserve">See infra</w:t>
-      </w:r>
-      <w:r>
-        <w:t xml:space="preserve"> </w:t>
-      </w:r>
-      <w:r>
-        <w:t xml:space="preserve">Section IX (Cost and Labor) (single-owner-section routing convention: cost, throughput, person-hours, and similar numeric figures route to the section holding the master record rather than being inventoried in body prose).</w:t>
-      </w:r>
-    </w:p>
-  </w:footnote>
-  <w:footnote w:id="237">
-    <w:p>
-      <w:pPr>
-        <w:pStyle w:val="FootnoteText"/>
-      </w:pPr>
-      <w:r>
-        <w:rPr>
-          <w:rStyle w:val="FootnoteReference"/>
-        </w:rPr>
-        <w:footnoteRef/>
-      </w:r>
-      <w:r>
-        <w:t xml:space="preserve"> </w:t>
-      </w:r>
-      <w:r>
-        <w:t xml:space="preserve">Varun Magesh, Faiz Surani, Matthew Dahl, Mirac Suzgun, Christopher D. Manning &amp; Daniel E. Ho,</w:t>
-      </w:r>
-      <w:r>
-        <w:t xml:space="preserve"> </w:t>
-      </w:r>
-      <w:r>
-        <w:rPr>
-          <w:i/>
-          <w:iCs/>
-        </w:rPr>
-        <w:t xml:space="preserve">Hallucination-Free? Assessing the Reliability of Leading AI Legal Research Tools</w:t>
-      </w:r>
-      <w:r>
-        <w:t xml:space="preserve">, 22 J. Empirical Legal Stud. 216 (2025), https://onlinelibrary.wiley.com/doi/abs/10.1111/jels.12413 (last visited May 31, 2026) (reporting that three leading commercial legal retrieval-augmented-generation tools, Lexis+ AI, Westlaw AI-Assisted Research, and Ask Practical Law AI, hallucinate legal citations between seventeen and thirty-three percent of the time despite being purpose-built and corpus-grounded for legal research; preprint at arXiv:2405.20362). The published-version pagination was reconfirmed this run (run 144) via WebSearch with allowed_domains scoping returning the verbatim title at the live Wiley abstract path and the author-hosted Stanford copy, both placing the article at volume 22, pages 216 to 242; this confirms the starting page cited above and closes the article’s open pagination-confirmation item. The live-repository /doi/abs/ path is preferred over the workplan-transcribed /doi/full/ path, which returned HTTP 403 to WebFetch, per the article’s repository-path-over-transcription convention. Transfer-of-inference: the runtime-generation risk this finding measures generalizes to any chatbot-tutor architecture, while the three-system evaluation instrumentation does not transfer to a reviewed static website, which has no runtime generation surface for hallucination to occur on.</w:t>
-      </w:r>
-    </w:p>
-  </w:footnote>
-  <w:footnote w:id="238">
-    <w:p>
-      <w:pPr>
-        <w:pStyle w:val="FootnoteText"/>
-      </w:pPr>
-      <w:r>
-        <w:rPr>
-          <w:rStyle w:val="FootnoteReference"/>
-        </w:rPr>
-        <w:footnoteRef/>
-      </w:r>
-      <w:r>
-        <w:t xml:space="preserve"> </w:t>
-      </w:r>
-      <w:r>
-        <w:t xml:space="preserve">Varun Magesh, Faiz Surani, Matthew Dahl, Mirac Suzgun, Christopher D. Manning &amp; Daniel E. Ho,</w:t>
-      </w:r>
-      <w:r>
-        <w:t xml:space="preserve"> </w:t>
-      </w:r>
-      <w:r>
-        <w:rPr>
-          <w:i/>
-          <w:iCs/>
-        </w:rPr>
-        <w:t xml:space="preserve">Hallucination-Free? Assessing the Reliability of Leading AI Legal Research Tools</w:t>
-      </w:r>
-      <w:r>
-        <w:t xml:space="preserve">, 22 J. Empirical Legal Stud. 216 (2025), https://onlinelibrary.wiley.com/doi/abs/10.1111/jels.12413 (last visited May 31, 2026) (reporting that three leading commercial legal retrieval-augmented-generation tools, Lexis+ AI, Westlaw AI-Assisted Research, and Ask Practical Law AI, hallucinate legal citations between seventeen and thirty-three percent of the time despite being purpose-built and corpus-grounded for legal research; preprint at arXiv:2405.20362). The published-version pagination was reconfirmed this run (run 144) via WebSearch with allowed_domains scoping returning the verbatim title at the live Wiley abstract path and the author-hosted Stanford copy, both placing the article at volume 22, pages 216 to 242; this confirms the starting page cited above and closes the article’s open pagination-confirmation item. The live-repository /doi/abs/ path is preferred over the workplan-transcribed /doi/full/ path, which returned HTTP 403 to WebFetch, per the article’s repository-path-over-transcription convention. Transfer-of-inference: the runtime-generation risk this finding measures generalizes to any chatbot-tutor architecture, while the three-system evaluation instrumentation does not transfer to a reviewed static website, which has no runtime generation surface for hallucination to occur on.</w:t>
-      </w:r>
-    </w:p>
-  </w:footnote>
-  <w:footnote w:id="239">
-    <w:p>
-      <w:pPr>
-        <w:pStyle w:val="FootnoteText"/>
-      </w:pPr>
-      <w:r>
-        <w:rPr>
-          <w:rStyle w:val="FootnoteReference"/>
-        </w:rPr>
-        <w:footnoteRef/>
-      </w:r>
-      <w:r>
-        <w:t xml:space="preserve"> </w:t>
-      </w:r>
-      <w:r>
-        <w:rPr>
-          <w:i/>
-          <w:iCs/>
-        </w:rPr>
-        <w:t xml:space="preserve">Mata v. Avianca, Inc.</w:t>
-      </w:r>
-      <w:r>
-        <w:t xml:space="preserve">, 678 F. Supp. 3d 443 (S.D.N.Y. 2023) (Castel, J.) (imposing Rule 11 sanctions on attorneys who submitted a brief containing six fabricated judicial opinions generated by the artificial-intelligence tool ChatGPT and who stood by the fabrications after the court questioned their existence). Citation and the six-fabrication and Rule 11 facts verified this run against the indexed reporter; no verbatim passage is imported into prose, so no verbatim-quotation verification was triggered. Transfer-of-inference: the point that verification habits matter in practice generalizes to any AI-tool deployment in legal education, while the sanctioned-brief posture is one realization of the risk rather than a claim that this case study creates it.</w:t>
-      </w:r>
-    </w:p>
-  </w:footnote>
-  <w:footnote w:id="240">
-    <w:p>
-      <w:pPr>
-        <w:pStyle w:val="FootnoteText"/>
-      </w:pPr>
-      <w:r>
-        <w:rPr>
-          <w:rStyle w:val="FootnoteReference"/>
-        </w:rPr>
-        <w:footnoteRef/>
-      </w:r>
-      <w:r>
-        <w:t xml:space="preserve"> </w:t>
-      </w:r>
-      <w:r>
-        <w:rPr>
-          <w:i/>
-          <w:iCs/>
-        </w:rPr>
-        <w:t xml:space="preserve">Mata v. Avianca, Inc.</w:t>
-      </w:r>
-      <w:r>
-        <w:t xml:space="preserve">, 678 F. Supp. 3d 443 (S.D.N.Y. 2023) (Castel, J.) (imposing Rule 11 sanctions on attorneys who submitted a brief containing six fabricated judicial opinions generated by the artificial-intelligence tool ChatGPT and who stood by the fabrications after the court questioned their existence). Citation and the six-fabrication and Rule 11 facts verified this run against the indexed reporter; no verbatim passage is imported into prose, so no verbatim-quotation verification was triggered. Transfer-of-inference: the point that verification habits matter in practice generalizes to any AI-tool deployment in legal education, while the sanctioned-brief posture is one realization of the risk rather than a claim that this case study creates it.</w:t>
-      </w:r>
-    </w:p>
-  </w:footnote>
-  <w:footnote w:id="242">
-    <w:p>
-      <w:pPr>
-        <w:pStyle w:val="FootnoteText"/>
-      </w:pPr>
-      <w:r>
-        <w:rPr>
-          <w:rStyle w:val="FootnoteReference"/>
-        </w:rPr>
-        <w:footnoteRef/>
-      </w:r>
-      <w:r>
-        <w:t xml:space="preserve"> </w:t>
-      </w:r>
-      <w:r>
-        <w:rPr>
-          <w:i/>
-          <w:iCs/>
-        </w:rPr>
-        <w:t xml:space="preserve">See supra</w:t>
-      </w:r>
-      <w:r>
-        <w:t xml:space="preserve"> </w:t>
-      </w:r>
-      <w:r>
-        <w:t xml:space="preserve">Section VIII note 117 (Ramteja Sajja, Yusuf Sermet, David M. Cwiertny &amp; Ibrahim Demir,</w:t>
-      </w:r>
-      <w:r>
-        <w:t xml:space="preserve"> </w:t>
-      </w:r>
-      <w:r>
-        <w:rPr>
-          <w:i/>
-          <w:iCs/>
-        </w:rPr>
-        <w:t xml:space="preserve">Platform-Independent and Curriculum-Oriented Intelligent Assistant for Higher Education</w:t>
-      </w:r>
-      <w:r>
-        <w:t xml:space="preserve">, 20 Int’l J. Educ. Tech. Higher Educ. art. 42 (2023), a large-language-model-backed curriculum-oriented chatbot tutor that generates responses at runtime; cited as the representative chatbot-architecture contrast). URL liveness is owned by Section VIII per the article’s cross-section-reuse convention. What transfers is the structural difference in where runtime risk lives; the chatbot-tutor implementation does not transfer to the case study’s reviewed static publication.</w:t>
-      </w:r>
-    </w:p>
-  </w:footnote>
-  <w:footnote w:id="243">
-    <w:p>
-      <w:pPr>
-        <w:pStyle w:val="FootnoteText"/>
-      </w:pPr>
-      <w:r>
-        <w:rPr>
-          <w:rStyle w:val="FootnoteReference"/>
-        </w:rPr>
-        <w:footnoteRef/>
-      </w:r>
-      <w:r>
-        <w:t xml:space="preserve"> </w:t>
-      </w:r>
-      <w:r>
-        <w:rPr>
-          <w:i/>
-          <w:iCs/>
-        </w:rPr>
-        <w:t xml:space="preserve">See supra</w:t>
-      </w:r>
-      <w:r>
-        <w:t xml:space="preserve"> </w:t>
-      </w:r>
-      <w:r>
-        <w:t xml:space="preserve">Section XI note 153 (Melissa Bond et al.,</w:t>
-      </w:r>
-      <w:r>
-        <w:t xml:space="preserve"> </w:t>
-      </w:r>
-      <w:r>
-        <w:rPr>
-          <w:i/>
-          <w:iCs/>
-        </w:rPr>
-        <w:t xml:space="preserve">A Meta Systematic Review of Artificial Intelligence in Higher Education: A Call for Increased Ethics, Collaboration, and Rigour</w:t>
-      </w:r>
-      <w:r>
-        <w:t xml:space="preserve">, 21 Int’l J. Educ. Tech. Higher Educ. art. 4 (2024)). URL liveness is owned by Section XI per the article’s cross-section-reuse convention. Transfer-of-inference, distinct from Section XI’s: Bond codes the corpus through Zawacki-Richter et al.’s (2019) typology of Profiling and Prediction, Assessment and Evaluation, Adaptive Systems and Personalisation, and Intelligent Tutoring Systems, with Adaptive Systems and Personalisation the predominant single application area across the corpus; Bond’s ethics-and-rigor critique of that corpus reaches any artificial-intelligence-in-higher-education system, including a reviewed static website, but the risk surface this section catalogues is the static artifact’s own rather than the adaptive and interactive intervention surface that corpus predominantly covers. The corpus-composition characterization was corrected at the run-144 Cite tick, which removed an earlier “predominantly chatbot-tutor and learning-management-system” description the source does not support; the typology-anchored application-area distribution above was confirmed via WebSearch against the Springer record, the article remaining open access at the cross-referenced Section XI note 153 URL.</w:t>
-      </w:r>
-    </w:p>
-  </w:footnote>
-  <w:footnote w:id="244">
-    <w:p>
-      <w:pPr>
-        <w:pStyle w:val="FootnoteText"/>
-      </w:pPr>
-      <w:r>
-        <w:rPr>
-          <w:rStyle w:val="FootnoteReference"/>
-        </w:rPr>
-        <w:footnoteRef/>
-      </w:r>
-      <w:r>
-        <w:t xml:space="preserve"> </w:t>
-      </w:r>
-      <w:r>
-        <w:rPr>
-          <w:i/>
-          <w:iCs/>
-        </w:rPr>
-        <w:t xml:space="preserve">See</w:t>
-      </w:r>
-      <w:r>
-        <w:t xml:space="preserve"> </w:t>
-      </w:r>
-      <w:r>
-        <w:t xml:space="preserve">Helena Vasconcelos et al.,</w:t>
-      </w:r>
-      <w:r>
-        <w:t xml:space="preserve"> </w:t>
-      </w:r>
-      <w:r>
-        <w:rPr>
-          <w:i/>
-          <w:iCs/>
-        </w:rPr>
-        <w:t xml:space="preserve">Explanations Can Reduce Overreliance on AI Systems During Decision-Making</w:t>
-      </w:r>
-      <w:r>
-        <w:t xml:space="preserve">, 7 Proc. ACM Hum.-Comput. Interact. art. 129 (CSCW1 2023), https://doi.org/10.1145/3579605 (last visited May 30, 2026) (formalizing overreliance on AI as a cost-benefit strategic choice sensitive to task difficulty and explanation cost, rather than as a fixed cognitive failing); Hamsa Bastani et al.,</w:t>
-      </w:r>
-      <w:r>
-        <w:t xml:space="preserve"> </w:t>
-      </w:r>
-      <w:r>
-        <w:rPr>
-          <w:i/>
-          <w:iCs/>
-        </w:rPr>
-        <w:t xml:space="preserve">Generative AI Without Guardrails Can Harm Learning: Evidence from High School Mathematics</w:t>
-      </w:r>
-      <w:r>
-        <w:t xml:space="preserve">, 122 Proc. Nat’l Acad. Sci. U.S.A. e2422633122 (2025), https://doi.org/10.1073/pnas.2422633122 (last visited May 30, 2026) (field experiment finding students treated an unrestricted ChatGPT-style tutor as a crutch and scored about seventeen percent lower than control on unaided exams, while a teacher-hint GPT-Tutor variant did not produce the same loss). Transfer-of-inference: the overreliance phenomenon reaches any AI-tool deployment in legal education and bears on the displacement risk this paragraph names; the Bastani magnitude does not transfer to a reviewed static website, which exposes no runtime generation surface for a student to lean on at the moment of use.</w:t>
-      </w:r>
-    </w:p>
-  </w:footnote>
-  <w:footnote w:id="246">
-    <w:p>
-      <w:pPr>
-        <w:pStyle w:val="FootnoteText"/>
-      </w:pPr>
-      <w:r>
-        <w:rPr>
-          <w:rStyle w:val="FootnoteReference"/>
-        </w:rPr>
-        <w:footnoteRef/>
-      </w:r>
-      <w:r>
-        <w:t xml:space="preserve"> </w:t>
-      </w:r>
-      <w:r>
-        <w:rPr>
-          <w:i/>
-          <w:iCs/>
-        </w:rPr>
-        <w:t xml:space="preserve">See supra</w:t>
-      </w:r>
-      <w:r>
-        <w:t xml:space="preserve"> </w:t>
-      </w:r>
-      <w:r>
-        <w:t xml:space="preserve">Section IV (corpus composed of the professor’s own slides and notes, public judicial opinions, constitutional text, statutes, and original hypotheticals, none of which is casebook prose; the published pages inherit the same discipline). Whether any currently deployed page includes casebook quotation that would need removal before the site is offered as a model is a backward audit that remains an open question at the time of writing pending professorial resolution.</w:t>
-      </w:r>
-    </w:p>
-  </w:footnote>
-  <w:footnote w:id="247">
-    <w:p>
-      <w:pPr>
-        <w:pStyle w:val="FootnoteText"/>
-      </w:pPr>
-      <w:r>
-        <w:rPr>
-          <w:rStyle w:val="FootnoteReference"/>
-        </w:rPr>
-        <w:footnoteRef/>
-      </w:r>
-      <w:r>
-        <w:t xml:space="preserve"> </w:t>
-      </w:r>
-      <w:r>
-        <w:rPr>
-          <w:i/>
-          <w:iCs/>
-        </w:rPr>
-        <w:t xml:space="preserve">See supra</w:t>
-      </w:r>
-      <w:r>
-        <w:t xml:space="preserve"> </w:t>
-      </w:r>
-      <w:r>
-        <w:t xml:space="preserve">Section V (structure-aware retrieval from a typed-schema corpus) and Section VIII (reviewed static publication produced at build time). The curriculum-grounding claim applies to the course-issued layer of slides, indexed opinions, and professor-authored hypotheticals rather than to the full assigned reading load, and the static architecture performs no runtime retrieval against the casebook; a future replication could ingest casebook excerpts under a license that permits it.</w:t>
-      </w:r>
-    </w:p>
-  </w:footnote>
-  <w:footnote w:id="249">
-    <w:p>
-      <w:pPr>
-        <w:pStyle w:val="FootnoteText"/>
-      </w:pPr>
-      <w:r>
-        <w:rPr>
-          <w:rStyle w:val="FootnoteReference"/>
-        </w:rPr>
-        <w:footnoteRef/>
-      </w:r>
-      <w:r>
-        <w:t xml:space="preserve"> </w:t>
-      </w:r>
-      <w:r>
-        <w:rPr>
-          <w:i/>
-          <w:iCs/>
-        </w:rPr>
-        <w:t xml:space="preserve">See supra</w:t>
-      </w:r>
-      <w:r>
-        <w:t xml:space="preserve"> </w:t>
-      </w:r>
-      <w:r>
-        <w:t xml:space="preserve">Section IV note 54 (student-work-ingestion status, including prior exam answers, office-hours notes, and learning-management posts, an open question at the time of writing pending professorial resolution; the case study used only course-issued materials). The privacy infrastructure named here, FERPA-compliant handling, consent, anonymization, and institutional-review approval where appropriate, applies to any replication that ingests student work.</w:t>
-      </w:r>
-    </w:p>
-  </w:footnote>
-  <w:footnote w:id="250">
-    <w:p>
-      <w:pPr>
-        <w:pStyle w:val="FootnoteText"/>
-      </w:pPr>
-      <w:r>
-        <w:rPr>
-          <w:rStyle w:val="FootnoteReference"/>
-        </w:rPr>
-        <w:footnoteRef/>
-      </w:r>
-      <w:r>
-        <w:t xml:space="preserve"> </w:t>
-      </w:r>
-      <w:r>
-        <w:rPr>
-          <w:i/>
-          <w:iCs/>
-        </w:rPr>
-        <w:t xml:space="preserve">See supra</w:t>
-      </w:r>
-      <w:r>
-        <w:t xml:space="preserve"> </w:t>
-      </w:r>
-      <w:r>
-        <w:t xml:space="preserve">Section VIII note 107 (the deployed site’s PostHog analytics configured to respect Do Not Track and to disable session recording).</w:t>
-      </w:r>
-    </w:p>
-  </w:footnote>
-  <w:footnote w:id="251">
-    <w:p>
-      <w:pPr>
-        <w:pStyle w:val="FootnoteText"/>
-      </w:pPr>
-      <w:r>
-        <w:rPr>
-          <w:rStyle w:val="FootnoteReference"/>
-        </w:rPr>
-        <w:footnoteRef/>
-      </w:r>
-      <w:r>
-        <w:t xml:space="preserve"> </w:t>
-      </w:r>
-      <w:r>
-        <w:t xml:space="preserve">The article fixes the deployed-site snapshot through a tagged source release at the snapshot date, an archive.org capture of the deployed pages, and a canonical reference to that tagged version rather than to the live site, with continued evolution of the site after the snapshot date the expected posture.</w:t>
-      </w:r>
-      <w:r>
-        <w:t xml:space="preserve"> </w:t>
-      </w:r>
-      <w:r>
-        <w:rPr>
-          <w:i/>
-          <w:iCs/>
-        </w:rPr>
-        <w:t xml:space="preserve">See supra</w:t>
-      </w:r>
-      <w:r>
-        <w:t xml:space="preserve"> </w:t>
-      </w:r>
-      <w:r>
-        <w:t xml:space="preserve">Section IV notes 52, 52, and 54 (input-corpus snapshot disclosure and snapshot-date selection, the input-side analogue).</w:t>
-      </w:r>
-    </w:p>
-  </w:footnote>
-  <w:footnote w:id="253">
-    <w:p>
-      <w:pPr>
-        <w:pStyle w:val="FootnoteText"/>
-      </w:pPr>
-      <w:r>
-        <w:rPr>
-          <w:rStyle w:val="FootnoteReference"/>
-        </w:rPr>
-        <w:footnoteRef/>
-      </w:r>
-      <w:r>
-        <w:t xml:space="preserve"> </w:t>
-      </w:r>
-      <w:r>
-        <w:t xml:space="preserve">The equity-and-accessibility risks are consolidated here: the deployed application’s broadband and modern-browser dependence, the open screen-reader question for its hash-route navigation and search palette, the device assumption in the 300-dpi PDFs, and the Canvas-enrollment gate on the input corpus.</w:t>
-      </w:r>
-      <w:r>
-        <w:t xml:space="preserve"> </w:t>
-      </w:r>
-      <w:r>
-        <w:rPr>
-          <w:i/>
-          <w:iCs/>
-        </w:rPr>
-        <w:t xml:space="preserve">Cf. supra</w:t>
-      </w:r>
-      <w:r>
-        <w:t xml:space="preserve"> </w:t>
-      </w:r>
-      <w:r>
-        <w:t xml:space="preserve">Sections II, III, IV, and VIII.</w:t>
-      </w:r>
-      <w:r>
-        <w:t xml:space="preserve"> </w:t>
-      </w:r>
-      <w:r>
-        <w:rPr>
-          <w:i/>
-          <w:iCs/>
-        </w:rPr>
-        <w:t xml:space="preserve">See</w:t>
-      </w:r>
-      <w:r>
-        <w:t xml:space="preserve"> </w:t>
-      </w:r>
-      <w:r>
-        <w:t xml:space="preserve">Am. Bar Ass’n Standard 207 (2025), https://www.americanbar.org/groups/legal_education/accreditation/standards/standards-rules/ (last visited May 30, 2026) (accommodating qualified individuals with disabilities).</w:t>
-      </w:r>
-    </w:p>
-  </w:footnote>
-  <w:footnote w:id="254">
-    <w:p>
-      <w:pPr>
-        <w:pStyle w:val="FootnoteText"/>
-      </w:pPr>
-      <w:r>
-        <w:rPr>
-          <w:rStyle w:val="FootnoteReference"/>
-        </w:rPr>
-        <w:footnoteRef/>
-      </w:r>
-      <w:r>
-        <w:t xml:space="preserve"> </w:t>
-      </w:r>
-      <w:r>
-        <w:rPr>
-          <w:i/>
-          <w:iCs/>
-        </w:rPr>
-        <w:t xml:space="preserve">See supra</w:t>
-      </w:r>
-      <w:r>
-        <w:t xml:space="preserve"> </w:t>
-      </w:r>
-      <w:r>
-        <w:t xml:space="preserve">Section XI note 153 (Melissa Bond et al.,</w:t>
-      </w:r>
-      <w:r>
-        <w:t xml:space="preserve"> </w:t>
-      </w:r>
-      <w:r>
-        <w:rPr>
-          <w:i/>
-          <w:iCs/>
-        </w:rPr>
-        <w:t xml:space="preserve">A Meta Systematic Review of Artificial Intelligence in Higher Education: A Call for Increased Ethics, Collaboration, and Rigour</w:t>
-      </w:r>
-      <w:r>
-        <w:t xml:space="preserve">, 21 Int’l J. Educ. Tech. Higher Educ. art. 4 (2024)). URL liveness is owned by Section XI per the article’s cross-section-reuse convention. Transfer-of-inference, distinct from Section XI’s: Bond codes the corpus through Zawacki-Richter et al.’s (2019) typology of Profiling and Prediction, Assessment and Evaluation, Adaptive Systems and Personalisation, and Intelligent Tutoring Systems, with Adaptive Systems and Personalisation the predominant single application area across the corpus; Bond’s ethics-and-rigor critique of that corpus reaches any artificial-intelligence-in-higher-education system, including a reviewed static website, but the risk surface this section catalogues is the static artifact’s own rather than the adaptive and interactive intervention surface that corpus predominantly covers. The corpus-composition characterization was corrected at the run-144 Cite tick, which removed an earlier “predominantly chatbot-tutor and learning-management-system” description the source does not support; the typology-anchored application-area distribution above was confirmed via WebSearch against the Springer record, the article remaining open access at the cross-referenced Section XI note 153 URL.</w:t>
-      </w:r>
-    </w:p>
-  </w:footnote>
-  <w:footnote w:id="255">
-    <w:p>
-      <w:pPr>
-        <w:pStyle w:val="FootnoteText"/>
-      </w:pPr>
-      <w:r>
-        <w:rPr>
-          <w:rStyle w:val="FootnoteReference"/>
-        </w:rPr>
-        <w:footnoteRef/>
-      </w:r>
-      <w:r>
-        <w:t xml:space="preserve"> </w:t>
-      </w:r>
-      <w:r>
-        <w:rPr>
-          <w:i/>
-          <w:iCs/>
-        </w:rPr>
-        <w:t xml:space="preserve">See supra</w:t>
-      </w:r>
-      <w:r>
-        <w:t xml:space="preserve"> </w:t>
-      </w:r>
-      <w:r>
-        <w:t xml:space="preserve">Section XI note 153 (Melissa Bond et al.,</w:t>
-      </w:r>
-      <w:r>
-        <w:t xml:space="preserve"> </w:t>
-      </w:r>
-      <w:r>
-        <w:rPr>
-          <w:i/>
-          <w:iCs/>
-        </w:rPr>
-        <w:t xml:space="preserve">A Meta Systematic Review of Artificial Intelligence in Higher Education: A Call for Increased Ethics, Collaboration, and Rigour</w:t>
-      </w:r>
-      <w:r>
-        <w:t xml:space="preserve">, 21 Int’l J. Educ. Tech. Higher Educ. art. 4 (2024)). URL liveness is owned by Section XI per the article’s cross-section-reuse convention. Transfer-of-inference, distinct from Section XI’s: Bond codes the corpus through Zawacki-Richter et al.’s (2019) typology of Profiling and Prediction, Assessment and Evaluation, Adaptive Systems and Personalisation, and Intelligent Tutoring Systems, with Adaptive Systems and Personalisation the predominant single application area across the corpus; Bond’s ethics-and-rigor critique of that corpus reaches any artificial-intelligence-in-higher-education system, including a reviewed static website, but the risk surface this section catalogues is the static artifact’s own rather than the adaptive and interactive intervention surface that corpus predominantly covers. The corpus-composition characterization was corrected at the run-144 Cite tick, which removed an earlier “predominantly chatbot-tutor and learning-management-system” description the source does not support; the typology-anchored application-area distribution above was confirmed via WebSearch against the Springer record, the article remaining open access at the cross-referenced Section XI note 153 URL.</w:t>
-      </w:r>
-    </w:p>
-  </w:footnote>
-  <w:footnote w:id="256">
-    <w:p>
-      <w:pPr>
-        <w:pStyle w:val="FootnoteText"/>
-      </w:pPr>
-      <w:r>
-        <w:rPr>
-          <w:rStyle w:val="FootnoteReference"/>
-        </w:rPr>
-        <w:footnoteRef/>
-      </w:r>
-      <w:r>
-        <w:t xml:space="preserve"> </w:t>
-      </w:r>
-      <w:r>
-        <w:rPr>
-          <w:i/>
-          <w:iCs/>
-        </w:rPr>
-        <w:t xml:space="preserve">See supra</w:t>
-      </w:r>
-      <w:r>
-        <w:t xml:space="preserve"> </w:t>
-      </w:r>
-      <w:r>
-        <w:t xml:space="preserve">Section XI note 153 (Melissa Bond et al.,</w:t>
-      </w:r>
-      <w:r>
-        <w:t xml:space="preserve"> </w:t>
-      </w:r>
-      <w:r>
-        <w:rPr>
-          <w:i/>
-          <w:iCs/>
-        </w:rPr>
-        <w:t xml:space="preserve">A Meta Systematic Review of Artificial Intelligence in Higher Education: A Call for Increased Ethics, Collaboration, and Rigour</w:t>
-      </w:r>
-      <w:r>
-        <w:t xml:space="preserve">, 21 Int’l J. Educ. Tech. Higher Educ. art. 4 (2024)). URL liveness is owned by Section XI per the article’s cross-section-reuse convention. Transfer-of-inference, distinct from Section XI’s: Bond codes the corpus through Zawacki-Richter et al.’s (2019) typology of Profiling and Prediction, Assessment and Evaluation, Adaptive Systems and Personalisation, and Intelligent Tutoring Systems, with Adaptive Systems and Personalisation the predominant single application area across the corpus; Bond’s ethics-and-rigor critique of that corpus reaches any artificial-intelligence-in-higher-education system, including a reviewed static website, but the risk surface this section catalogues is the static artifact’s own rather than the adaptive and interactive intervention surface that corpus predominantly covers. The corpus-composition characterization was corrected at the run-144 Cite tick, which removed an earlier “predominantly chatbot-tutor and learning-management-system” description the source does not support; the typology-anchored application-area distribution above was confirmed via WebSearch against the Springer record, the article remaining open access at the cross-referenced Section XI note 153 URL.</w:t>
-      </w:r>
-    </w:p>
-  </w:footnote>
-  <w:footnote w:id="259">
-    <w:p>
-      <w:pPr>
-        <w:pStyle w:val="FootnoteText"/>
-      </w:pPr>
-      <w:r>
-        <w:rPr>
-          <w:rStyle w:val="FootnoteReference"/>
-        </w:rPr>
-        <w:footnoteRef/>
-      </w:r>
-      <w:r>
-        <w:t xml:space="preserve"> </w:t>
-      </w:r>
-      <w:r>
-        <w:t xml:space="preserve">H2O Open Casebooks, Harvard Law School Library Innovation Lab, https://opencasebook.org (last visited May 28, 2026) (URL verified live in this Cite run; open platform for making, sharing, and remixing openly licensed casebooks released under a Creative Commons BY-NC-SA license and built on the public-domain case corpus);</w:t>
-      </w:r>
-      <w:r>
-        <w:t xml:space="preserve"> </w:t>
-      </w:r>
-      <w:r>
-        <w:rPr>
-          <w:i/>
-          <w:iCs/>
-        </w:rPr>
-        <w:t xml:space="preserve">see also</w:t>
-      </w:r>
-      <w:r>
-        <w:t xml:space="preserve"> </w:t>
-      </w:r>
-      <w:r>
-        <w:rPr>
-          <w:i/>
-          <w:iCs/>
-        </w:rPr>
-        <w:t xml:space="preserve">The MIT Press and Harvard Law School Library Launch New Series Offering High-Quality, Affordable Law Textbooks</w:t>
-      </w:r>
-      <w:r>
-        <w:t xml:space="preserve">, MIT News (Apr. 26, 2022), https://news.mit.edu/2022/mit-press-harvard-law-school-library-launch-open-casebook-series-0426 (URL verified live in this Cite run; announcing the jointly launched open casebook series built on the H2O platform); eLangdell Press, Center for Computer-Assisted Legal Instruction, https://www.cali.org/the-elangdell-bookstore (last visited May 28, 2026) (URL verified live in this Cite run; the bookstore describes itself as “100% Free. Creative Commons licensed. Peer-reviewed.” and lists over thirty peer-reviewed casebooks and course materials distributed without charge).</w:t>
-      </w:r>
-    </w:p>
-  </w:footnote>
-  <w:footnote w:id="260">
-    <w:p>
-      <w:pPr>
-        <w:pStyle w:val="FootnoteText"/>
-      </w:pPr>
-      <w:r>
-        <w:rPr>
-          <w:rStyle w:val="FootnoteReference"/>
-        </w:rPr>
-        <w:footnoteRef/>
-      </w:r>
-      <w:r>
-        <w:t xml:space="preserve"> </w:t>
-      </w:r>
-      <w:r>
-        <w:rPr>
-          <w:i/>
-          <w:iCs/>
-        </w:rPr>
-        <w:t xml:space="preserve">See supra</w:t>
-      </w:r>
-      <w:r>
-        <w:t xml:space="preserve"> </w:t>
-      </w:r>
-      <w:r>
-        <w:t xml:space="preserve">Section XII (Risks and Limits) (developing the architectural contrast between the reviewed-static-site posture and the runtime LMS-integrated AI-tutor and adaptive-courseware alternative, and the rationale for the static posture as the institutional architectural choice this method makes).</w:t>
-      </w:r>
-    </w:p>
-  </w:footnote>
-  <w:footnote w:id="262">
-    <w:p>
-      <w:pPr>
-        <w:pStyle w:val="FootnoteText"/>
-      </w:pPr>
-      <w:r>
-        <w:rPr>
-          <w:rStyle w:val="FootnoteReference"/>
-        </w:rPr>
-        <w:footnoteRef/>
-      </w:r>
-      <w:r>
-        <w:t xml:space="preserve"> </w:t>
-      </w:r>
-      <w:r>
-        <w:rPr>
-          <w:i/>
-          <w:iCs/>
-        </w:rPr>
-        <w:t xml:space="preserve">See supra</w:t>
-      </w:r>
-      <w:r>
-        <w:t xml:space="preserve"> </w:t>
-      </w:r>
-      <w:r>
-        <w:t xml:space="preserve">Section IX (Cost and Labor: The Honest Accounting) (build tractable for a single professor working with a scheduled assistant, with deployment running on near-zero-cost static hosting; the cost-and-labor figures and master table are developed in that section rather than here).</w:t>
-      </w:r>
-    </w:p>
-  </w:footnote>
-  <w:footnote w:id="263">
-    <w:p>
-      <w:pPr>
-        <w:pStyle w:val="FootnoteText"/>
-      </w:pPr>
-      <w:r>
-        <w:rPr>
-          <w:rStyle w:val="FootnoteReference"/>
-        </w:rPr>
-        <w:footnoteRef/>
-      </w:r>
-      <w:r>
-        <w:t xml:space="preserve"> </w:t>
-      </w:r>
-      <w:r>
-        <w:rPr>
-          <w:i/>
-          <w:iCs/>
-        </w:rPr>
-        <w:t xml:space="preserve">See supra</w:t>
-      </w:r>
-      <w:r>
-        <w:t xml:space="preserve"> </w:t>
-      </w:r>
-      <w:r>
-        <w:t xml:space="preserve">Section VIII (From Vault to Website) (versioned build pipeline and static-site deployment that information technology hosts and version-controls as custodian).</w:t>
-      </w:r>
-    </w:p>
-  </w:footnote>
-  <w:footnote w:id="265">
-    <w:p>
-      <w:pPr>
-        <w:pStyle w:val="FootnoteText"/>
-      </w:pPr>
-      <w:r>
-        <w:rPr>
-          <w:rStyle w:val="FootnoteReference"/>
-        </w:rPr>
-        <w:footnoteRef/>
-      </w:r>
-      <w:r>
-        <w:t xml:space="preserve"> </w:t>
-      </w:r>
-      <w:r>
-        <w:rPr>
-          <w:i/>
-          <w:iCs/>
-        </w:rPr>
-        <w:t xml:space="preserve">See supra</w:t>
-      </w:r>
-      <w:r>
-        <w:t xml:space="preserve"> </w:t>
-      </w:r>
-      <w:r>
-        <w:t xml:space="preserve">Section VII (Iterative Improvement Under Professorial Control) (the professor as the gating actor who reviews each page before it is published).</w:t>
-      </w:r>
-    </w:p>
-  </w:footnote>
-  <w:footnote w:id="266">
-    <w:p>
-      <w:pPr>
-        <w:pStyle w:val="FootnoteText"/>
-      </w:pPr>
-      <w:r>
-        <w:rPr>
-          <w:rStyle w:val="FootnoteReference"/>
-        </w:rPr>
-        <w:footnoteRef/>
-      </w:r>
-      <w:r>
-        <w:t xml:space="preserve"> </w:t>
-      </w:r>
-      <w:r>
-        <w:rPr>
-          <w:i/>
-          <w:iCs/>
-        </w:rPr>
-        <w:t xml:space="preserve">See supra</w:t>
-      </w:r>
-      <w:r>
-        <w:t xml:space="preserve"> </w:t>
-      </w:r>
-      <w:r>
-        <w:t xml:space="preserve">Section XII (Risks and Limits) (contrasting a reviewed static artifact shipped from a versioned commit with a runtime system whose generated responses are not traceable to a named pre-publication reviewer).</w:t>
-      </w:r>
-    </w:p>
-  </w:footnote>
-  <w:footnote w:id="267">
-    <w:p>
-      <w:pPr>
-        <w:pStyle w:val="FootnoteText"/>
-      </w:pPr>
-      <w:r>
-        <w:rPr>
-          <w:rStyle w:val="FootnoteReference"/>
-        </w:rPr>
-        <w:footnoteRef/>
-      </w:r>
-      <w:r>
-        <w:t xml:space="preserve"> </w:t>
-      </w:r>
-      <w:r>
-        <w:t xml:space="preserve">Ernest L. Boyer, Scholarship Reconsidered: Priorities of the Professoriate (1990) (Carnegie Foundation for the Advancement of Teaching monograph proposing the scholarship of teaching as a distinct, equally rigorous form of scholarly work alongside the scholarships of discovery, integration, and application; the framing the contestation sentence anchors to as Boyer’s account); Susan Sturm &amp; Lani Guinier,</w:t>
-      </w:r>
-      <w:r>
-        <w:t xml:space="preserve"> </w:t>
-      </w:r>
-      <w:r>
-        <w:rPr>
-          <w:i/>
-          <w:iCs/>
-        </w:rPr>
-        <w:t xml:space="preserve">The Law School Matrix: Reforming Legal Education in a Culture of Competition and Conformity</w:t>
-      </w:r>
-      <w:r>
-        <w:t xml:space="preserve">, 60 Vand. L. Rev. 515 (2007) (cited to the Vanderbilt Law Review journal form because the convenience copy at the Columbia Law School faculty-scholarship repository, https://scholarship.law.columbia.edu/faculty_scholarship/1502/, carries a “This paper has been withdrawn” notice on the live record; the Columbia URL was confirmed live in this Cite run, and the substantive cite uses the published journal form); Michèle M. Leering,</w:t>
-      </w:r>
-      <w:r>
-        <w:t xml:space="preserve"> </w:t>
-      </w:r>
-      <w:r>
-        <w:rPr>
-          <w:i/>
-          <w:iCs/>
-        </w:rPr>
-        <w:t xml:space="preserve">Building a Movement for the Scholarship of Teaching &amp; Learning in Legal Education</w:t>
-      </w:r>
-      <w:r>
-        <w:t xml:space="preserve">, New Legal Realism Project (May 21, 2018), https://newlegalrealism.org/2018/05/21/michele-leering-on-building-a-movement-for-the-scholarship-of-teaching-learning-in-legal-education/ (URL verified live in this Cite run; the New Legal Realism Project post page surfaces the entry under the heading “Michèle Leering on Building a Movement for the Scholarship of Teaching &amp; Learning in Legal Education,” and the operative essay title used here is the substantive title the post heading announces).</w:t>
-      </w:r>
-    </w:p>
-  </w:footnote>
-  <w:footnote w:id="268">
-    <w:p>
-      <w:pPr>
-        <w:pStyle w:val="FootnoteText"/>
-      </w:pPr>
-      <w:r>
-        <w:rPr>
-          <w:rStyle w:val="FootnoteReference"/>
-        </w:rPr>
-        <w:footnoteRef/>
-      </w:r>
-      <w:r>
-        <w:t xml:space="preserve"> </w:t>
-      </w:r>
-      <w:r>
-        <w:t xml:space="preserve">Am. Bar Ass’n, Standards and Rules of Procedure for Approval of Law Schools Standard 405 (2025-2026 ed.) (titled “Professional Environment,” located in Chapter 4 (The Faculty); governs the conditions of faculty appointment, academic freedom, and security of position under which scholarly contributions are weighed for promotion and tenure at ABA-approved law schools); the consolidated Standards are published by the ABA Section of Legal Education and Admissions to the Bar at https://www.americanbar.org/groups/legal_education/accreditation/standards/standards-rules/ (last visited May 29, 2026) (URL verified live in this Cite run; the 2025-2026 edition reflects all changes approved by the Section’s Council and concurred in by the ABA House of Delegates through August 2025).</w:t>
-      </w:r>
-    </w:p>
-  </w:footnote>
-  <w:footnote w:id="270">
-    <w:p>
-      <w:pPr>
-        <w:pStyle w:val="FootnoteText"/>
-      </w:pPr>
-      <w:r>
-        <w:rPr>
-          <w:rStyle w:val="FootnoteReference"/>
-        </w:rPr>
-        <w:footnoteRef/>
-      </w:r>
-      <w:r>
-        <w:t xml:space="preserve"> </w:t>
-      </w:r>
-      <w:r>
-        <w:rPr>
-          <w:i/>
-          <w:iCs/>
-        </w:rPr>
-        <w:t xml:space="preserve">See supra</w:t>
-      </w:r>
-      <w:r>
-        <w:t xml:space="preserve"> </w:t>
-      </w:r>
-      <w:r>
-        <w:t xml:space="preserve">Section X (Generalization Beyond Constitutional Law) (the method, schema, verified-source discipline, and phase rotation transfer across doctrinal courses while the constitutional-law content does not).</w:t>
-      </w:r>
-    </w:p>
-  </w:footnote>
-  <w:footnote w:id="271">
-    <w:p>
-      <w:pPr>
-        <w:pStyle w:val="FootnoteText"/>
-      </w:pPr>
-      <w:r>
-        <w:rPr>
-          <w:rStyle w:val="FootnoteReference"/>
-        </w:rPr>
-        <w:footnoteRef/>
-      </w:r>
-      <w:r>
-        <w:t xml:space="preserve"> </w:t>
-      </w:r>
-      <w:r>
-        <w:rPr>
-          <w:i/>
-          <w:iCs/>
-        </w:rPr>
-        <w:t xml:space="preserve">See supra</w:t>
-      </w:r>
-      <w:r>
-        <w:t xml:space="preserve"> </w:t>
-      </w:r>
-      <w:r>
-        <w:t xml:space="preserve">Section XII (Risks and Limits) (institutional capacity gap as an access constraint: library, instructional-design, and information-technology stewardship are unevenly distributed across institutions, so the “modest, replicable” framing overstates for under-resourced schools).</w:t>
-      </w:r>
-    </w:p>
-  </w:footnote>
-  <w:footnote w:id="272">
-    <w:p>
-      <w:pPr>
-        <w:pStyle w:val="FootnoteText"/>
-      </w:pPr>
-      <w:r>
-        <w:rPr>
-          <w:rStyle w:val="FootnoteReference"/>
-        </w:rPr>
-        <w:footnoteRef/>
-      </w:r>
-      <w:r>
-        <w:t xml:space="preserve"> </w:t>
-      </w:r>
-      <w:r>
-        <w:rPr>
-          <w:i/>
-          <w:iCs/>
-        </w:rPr>
-        <w:t xml:space="preserve">See infra</w:t>
-      </w:r>
-      <w:r>
-        <w:t xml:space="preserve"> </w:t>
-      </w:r>
-      <w:r>
-        <w:t xml:space="preserve">Section XIV (Conclusion) (taking up whether the institution extends the adoption invitation).</w:t>
-      </w:r>
-    </w:p>
-  </w:footnote>
-  <w:footnote w:id="275">
-    <w:p>
-      <w:pPr>
-        <w:pStyle w:val="FootnoteText"/>
-      </w:pPr>
-      <w:r>
-        <w:rPr>
-          <w:rStyle w:val="FootnoteReference"/>
-        </w:rPr>
-        <w:footnoteRef/>
-      </w:r>
-      <w:r>
-        <w:t xml:space="preserve"> </w:t>
-      </w:r>
-      <w:r>
-        <w:rPr>
-          <w:i/>
-          <w:iCs/>
-        </w:rPr>
-        <w:t xml:space="preserve">See supra</w:t>
-      </w:r>
-      <w:r>
-        <w:t xml:space="preserve"> </w:t>
-      </w:r>
-      <w:r>
-        <w:t xml:space="preserve">Section I (Introduction: The Hidden Archive of the Law Professor) (the law professor’s archive of slides, readings, briefs, and packets dispersed across a flat folder structure that stored the material without connecting it).</w:t>
-      </w:r>
-    </w:p>
-  </w:footnote>
-  <w:footnote w:id="276">
-    <w:p>
-      <w:pPr>
-        <w:pStyle w:val="FootnoteText"/>
-      </w:pPr>
-      <w:r>
-        <w:rPr>
-          <w:rStyle w:val="FootnoteReference"/>
-        </w:rPr>
-        <w:footnoteRef/>
-      </w:r>
-      <w:r>
-        <w:t xml:space="preserve"> </w:t>
-      </w:r>
-      <w:r>
-        <w:rPr>
-          <w:i/>
-          <w:iCs/>
-        </w:rPr>
-        <w:t xml:space="preserve">See supra</w:t>
-      </w:r>
-      <w:r>
-        <w:t xml:space="preserve"> </w:t>
-      </w:r>
-      <w:r>
-        <w:t xml:space="preserve">Section X (Generalization Beyond Constitutional Law) (the contribution is the replicable method rather than the constitutional-law artifact, a method other doctrinal courses with comparable case-and-doctrine archives can adapt).</w:t>
-      </w:r>
-    </w:p>
-  </w:footnote>
-  <w:footnote w:id="278">
-    <w:p>
-      <w:pPr>
-        <w:pStyle w:val="FootnoteText"/>
-      </w:pPr>
-      <w:r>
-        <w:rPr>
-          <w:rStyle w:val="FootnoteReference"/>
-        </w:rPr>
-        <w:footnoteRef/>
-      </w:r>
-      <w:r>
-        <w:t xml:space="preserve"> </w:t>
-      </w:r>
-      <w:r>
-        <w:rPr>
-          <w:i/>
-          <w:iCs/>
-        </w:rPr>
-        <w:t xml:space="preserve">See supra</w:t>
-      </w:r>
-      <w:r>
-        <w:t xml:space="preserve"> </w:t>
-      </w:r>
-      <w:r>
-        <w:t xml:space="preserve">Section VII.B (One phase per tick: the rotation as the loop) (enumerating the six phases as Ingest, Lint, Enrich, Expand, Synthesize, and Verify and describing the one-phase-per-tick execution discipline);</w:t>
-      </w:r>
-      <w:r>
-        <w:t xml:space="preserve"> </w:t>
-      </w:r>
-      <w:r>
-        <w:rPr>
-          <w:i/>
-          <w:iCs/>
-        </w:rPr>
-        <w:t xml:space="preserve">see also supra</w:t>
-      </w:r>
-      <w:r>
-        <w:t xml:space="preserve"> </w:t>
-      </w:r>
-      <w:r>
-        <w:t xml:space="preserve">Sections VII.C (the forced-finding Verify pass) and VII.D (loop memory as durable record).</w:t>
-      </w:r>
-    </w:p>
-  </w:footnote>
-  <w:footnote w:id="279">
-    <w:p>
-      <w:pPr>
-        <w:pStyle w:val="FootnoteText"/>
-      </w:pPr>
-      <w:r>
-        <w:rPr>
-          <w:rStyle w:val="FootnoteReference"/>
-        </w:rPr>
-        <w:footnoteRef/>
-      </w:r>
-      <w:r>
-        <w:t xml:space="preserve"> </w:t>
-      </w:r>
-      <w:r>
-        <w:rPr>
-          <w:i/>
-          <w:iCs/>
-        </w:rPr>
-        <w:t xml:space="preserve">See supra</w:t>
-      </w:r>
-      <w:r>
-        <w:t xml:space="preserve"> </w:t>
-      </w:r>
-      <w:r>
-        <w:t xml:space="preserve">Section XI (Evaluation: What Would Count as Success) (the article declines to claim that students learned more because it did not run the controlled study that would license the claim).</w:t>
-      </w:r>
-    </w:p>
-  </w:footnote>
-  <w:footnote w:id="280">
-    <w:p>
-      <w:pPr>
-        <w:pStyle w:val="FootnoteText"/>
-      </w:pPr>
-      <w:r>
-        <w:rPr>
-          <w:rStyle w:val="FootnoteReference"/>
-        </w:rPr>
-        <w:footnoteRef/>
-      </w:r>
-      <w:r>
-        <w:t xml:space="preserve"> </w:t>
-      </w:r>
-      <w:r>
-        <w:rPr>
-          <w:i/>
-          <w:iCs/>
-        </w:rPr>
-        <w:t xml:space="preserve">See supra</w:t>
-      </w:r>
-      <w:r>
-        <w:t xml:space="preserve"> </w:t>
-      </w:r>
-      <w:r>
-        <w:t xml:space="preserve">Section X (Generalization Beyond Constitutional Law) (treating constitutional law as one well-suited base case rather than as proof that every doctrinal course transfers cleanly).</w:t>
-      </w:r>
-    </w:p>
-  </w:footnote>
-  <w:footnote w:id="281">
-    <w:p>
-      <w:pPr>
-        <w:pStyle w:val="FootnoteText"/>
-      </w:pPr>
-      <w:r>
-        <w:rPr>
-          <w:rStyle w:val="FootnoteReference"/>
-        </w:rPr>
-        <w:footnoteRef/>
-      </w:r>
-      <w:r>
-        <w:t xml:space="preserve"> </w:t>
-      </w:r>
-      <w:r>
-        <w:rPr>
-          <w:i/>
-          <w:iCs/>
-        </w:rPr>
-        <w:t xml:space="preserve">See supra</w:t>
-      </w:r>
-      <w:r>
-        <w:t xml:space="preserve"> </w:t>
-      </w:r>
-      <w:r>
-        <w:t xml:space="preserve">Section XII (Risks and Limits) (the case study is a reviewed static website whose risk surface sits at build-time professorial review rather than at runtime generation, not a chatbot).</w:t>
-      </w:r>
-    </w:p>
-  </w:footnote>
-  <w:footnote w:id="283">
-    <w:p>
-      <w:pPr>
-        <w:pStyle w:val="FootnoteText"/>
-      </w:pPr>
-      <w:r>
-        <w:rPr>
-          <w:rStyle w:val="FootnoteReference"/>
-        </w:rPr>
-        <w:footnoteRef/>
-      </w:r>
-      <w:r>
-        <w:t xml:space="preserve"> </w:t>
-      </w:r>
-      <w:r>
-        <w:rPr>
-          <w:i/>
-          <w:iCs/>
-        </w:rPr>
-        <w:t xml:space="preserve">See supra</w:t>
-      </w:r>
-      <w:r>
-        <w:t xml:space="preserve"> </w:t>
-      </w:r>
-      <w:r>
-        <w:t xml:space="preserve">Section XIII (Institutional Implications) (the method-first, opt-in adoption invitation, under which a faculty member adopts the typed schema, the verified-source discipline, the professorial gating, and the iterative loop rather than the constitutional-law artifact).</w:t>
+        <w:t xml:space="preserve">Section XI (Evaluation: What Would Count as Success) (the evaluation plan a second instance would apply to measure outcomes).</w:t>
       </w:r>
     </w:p>
   </w:footnote>
   <w:footnote w:id="284">
-    <w:p>
-      <w:pPr>
-        <w:pStyle w:val="FootnoteText"/>
-      </w:pPr>
-      <w:r>
-        <w:rPr>
-          <w:rStyle w:val="FootnoteReference"/>
-        </w:rPr>
-        <w:footnoteRef/>
-      </w:r>
-      <w:r>
-        <w:t xml:space="preserve"> </w:t>
-      </w:r>
-      <w:r>
-        <w:rPr>
-          <w:i/>
-          <w:iCs/>
-        </w:rPr>
-        <w:t xml:space="preserve">See supra</w:t>
-      </w:r>
-      <w:r>
-        <w:t xml:space="preserve"> </w:t>
-      </w:r>
-      <w:r>
-        <w:t xml:space="preserve">Section X (Generalization Beyond Constitutional Law) (the generalization claim a second instance would test);</w:t>
-      </w:r>
-      <w:r>
-        <w:t xml:space="preserve"> </w:t>
-      </w:r>
-      <w:r>
-        <w:rPr>
-          <w:i/>
-          <w:iCs/>
-        </w:rPr>
-        <w:t xml:space="preserve">see supra</w:t>
-      </w:r>
-      <w:r>
-        <w:t xml:space="preserve"> </w:t>
-      </w:r>
-      <w:r>
-        <w:t xml:space="preserve">Section XI (Evaluation: What Would Count as Success) (the evaluation plan a second instance would apply to measure outcomes).</w:t>
-      </w:r>
-    </w:p>
-  </w:footnote>
-  <w:footnote w:id="285">
     <w:p>
       <w:pPr>
         <w:pStyle w:val="FootnoteText"/>
